--- a/Documentacion_Heladeria_Conejito/Manual_de_Administrador_Heladeria_Conejito.docx
+++ b/Documentacion_Heladeria_Conejito/Manual_de_Administrador_Heladeria_Conejito.docx
@@ -15,6 +15,7 @@
           <w:lang w:val="es-PE"/>
         </w:rPr>
       </w:pPr>
+      <w:proofErr w:type="spellStart"/>
       <w:r>
         <w:rPr>
           <w:b/>
@@ -22,7 +23,17 @@
           <w:sz w:val="56"/>
           <w:lang w:val="es-PE"/>
         </w:rPr>
-        <w:t>Heladeria Conejito</w:t>
+        <w:t>Heladeria</w:t>
+      </w:r>
+      <w:proofErr w:type="spellEnd"/>
+      <w:r>
+        <w:rPr>
+          <w:b/>
+          <w:color w:val="0066CC"/>
+          <w:sz w:val="56"/>
+          <w:lang w:val="es-PE"/>
+        </w:rPr>
+        <w:t xml:space="preserve"> Conejito</w:t>
       </w:r>
     </w:p>
     <w:p>
@@ -64,6 +75,7 @@
           <w:lang w:val="es-PE"/>
         </w:rPr>
       </w:pPr>
+      <w:proofErr w:type="spellStart"/>
       <w:r>
         <w:rPr>
           <w:b/>
@@ -71,7 +83,37 @@
           <w:sz w:val="32"/>
           <w:lang w:val="es-PE"/>
         </w:rPr>
-        <w:t>Guia para la administracion del sistema</w:t>
+        <w:t>Guia</w:t>
+      </w:r>
+      <w:proofErr w:type="spellEnd"/>
+      <w:r>
+        <w:rPr>
+          <w:b/>
+          <w:color w:val="323232"/>
+          <w:sz w:val="32"/>
+          <w:lang w:val="es-PE"/>
+        </w:rPr>
+        <w:t xml:space="preserve"> para la </w:t>
+      </w:r>
+      <w:proofErr w:type="spellStart"/>
+      <w:r>
+        <w:rPr>
+          <w:b/>
+          <w:color w:val="323232"/>
+          <w:sz w:val="32"/>
+          <w:lang w:val="es-PE"/>
+        </w:rPr>
+        <w:t>administracion</w:t>
+      </w:r>
+      <w:proofErr w:type="spellEnd"/>
+      <w:r>
+        <w:rPr>
+          <w:b/>
+          <w:color w:val="323232"/>
+          <w:sz w:val="32"/>
+          <w:lang w:val="es-PE"/>
+        </w:rPr>
+        <w:t xml:space="preserve"> del sistema</w:t>
       </w:r>
     </w:p>
     <w:p>
@@ -99,26 +141,48 @@
         <w:tc>
           <w:tcPr>
             <w:tcW w:w="2160" w:type="dxa"/>
+            <w:tcBorders>
+              <w:top w:val="single" w:sz="4" w:space="0" w:color="auto"/>
+              <w:left w:val="single" w:sz="4" w:space="0" w:color="auto"/>
+              <w:bottom w:val="single" w:sz="4" w:space="0" w:color="auto"/>
+              <w:right w:val="single" w:sz="4" w:space="0" w:color="auto"/>
+            </w:tcBorders>
+            <w:hideMark/>
           </w:tcPr>
           <w:p>
+            <w:proofErr w:type="spellStart"/>
             <w:r>
               <w:rPr>
                 <w:b/>
               </w:rPr>
-              <w:t>Institucion:</w:t>
+              <w:t>Institucion</w:t>
+            </w:r>
+            <w:proofErr w:type="spellEnd"/>
+            <w:r>
+              <w:rPr>
+                <w:b/>
+              </w:rPr>
+              <w:t>:</w:t>
             </w:r>
           </w:p>
         </w:tc>
         <w:tc>
           <w:tcPr>
             <w:tcW w:w="5040" w:type="dxa"/>
+            <w:tcBorders>
+              <w:top w:val="single" w:sz="4" w:space="0" w:color="auto"/>
+              <w:left w:val="single" w:sz="4" w:space="0" w:color="auto"/>
+              <w:bottom w:val="single" w:sz="4" w:space="0" w:color="auto"/>
+              <w:right w:val="single" w:sz="4" w:space="0" w:color="auto"/>
+            </w:tcBorders>
+            <w:hideMark/>
           </w:tcPr>
           <w:p>
             <w:r>
               <w:rPr>
                 <w:color w:val="0066CC"/>
               </w:rPr>
-              <w:t>[Nombre de la institucion]</w:t>
+              <w:t>UNIVERSIDAD TECNOLÓGICA DEL PERÚ</w:t>
             </w:r>
           </w:p>
         </w:tc>
@@ -130,26 +194,54 @@
         <w:tc>
           <w:tcPr>
             <w:tcW w:w="2160" w:type="dxa"/>
+            <w:tcBorders>
+              <w:top w:val="single" w:sz="4" w:space="0" w:color="auto"/>
+              <w:left w:val="single" w:sz="4" w:space="0" w:color="auto"/>
+              <w:bottom w:val="single" w:sz="4" w:space="0" w:color="auto"/>
+              <w:right w:val="single" w:sz="4" w:space="0" w:color="auto"/>
+            </w:tcBorders>
+            <w:hideMark/>
           </w:tcPr>
           <w:p>
+            <w:proofErr w:type="spellStart"/>
             <w:r>
               <w:rPr>
                 <w:b/>
               </w:rPr>
-              <w:t>Curso:</w:t>
+              <w:t>Curso</w:t>
+            </w:r>
+            <w:proofErr w:type="spellEnd"/>
+            <w:r>
+              <w:rPr>
+                <w:b/>
+              </w:rPr>
+              <w:t>:</w:t>
             </w:r>
           </w:p>
         </w:tc>
         <w:tc>
           <w:tcPr>
             <w:tcW w:w="5040" w:type="dxa"/>
+            <w:tcBorders>
+              <w:top w:val="single" w:sz="4" w:space="0" w:color="auto"/>
+              <w:left w:val="single" w:sz="4" w:space="0" w:color="auto"/>
+              <w:bottom w:val="single" w:sz="4" w:space="0" w:color="auto"/>
+              <w:right w:val="single" w:sz="4" w:space="0" w:color="auto"/>
+            </w:tcBorders>
+            <w:hideMark/>
           </w:tcPr>
           <w:p>
+            <w:pPr>
+              <w:rPr>
+                <w:lang w:val="es-PE"/>
+              </w:rPr>
+            </w:pPr>
             <w:r>
               <w:rPr>
                 <w:color w:val="0066CC"/>
+                <w:lang w:val="es-PE"/>
               </w:rPr>
-              <w:t>[Nombre del curso]</w:t>
+              <w:t>Diseño de productos y servicios</w:t>
             </w:r>
           </w:p>
         </w:tc>
@@ -161,27 +253,71 @@
         <w:tc>
           <w:tcPr>
             <w:tcW w:w="2160" w:type="dxa"/>
+            <w:tcBorders>
+              <w:top w:val="single" w:sz="4" w:space="0" w:color="auto"/>
+              <w:left w:val="single" w:sz="4" w:space="0" w:color="auto"/>
+              <w:bottom w:val="single" w:sz="4" w:space="0" w:color="auto"/>
+              <w:right w:val="single" w:sz="4" w:space="0" w:color="auto"/>
+            </w:tcBorders>
+            <w:hideMark/>
           </w:tcPr>
           <w:p>
+            <w:proofErr w:type="spellStart"/>
             <w:r>
               <w:rPr>
                 <w:b/>
               </w:rPr>
-              <w:t>Docente:</w:t>
+              <w:t>Docente</w:t>
+            </w:r>
+            <w:proofErr w:type="spellEnd"/>
+            <w:r>
+              <w:rPr>
+                <w:b/>
+              </w:rPr>
+              <w:t>:</w:t>
             </w:r>
           </w:p>
         </w:tc>
         <w:tc>
           <w:tcPr>
             <w:tcW w:w="5040" w:type="dxa"/>
+            <w:tcBorders>
+              <w:top w:val="single" w:sz="4" w:space="0" w:color="auto"/>
+              <w:left w:val="single" w:sz="4" w:space="0" w:color="auto"/>
+              <w:bottom w:val="single" w:sz="4" w:space="0" w:color="auto"/>
+              <w:right w:val="single" w:sz="4" w:space="0" w:color="auto"/>
+            </w:tcBorders>
+            <w:hideMark/>
           </w:tcPr>
           <w:p>
             <w:r>
               <w:rPr>
                 <w:color w:val="0066CC"/>
               </w:rPr>
-              <w:t>[Nombre del docente]</w:t>
+              <w:t xml:space="preserve">Lino Martin </w:t>
             </w:r>
+            <w:proofErr w:type="spellStart"/>
+            <w:r>
+              <w:rPr>
+                <w:color w:val="0066CC"/>
+              </w:rPr>
+              <w:t>Quispe</w:t>
+            </w:r>
+            <w:proofErr w:type="spellEnd"/>
+            <w:r>
+              <w:rPr>
+                <w:color w:val="0066CC"/>
+              </w:rPr>
+              <w:t xml:space="preserve"> </w:t>
+            </w:r>
+            <w:proofErr w:type="spellStart"/>
+            <w:r>
+              <w:rPr>
+                <w:color w:val="0066CC"/>
+              </w:rPr>
+              <w:t>Tincopa</w:t>
+            </w:r>
+            <w:proofErr w:type="spellEnd"/>
           </w:p>
         </w:tc>
       </w:tr>
@@ -192,27 +328,151 @@
         <w:tc>
           <w:tcPr>
             <w:tcW w:w="2160" w:type="dxa"/>
+            <w:tcBorders>
+              <w:top w:val="single" w:sz="4" w:space="0" w:color="auto"/>
+              <w:left w:val="single" w:sz="4" w:space="0" w:color="auto"/>
+              <w:bottom w:val="single" w:sz="4" w:space="0" w:color="auto"/>
+              <w:right w:val="single" w:sz="4" w:space="0" w:color="auto"/>
+            </w:tcBorders>
+            <w:hideMark/>
           </w:tcPr>
           <w:p>
+            <w:proofErr w:type="spellStart"/>
             <w:r>
               <w:rPr>
                 <w:b/>
               </w:rPr>
-              <w:t>Integrantes:</w:t>
+              <w:t>Integrantes</w:t>
+            </w:r>
+            <w:proofErr w:type="spellEnd"/>
+            <w:r>
+              <w:rPr>
+                <w:b/>
+              </w:rPr>
+              <w:t>:</w:t>
             </w:r>
           </w:p>
         </w:tc>
         <w:tc>
           <w:tcPr>
             <w:tcW w:w="5040" w:type="dxa"/>
+            <w:tcBorders>
+              <w:top w:val="single" w:sz="4" w:space="0" w:color="auto"/>
+              <w:left w:val="single" w:sz="4" w:space="0" w:color="auto"/>
+              <w:bottom w:val="single" w:sz="4" w:space="0" w:color="auto"/>
+              <w:right w:val="single" w:sz="4" w:space="0" w:color="auto"/>
+            </w:tcBorders>
+            <w:hideMark/>
           </w:tcPr>
           <w:p>
+            <w:pPr>
+              <w:rPr>
+                <w:color w:val="0066CC"/>
+                <w:lang w:val="es-PE"/>
+              </w:rPr>
+            </w:pPr>
             <w:r>
               <w:rPr>
                 <w:color w:val="0066CC"/>
+                <w:lang w:val="es-PE"/>
               </w:rPr>
-              <w:t>[Nombres de los integrantes]</w:t>
+              <w:t xml:space="preserve">Cristofer </w:t>
             </w:r>
+            <w:proofErr w:type="spellStart"/>
+            <w:r>
+              <w:rPr>
+                <w:color w:val="0066CC"/>
+                <w:lang w:val="es-PE"/>
+              </w:rPr>
+              <w:t>Benjamin</w:t>
+            </w:r>
+            <w:proofErr w:type="spellEnd"/>
+            <w:r>
+              <w:rPr>
+                <w:color w:val="0066CC"/>
+                <w:lang w:val="es-PE"/>
+              </w:rPr>
+              <w:t xml:space="preserve"> Martinez Camargo</w:t>
+            </w:r>
+          </w:p>
+          <w:p>
+            <w:pPr>
+              <w:rPr>
+                <w:color w:val="0066CC"/>
+                <w:lang w:val="es-PE"/>
+              </w:rPr>
+            </w:pPr>
+            <w:r>
+              <w:rPr>
+                <w:color w:val="0066CC"/>
+                <w:lang w:val="es-PE"/>
+              </w:rPr>
+              <w:t xml:space="preserve">Matheus </w:t>
+            </w:r>
+            <w:proofErr w:type="spellStart"/>
+            <w:r>
+              <w:rPr>
+                <w:color w:val="0066CC"/>
+                <w:lang w:val="es-PE"/>
+              </w:rPr>
+              <w:t>Chavez</w:t>
+            </w:r>
+            <w:proofErr w:type="spellEnd"/>
+            <w:r>
+              <w:rPr>
+                <w:color w:val="0066CC"/>
+                <w:lang w:val="es-PE"/>
+              </w:rPr>
+              <w:t xml:space="preserve"> </w:t>
+            </w:r>
+            <w:proofErr w:type="spellStart"/>
+            <w:r>
+              <w:rPr>
+                <w:color w:val="0066CC"/>
+                <w:lang w:val="es-PE"/>
+              </w:rPr>
+              <w:t>Fernandez</w:t>
+            </w:r>
+            <w:proofErr w:type="spellEnd"/>
+          </w:p>
+          <w:p>
+            <w:pPr>
+              <w:rPr>
+                <w:lang w:val="es-PE"/>
+              </w:rPr>
+            </w:pPr>
+            <w:r>
+              <w:rPr>
+                <w:color w:val="0066CC"/>
+                <w:lang w:val="es-PE"/>
+              </w:rPr>
+              <w:t xml:space="preserve">Huayta </w:t>
+            </w:r>
+            <w:proofErr w:type="spellStart"/>
+            <w:r>
+              <w:rPr>
+                <w:color w:val="0066CC"/>
+                <w:lang w:val="es-PE"/>
+              </w:rPr>
+              <w:t>Cardenas</w:t>
+            </w:r>
+            <w:proofErr w:type="spellEnd"/>
+            <w:r>
+              <w:rPr>
+                <w:color w:val="0066CC"/>
+                <w:lang w:val="es-PE"/>
+              </w:rPr>
+              <w:t xml:space="preserve"> Christian </w:t>
+            </w:r>
+            <w:proofErr w:type="spellStart"/>
+            <w:r>
+              <w:rPr>
+                <w:color w:val="0066CC"/>
+                <w:lang w:val="es-PE"/>
+              </w:rPr>
+              <w:t>Ronaldiñho</w:t>
+            </w:r>
+            <w:proofErr w:type="spellEnd"/>
           </w:p>
         </w:tc>
       </w:tr>
@@ -223,19 +483,41 @@
         <w:tc>
           <w:tcPr>
             <w:tcW w:w="2160" w:type="dxa"/>
+            <w:tcBorders>
+              <w:top w:val="single" w:sz="4" w:space="0" w:color="auto"/>
+              <w:left w:val="single" w:sz="4" w:space="0" w:color="auto"/>
+              <w:bottom w:val="single" w:sz="4" w:space="0" w:color="auto"/>
+              <w:right w:val="single" w:sz="4" w:space="0" w:color="auto"/>
+            </w:tcBorders>
+            <w:hideMark/>
           </w:tcPr>
           <w:p>
+            <w:proofErr w:type="spellStart"/>
             <w:r>
               <w:rPr>
                 <w:b/>
               </w:rPr>
-              <w:t>Fecha:</w:t>
+              <w:t>Fecha</w:t>
+            </w:r>
+            <w:proofErr w:type="spellEnd"/>
+            <w:r>
+              <w:rPr>
+                <w:b/>
+              </w:rPr>
+              <w:t>:</w:t>
             </w:r>
           </w:p>
         </w:tc>
         <w:tc>
           <w:tcPr>
             <w:tcW w:w="5040" w:type="dxa"/>
+            <w:tcBorders>
+              <w:top w:val="single" w:sz="4" w:space="0" w:color="auto"/>
+              <w:left w:val="single" w:sz="4" w:space="0" w:color="auto"/>
+              <w:bottom w:val="single" w:sz="4" w:space="0" w:color="auto"/>
+              <w:right w:val="single" w:sz="4" w:space="0" w:color="auto"/>
+            </w:tcBorders>
+            <w:hideMark/>
           </w:tcPr>
           <w:p>
             <w:r>
@@ -254,6 +536,13 @@
         <w:tc>
           <w:tcPr>
             <w:tcW w:w="2160" w:type="dxa"/>
+            <w:tcBorders>
+              <w:top w:val="single" w:sz="4" w:space="0" w:color="auto"/>
+              <w:left w:val="single" w:sz="4" w:space="0" w:color="auto"/>
+              <w:bottom w:val="single" w:sz="4" w:space="0" w:color="auto"/>
+              <w:right w:val="single" w:sz="4" w:space="0" w:color="auto"/>
+            </w:tcBorders>
+            <w:hideMark/>
           </w:tcPr>
           <w:p>
             <w:r>
@@ -267,6 +556,13 @@
         <w:tc>
           <w:tcPr>
             <w:tcW w:w="5040" w:type="dxa"/>
+            <w:tcBorders>
+              <w:top w:val="single" w:sz="4" w:space="0" w:color="auto"/>
+              <w:left w:val="single" w:sz="4" w:space="0" w:color="auto"/>
+              <w:bottom w:val="single" w:sz="4" w:space="0" w:color="auto"/>
+              <w:right w:val="single" w:sz="4" w:space="0" w:color="auto"/>
+            </w:tcBorders>
+            <w:hideMark/>
           </w:tcPr>
           <w:p>
             <w:r>
@@ -289,6 +585,7 @@
         <w:pStyle w:val="Ttulo1"/>
       </w:pPr>
       <w:bookmarkStart w:id="0" w:name="_Toc234752948"/>
+      <w:proofErr w:type="spellStart"/>
       <w:r>
         <w:rPr>
           <w:rFonts w:ascii="Calibri" w:hAnsi="Calibri"/>
@@ -299,6 +596,7 @@
         <w:t>Indice</w:t>
       </w:r>
       <w:bookmarkEnd w:id="0"/>
+      <w:proofErr w:type="spellEnd"/>
     </w:p>
     <w:p>
       <w:pPr>
@@ -4612,6 +4910,7 @@
         </w:rPr>
       </w:pPr>
       <w:bookmarkStart w:id="1" w:name="_Toc234752949"/>
+      <w:proofErr w:type="spellStart"/>
       <w:r>
         <w:rPr>
           <w:rFonts w:ascii="Calibri" w:hAnsi="Calibri"/>
@@ -4623,6 +4922,7 @@
         <w:t>Introduccion</w:t>
       </w:r>
       <w:bookmarkEnd w:id="1"/>
+      <w:proofErr w:type="spellEnd"/>
     </w:p>
     <w:p>
       <w:pPr>
@@ -4652,13 +4952,35 @@
         <w:rPr>
           <w:lang w:val="es-PE"/>
         </w:rPr>
-        <w:t xml:space="preserve">El panel </w:t>
-      </w:r>
-      <w:r>
-        <w:rPr>
-          <w:lang w:val="es-PE"/>
-        </w:rPr>
-        <w:t>administrativo de Heladeria Conejito permite gestionar todos los aspectos del sistema: productos, pedidos, clientes, promociones, configuracion del negocio, contenido visual y reportes de ventas.</w:t>
+        <w:t xml:space="preserve">El panel administrativo de </w:t>
+      </w:r>
+      <w:proofErr w:type="spellStart"/>
+      <w:r>
+        <w:rPr>
+          <w:lang w:val="es-PE"/>
+        </w:rPr>
+        <w:t>Heladeria</w:t>
+      </w:r>
+      <w:proofErr w:type="spellEnd"/>
+      <w:r>
+        <w:rPr>
+          <w:lang w:val="es-PE"/>
+        </w:rPr>
+        <w:t xml:space="preserve"> Conejito permite gestionar todos los aspectos del sistema: productos, pedidos, clientes, promociones, </w:t>
+      </w:r>
+      <w:proofErr w:type="spellStart"/>
+      <w:r>
+        <w:rPr>
+          <w:lang w:val="es-PE"/>
+        </w:rPr>
+        <w:t>configuracion</w:t>
+      </w:r>
+      <w:proofErr w:type="spellEnd"/>
+      <w:r>
+        <w:rPr>
+          <w:lang w:val="es-PE"/>
+        </w:rPr>
+        <w:t xml:space="preserve"> del negocio, contenido visual y reportes de ventas.</w:t>
       </w:r>
     </w:p>
     <w:p>
@@ -4666,94 +4988,222 @@
         <w:pStyle w:val="Ttulo2"/>
       </w:pPr>
       <w:bookmarkStart w:id="3" w:name="_Toc234752951"/>
+      <w:proofErr w:type="spellStart"/>
       <w:r>
         <w:rPr>
           <w:rFonts w:ascii="Calibri" w:hAnsi="Calibri"/>
           <w:color w:val="004C99"/>
         </w:rPr>
-        <w:t>Responsabilidades del administrador</w:t>
-      </w:r>
-      <w:bookmarkEnd w:id="3"/>
-    </w:p>
-    <w:p>
-      <w:pPr>
-        <w:pStyle w:val="Listaconvietas"/>
-        <w:rPr>
-          <w:lang w:val="es-PE"/>
-        </w:rPr>
-      </w:pPr>
-      <w:r>
-        <w:rPr>
-          <w:lang w:val="es-PE"/>
-        </w:rPr>
-        <w:t xml:space="preserve">Mantener actualizado el </w:t>
-      </w:r>
-      <w:r>
-        <w:rPr>
-          <w:lang w:val="es-PE"/>
-        </w:rPr>
-        <w:t>catalogo de productos y precios.</w:t>
-      </w:r>
-    </w:p>
-    <w:p>
-      <w:pPr>
-        <w:pStyle w:val="Listaconvietas"/>
-        <w:rPr>
-          <w:lang w:val="es-PE"/>
-        </w:rPr>
-      </w:pPr>
-      <w:r>
-        <w:rPr>
-          <w:lang w:val="es-PE"/>
-        </w:rPr>
-        <w:t>Gestionar pedidos y actualizar sus estados.</w:t>
-      </w:r>
-    </w:p>
-    <w:p>
-      <w:pPr>
-        <w:pStyle w:val="Listaconvietas"/>
-      </w:pPr>
-      <w:r>
-        <w:t>Administrar cuentas de usuarios.</w:t>
-      </w:r>
-    </w:p>
-    <w:p>
-      <w:pPr>
-        <w:pStyle w:val="Listaconvietas"/>
-      </w:pPr>
-      <w:r>
-        <w:t>Crear y gestionar promociones.</w:t>
-      </w:r>
-    </w:p>
-    <w:p>
-      <w:pPr>
-        <w:pStyle w:val="Listaconvietas"/>
-      </w:pPr>
-      <w:r>
-        <w:t>Configurar informacion del negocio.</w:t>
-      </w:r>
-    </w:p>
-    <w:p>
-      <w:pPr>
-        <w:pStyle w:val="Listaconvietas"/>
-      </w:pPr>
-      <w:r>
-        <w:t>Revisar reportes y estadisticas.</w:t>
-      </w:r>
-    </w:p>
-    <w:p>
-      <w:pPr>
-        <w:pStyle w:val="Ttulo2"/>
-      </w:pPr>
-      <w:bookmarkStart w:id="4" w:name="_Toc234752952"/>
+        <w:t>Responsabilidades</w:t>
+      </w:r>
+      <w:proofErr w:type="spellEnd"/>
       <w:r>
         <w:rPr>
           <w:rFonts w:ascii="Calibri" w:hAnsi="Calibri"/>
           <w:color w:val="004C99"/>
         </w:rPr>
-        <w:t>Recomendaciones de seguridad</w:t>
+        <w:t xml:space="preserve"> del </w:t>
+      </w:r>
+      <w:proofErr w:type="spellStart"/>
+      <w:r>
+        <w:rPr>
+          <w:rFonts w:ascii="Calibri" w:hAnsi="Calibri"/>
+          <w:color w:val="004C99"/>
+        </w:rPr>
+        <w:t>administrador</w:t>
+      </w:r>
+      <w:bookmarkEnd w:id="3"/>
+      <w:proofErr w:type="spellEnd"/>
+    </w:p>
+    <w:p>
+      <w:pPr>
+        <w:pStyle w:val="Listaconvietas"/>
+        <w:rPr>
+          <w:lang w:val="es-PE"/>
+        </w:rPr>
+      </w:pPr>
+      <w:r>
+        <w:rPr>
+          <w:lang w:val="es-PE"/>
+        </w:rPr>
+        <w:t xml:space="preserve">Mantener actualizado el </w:t>
+      </w:r>
+      <w:proofErr w:type="spellStart"/>
+      <w:r>
+        <w:rPr>
+          <w:lang w:val="es-PE"/>
+        </w:rPr>
+        <w:t>catalogo</w:t>
+      </w:r>
+      <w:proofErr w:type="spellEnd"/>
+      <w:r>
+        <w:rPr>
+          <w:lang w:val="es-PE"/>
+        </w:rPr>
+        <w:t xml:space="preserve"> de productos y precios.</w:t>
+      </w:r>
+    </w:p>
+    <w:p>
+      <w:pPr>
+        <w:pStyle w:val="Listaconvietas"/>
+        <w:rPr>
+          <w:lang w:val="es-PE"/>
+        </w:rPr>
+      </w:pPr>
+      <w:r>
+        <w:rPr>
+          <w:lang w:val="es-PE"/>
+        </w:rPr>
+        <w:t>Gestionar pedidos y actualizar sus estados.</w:t>
+      </w:r>
+    </w:p>
+    <w:p>
+      <w:pPr>
+        <w:pStyle w:val="Listaconvietas"/>
+      </w:pPr>
+      <w:proofErr w:type="spellStart"/>
+      <w:r>
+        <w:t>Administrar</w:t>
+      </w:r>
+      <w:proofErr w:type="spellEnd"/>
+      <w:r>
+        <w:t xml:space="preserve"> </w:t>
+      </w:r>
+      <w:proofErr w:type="spellStart"/>
+      <w:r>
+        <w:t>cuentas</w:t>
+      </w:r>
+      <w:proofErr w:type="spellEnd"/>
+      <w:r>
+        <w:t xml:space="preserve"> de </w:t>
+      </w:r>
+      <w:proofErr w:type="spellStart"/>
+      <w:r>
+        <w:t>usuarios</w:t>
+      </w:r>
+      <w:proofErr w:type="spellEnd"/>
+      <w:r>
+        <w:t>.</w:t>
+      </w:r>
+    </w:p>
+    <w:p>
+      <w:pPr>
+        <w:pStyle w:val="Listaconvietas"/>
+      </w:pPr>
+      <w:proofErr w:type="spellStart"/>
+      <w:r>
+        <w:t>Crear</w:t>
+      </w:r>
+      <w:proofErr w:type="spellEnd"/>
+      <w:r>
+        <w:t xml:space="preserve"> y </w:t>
+      </w:r>
+      <w:proofErr w:type="spellStart"/>
+      <w:r>
+        <w:t>gestionar</w:t>
+      </w:r>
+      <w:proofErr w:type="spellEnd"/>
+      <w:r>
+        <w:t xml:space="preserve"> </w:t>
+      </w:r>
+      <w:proofErr w:type="spellStart"/>
+      <w:r>
+        <w:t>promociones</w:t>
+      </w:r>
+      <w:proofErr w:type="spellEnd"/>
+      <w:r>
+        <w:t>.</w:t>
+      </w:r>
+    </w:p>
+    <w:p>
+      <w:pPr>
+        <w:pStyle w:val="Listaconvietas"/>
+      </w:pPr>
+      <w:proofErr w:type="spellStart"/>
+      <w:r>
+        <w:t>Configurar</w:t>
+      </w:r>
+      <w:proofErr w:type="spellEnd"/>
+      <w:r>
+        <w:t xml:space="preserve"> </w:t>
+      </w:r>
+      <w:proofErr w:type="spellStart"/>
+      <w:r>
+        <w:t>informacion</w:t>
+      </w:r>
+      <w:proofErr w:type="spellEnd"/>
+      <w:r>
+        <w:t xml:space="preserve"> del </w:t>
+      </w:r>
+      <w:proofErr w:type="spellStart"/>
+      <w:r>
+        <w:t>negocio</w:t>
+      </w:r>
+      <w:proofErr w:type="spellEnd"/>
+      <w:r>
+        <w:t>.</w:t>
+      </w:r>
+    </w:p>
+    <w:p>
+      <w:pPr>
+        <w:pStyle w:val="Listaconvietas"/>
+      </w:pPr>
+      <w:proofErr w:type="spellStart"/>
+      <w:r>
+        <w:t>Revisar</w:t>
+      </w:r>
+      <w:proofErr w:type="spellEnd"/>
+      <w:r>
+        <w:t xml:space="preserve"> </w:t>
+      </w:r>
+      <w:proofErr w:type="spellStart"/>
+      <w:r>
+        <w:t>reportes</w:t>
+      </w:r>
+      <w:proofErr w:type="spellEnd"/>
+      <w:r>
+        <w:t xml:space="preserve"> y </w:t>
+      </w:r>
+      <w:proofErr w:type="spellStart"/>
+      <w:r>
+        <w:t>estadisticas</w:t>
+      </w:r>
+      <w:proofErr w:type="spellEnd"/>
+      <w:r>
+        <w:t>.</w:t>
+      </w:r>
+    </w:p>
+    <w:p>
+      <w:pPr>
+        <w:pStyle w:val="Ttulo2"/>
+      </w:pPr>
+      <w:bookmarkStart w:id="4" w:name="_Toc234752952"/>
+      <w:proofErr w:type="spellStart"/>
+      <w:r>
+        <w:rPr>
+          <w:rFonts w:ascii="Calibri" w:hAnsi="Calibri"/>
+          <w:color w:val="004C99"/>
+        </w:rPr>
+        <w:t>Recomendaciones</w:t>
+      </w:r>
+      <w:proofErr w:type="spellEnd"/>
+      <w:r>
+        <w:rPr>
+          <w:rFonts w:ascii="Calibri" w:hAnsi="Calibri"/>
+          <w:color w:val="004C99"/>
+        </w:rPr>
+        <w:t xml:space="preserve"> de </w:t>
+      </w:r>
+      <w:proofErr w:type="spellStart"/>
+      <w:r>
+        <w:rPr>
+          <w:rFonts w:ascii="Calibri" w:hAnsi="Calibri"/>
+          <w:color w:val="004C99"/>
+        </w:rPr>
+        <w:t>seguridad</w:t>
       </w:r>
       <w:bookmarkEnd w:id="4"/>
+      <w:proofErr w:type="spellEnd"/>
     </w:p>
     <w:p>
       <w:pPr>
@@ -4766,21 +5216,50 @@
         <w:rPr>
           <w:lang w:val="es-PE"/>
         </w:rPr>
-        <w:t xml:space="preserve">No </w:t>
-      </w:r>
-      <w:r>
-        <w:rPr>
-          <w:lang w:val="es-PE"/>
-        </w:rPr>
-        <w:t>comparta su contrasena con nadie.</w:t>
+        <w:t xml:space="preserve">No comparta su </w:t>
+      </w:r>
+      <w:proofErr w:type="spellStart"/>
+      <w:r>
+        <w:rPr>
+          <w:lang w:val="es-PE"/>
+        </w:rPr>
+        <w:t>contrasena</w:t>
+      </w:r>
+      <w:proofErr w:type="spellEnd"/>
+      <w:r>
+        <w:rPr>
+          <w:lang w:val="es-PE"/>
+        </w:rPr>
+        <w:t xml:space="preserve"> con nadie.</w:t>
       </w:r>
     </w:p>
     <w:p>
       <w:pPr>
         <w:pStyle w:val="Listaconvietas"/>
       </w:pPr>
-      <w:r>
-        <w:t>Cierre sesion al terminar.</w:t>
+      <w:proofErr w:type="spellStart"/>
+      <w:r>
+        <w:t>Cierre</w:t>
+      </w:r>
+      <w:proofErr w:type="spellEnd"/>
+      <w:r>
+        <w:t xml:space="preserve"> </w:t>
+      </w:r>
+      <w:proofErr w:type="spellStart"/>
+      <w:r>
+        <w:t>sesion</w:t>
+      </w:r>
+      <w:proofErr w:type="spellEnd"/>
+      <w:r>
+        <w:t xml:space="preserve"> al </w:t>
+      </w:r>
+      <w:proofErr w:type="spellStart"/>
+      <w:r>
+        <w:t>terminar</w:t>
+      </w:r>
+      <w:proofErr w:type="spellEnd"/>
+      <w:r>
+        <w:t>.</w:t>
       </w:r>
     </w:p>
     <w:p>
@@ -4794,7 +5273,21 @@
         <w:rPr>
           <w:lang w:val="es-PE"/>
         </w:rPr>
-        <w:t>Use contrasenas seguras (min. 8 caracteres).</w:t>
+        <w:t xml:space="preserve">Use </w:t>
+      </w:r>
+      <w:proofErr w:type="spellStart"/>
+      <w:r>
+        <w:rPr>
+          <w:lang w:val="es-PE"/>
+        </w:rPr>
+        <w:t>contrasenas</w:t>
+      </w:r>
+      <w:proofErr w:type="spellEnd"/>
+      <w:r>
+        <w:rPr>
+          <w:lang w:val="es-PE"/>
+        </w:rPr>
+        <w:t xml:space="preserve"> seguras (min. 8 caracteres).</w:t>
       </w:r>
     </w:p>
     <w:p>
@@ -4808,7 +5301,21 @@
         <w:rPr>
           <w:lang w:val="es-PE"/>
         </w:rPr>
-        <w:t>No use el panel en computadoras publicas.</w:t>
+        <w:t xml:space="preserve">No use el panel en computadoras </w:t>
+      </w:r>
+      <w:proofErr w:type="spellStart"/>
+      <w:r>
+        <w:rPr>
+          <w:lang w:val="es-PE"/>
+        </w:rPr>
+        <w:t>publicas</w:t>
+      </w:r>
+      <w:proofErr w:type="spellEnd"/>
+      <w:r>
+        <w:rPr>
+          <w:lang w:val="es-PE"/>
+        </w:rPr>
+        <w:t>.</w:t>
       </w:r>
     </w:p>
     <w:p>
@@ -4858,9 +5365,19 @@
           <w:color w:val="004C99"/>
           <w:lang w:val="es-PE"/>
         </w:rPr>
-        <w:t>Inicio de sesion</w:t>
+        <w:t xml:space="preserve">Inicio de </w:t>
+      </w:r>
+      <w:proofErr w:type="spellStart"/>
+      <w:r>
+        <w:rPr>
+          <w:rFonts w:ascii="Calibri" w:hAnsi="Calibri"/>
+          <w:color w:val="004C99"/>
+          <w:lang w:val="es-PE"/>
+        </w:rPr>
+        <w:t>sesion</w:t>
       </w:r>
       <w:bookmarkEnd w:id="6"/>
+      <w:proofErr w:type="spellEnd"/>
     </w:p>
     <w:p>
       <w:pPr>
@@ -4887,11 +5404,19 @@
         </w:rPr>
         <w:t xml:space="preserve">2. Haga clic en "Iniciar </w:t>
       </w:r>
-      <w:r>
-        <w:rPr>
-          <w:lang w:val="es-PE"/>
-        </w:rPr>
-        <w:t>sesion".</w:t>
+      <w:proofErr w:type="spellStart"/>
+      <w:r>
+        <w:rPr>
+          <w:lang w:val="es-PE"/>
+        </w:rPr>
+        <w:t>sesion</w:t>
+      </w:r>
+      <w:proofErr w:type="spellEnd"/>
+      <w:r>
+        <w:rPr>
+          <w:lang w:val="es-PE"/>
+        </w:rPr>
+        <w:t>".</w:t>
       </w:r>
     </w:p>
     <w:p>
@@ -4917,7 +5442,21 @@
         <w:rPr>
           <w:lang w:val="es-PE"/>
         </w:rPr>
-        <w:t>4. Haga clic en "Iniciar sesion".</w:t>
+        <w:t xml:space="preserve">4. Haga clic en "Iniciar </w:t>
+      </w:r>
+      <w:proofErr w:type="spellStart"/>
+      <w:r>
+        <w:rPr>
+          <w:lang w:val="es-PE"/>
+        </w:rPr>
+        <w:t>sesion</w:t>
+      </w:r>
+      <w:proofErr w:type="spellEnd"/>
+      <w:r>
+        <w:rPr>
+          <w:lang w:val="es-PE"/>
+        </w:rPr>
+        <w:t>".</w:t>
       </w:r>
     </w:p>
     <w:p>
@@ -4940,7 +5479,27 @@
           <w:sz w:val="20"/>
           <w:lang w:val="es-PE"/>
         </w:rPr>
-        <w:t>[Insertar captura de: Inicio de sesion como administrador]</w:t>
+        <w:t xml:space="preserve">[Insertar captura de: Inicio de </w:t>
+      </w:r>
+      <w:proofErr w:type="spellStart"/>
+      <w:r>
+        <w:rPr>
+          <w:i/>
+          <w:color w:val="646464"/>
+          <w:sz w:val="20"/>
+          <w:lang w:val="es-PE"/>
+        </w:rPr>
+        <w:t>sesion</w:t>
+      </w:r>
+      <w:proofErr w:type="spellEnd"/>
+      <w:r>
+        <w:rPr>
+          <w:i/>
+          <w:color w:val="646464"/>
+          <w:sz w:val="20"/>
+          <w:lang w:val="es-PE"/>
+        </w:rPr>
+        <w:t xml:space="preserve"> como administrador]</w:t>
       </w:r>
     </w:p>
     <w:p>
@@ -4957,7 +5516,27 @@
           <w:sz w:val="18"/>
           <w:lang w:val="es-PE"/>
         </w:rPr>
-        <w:t>Figura 1. Inicio de sesion del administrador</w:t>
+        <w:t xml:space="preserve">Figura 1. Inicio de </w:t>
+      </w:r>
+      <w:proofErr w:type="spellStart"/>
+      <w:r>
+        <w:rPr>
+          <w:i/>
+          <w:color w:val="505050"/>
+          <w:sz w:val="18"/>
+          <w:lang w:val="es-PE"/>
+        </w:rPr>
+        <w:t>sesion</w:t>
+      </w:r>
+      <w:proofErr w:type="spellEnd"/>
+      <w:r>
+        <w:rPr>
+          <w:i/>
+          <w:color w:val="505050"/>
+          <w:sz w:val="18"/>
+          <w:lang w:val="es-PE"/>
+        </w:rPr>
+        <w:t xml:space="preserve"> del administrador</w:t>
       </w:r>
     </w:p>
     <w:p>
@@ -4968,64 +5547,37 @@
         </w:rPr>
       </w:pPr>
       <w:bookmarkStart w:id="7" w:name="_Toc234752955"/>
+      <w:proofErr w:type="spellStart"/>
       <w:r>
         <w:rPr>
           <w:rFonts w:ascii="Calibri" w:hAnsi="Calibri"/>
           <w:color w:val="004C99"/>
           <w:lang w:val="es-PE"/>
         </w:rPr>
-        <w:t>Validacion de rol</w:t>
-      </w:r>
-      <w:bookmarkEnd w:id="7"/>
-    </w:p>
-    <w:p>
-      <w:pPr>
-        <w:rPr>
-          <w:lang w:val="es-PE"/>
-        </w:rPr>
-      </w:pPr>
-      <w:r>
-        <w:rPr>
-          <w:lang w:val="es-PE"/>
-        </w:rPr>
-        <w:t>El sistema verifica el rol. Los usuarios ADMIN so</w:t>
-      </w:r>
-      <w:r>
-        <w:rPr>
-          <w:lang w:val="es-PE"/>
-        </w:rPr>
-        <w:t>n redirigidos al panel. Los clientes no tienen acceso a rutas administrativas.</w:t>
-      </w:r>
-    </w:p>
-    <w:p>
-      <w:pPr>
-        <w:pStyle w:val="Ttulo2"/>
-        <w:rPr>
-          <w:lang w:val="es-PE"/>
-        </w:rPr>
-      </w:pPr>
-      <w:bookmarkStart w:id="8" w:name="_Toc234752956"/>
+        <w:t>Validacion</w:t>
+      </w:r>
+      <w:proofErr w:type="spellEnd"/>
       <w:r>
         <w:rPr>
           <w:rFonts w:ascii="Calibri" w:hAnsi="Calibri"/>
           <w:color w:val="004C99"/>
           <w:lang w:val="es-PE"/>
         </w:rPr>
-        <w:t>Redireccion al panel</w:t>
-      </w:r>
-      <w:bookmarkEnd w:id="8"/>
-    </w:p>
-    <w:p>
-      <w:pPr>
-        <w:rPr>
-          <w:lang w:val="es-PE"/>
-        </w:rPr>
-      </w:pPr>
-      <w:r>
-        <w:rPr>
-          <w:lang w:val="es-PE"/>
-        </w:rPr>
-        <w:t>Al iniciar sesion como ADMIN, sera redirigido automaticamente a /admin (dashboard).</w:t>
+        <w:t xml:space="preserve"> de rol</w:t>
+      </w:r>
+      <w:bookmarkEnd w:id="7"/>
+    </w:p>
+    <w:p>
+      <w:pPr>
+        <w:rPr>
+          <w:lang w:val="es-PE"/>
+        </w:rPr>
+      </w:pPr>
+      <w:r>
+        <w:rPr>
+          <w:lang w:val="es-PE"/>
+        </w:rPr>
+        <w:t>El sistema verifica el rol. Los usuarios ADMIN son redirigidos al panel. Los clientes no tienen acceso a rutas administrativas.</w:t>
       </w:r>
     </w:p>
     <w:p>
@@ -5035,63 +5587,206 @@
           <w:lang w:val="es-PE"/>
         </w:rPr>
       </w:pPr>
-      <w:bookmarkStart w:id="9" w:name="_Toc234752957"/>
+      <w:bookmarkStart w:id="8" w:name="_Toc234752956"/>
+      <w:proofErr w:type="spellStart"/>
       <w:r>
         <w:rPr>
           <w:rFonts w:ascii="Calibri" w:hAnsi="Calibri"/>
           <w:color w:val="004C99"/>
           <w:lang w:val="es-PE"/>
         </w:rPr>
-        <w:t>Cierre de sesion</w:t>
-      </w:r>
-      <w:bookmarkEnd w:id="9"/>
-    </w:p>
-    <w:p>
-      <w:pPr>
-        <w:rPr>
-          <w:lang w:val="es-PE"/>
-        </w:rPr>
-      </w:pPr>
-      <w:r>
-        <w:rPr>
-          <w:lang w:val="es-PE"/>
-        </w:rPr>
-        <w:t>1. Haga clic en su nombre en la barra de navegacion.</w:t>
-      </w:r>
-    </w:p>
-    <w:p>
-      <w:pPr>
-        <w:rPr>
-          <w:lang w:val="es-PE"/>
-        </w:rPr>
-      </w:pPr>
-      <w:r>
-        <w:rPr>
-          <w:lang w:val="es-PE"/>
-        </w:rPr>
-        <w:t>2.</w:t>
-      </w:r>
-      <w:r>
-        <w:rPr>
-          <w:lang w:val="es-PE"/>
-        </w:rPr>
-        <w:t xml:space="preserve"> Seleccione "Cerrar sesion".</w:t>
-      </w:r>
-    </w:p>
-    <w:p>
-      <w:pPr>
-        <w:pStyle w:val="Ttulo2"/>
-        <w:rPr>
-          <w:lang w:val="es-PE"/>
-        </w:rPr>
-      </w:pPr>
-      <w:bookmarkStart w:id="10" w:name="_Toc234752958"/>
+        <w:t>Redireccion</w:t>
+      </w:r>
+      <w:proofErr w:type="spellEnd"/>
       <w:r>
         <w:rPr>
           <w:rFonts w:ascii="Calibri" w:hAnsi="Calibri"/>
           <w:color w:val="004C99"/>
           <w:lang w:val="es-PE"/>
         </w:rPr>
+        <w:t xml:space="preserve"> al panel</w:t>
+      </w:r>
+      <w:bookmarkEnd w:id="8"/>
+    </w:p>
+    <w:p>
+      <w:pPr>
+        <w:rPr>
+          <w:lang w:val="es-PE"/>
+        </w:rPr>
+      </w:pPr>
+      <w:r>
+        <w:rPr>
+          <w:lang w:val="es-PE"/>
+        </w:rPr>
+        <w:t xml:space="preserve">Al iniciar </w:t>
+      </w:r>
+      <w:proofErr w:type="spellStart"/>
+      <w:r>
+        <w:rPr>
+          <w:lang w:val="es-PE"/>
+        </w:rPr>
+        <w:t>sesion</w:t>
+      </w:r>
+      <w:proofErr w:type="spellEnd"/>
+      <w:r>
+        <w:rPr>
+          <w:lang w:val="es-PE"/>
+        </w:rPr>
+        <w:t xml:space="preserve"> como ADMIN, </w:t>
+      </w:r>
+      <w:proofErr w:type="spellStart"/>
+      <w:r>
+        <w:rPr>
+          <w:lang w:val="es-PE"/>
+        </w:rPr>
+        <w:t>sera</w:t>
+      </w:r>
+      <w:proofErr w:type="spellEnd"/>
+      <w:r>
+        <w:rPr>
+          <w:lang w:val="es-PE"/>
+        </w:rPr>
+        <w:t xml:space="preserve"> redirigido </w:t>
+      </w:r>
+      <w:proofErr w:type="spellStart"/>
+      <w:r>
+        <w:rPr>
+          <w:lang w:val="es-PE"/>
+        </w:rPr>
+        <w:t>automaticamente</w:t>
+      </w:r>
+      <w:proofErr w:type="spellEnd"/>
+      <w:r>
+        <w:rPr>
+          <w:lang w:val="es-PE"/>
+        </w:rPr>
+        <w:t xml:space="preserve"> a /</w:t>
+      </w:r>
+      <w:proofErr w:type="spellStart"/>
+      <w:r>
+        <w:rPr>
+          <w:lang w:val="es-PE"/>
+        </w:rPr>
+        <w:t>admin</w:t>
+      </w:r>
+      <w:proofErr w:type="spellEnd"/>
+      <w:r>
+        <w:rPr>
+          <w:lang w:val="es-PE"/>
+        </w:rPr>
+        <w:t xml:space="preserve"> (</w:t>
+      </w:r>
+      <w:proofErr w:type="spellStart"/>
+      <w:r>
+        <w:rPr>
+          <w:lang w:val="es-PE"/>
+        </w:rPr>
+        <w:t>dashboard</w:t>
+      </w:r>
+      <w:proofErr w:type="spellEnd"/>
+      <w:r>
+        <w:rPr>
+          <w:lang w:val="es-PE"/>
+        </w:rPr>
+        <w:t>).</w:t>
+      </w:r>
+    </w:p>
+    <w:p>
+      <w:pPr>
+        <w:pStyle w:val="Ttulo2"/>
+        <w:rPr>
+          <w:lang w:val="es-PE"/>
+        </w:rPr>
+      </w:pPr>
+      <w:bookmarkStart w:id="9" w:name="_Toc234752957"/>
+      <w:r>
+        <w:rPr>
+          <w:rFonts w:ascii="Calibri" w:hAnsi="Calibri"/>
+          <w:color w:val="004C99"/>
+          <w:lang w:val="es-PE"/>
+        </w:rPr>
+        <w:t xml:space="preserve">Cierre de </w:t>
+      </w:r>
+      <w:proofErr w:type="spellStart"/>
+      <w:r>
+        <w:rPr>
+          <w:rFonts w:ascii="Calibri" w:hAnsi="Calibri"/>
+          <w:color w:val="004C99"/>
+          <w:lang w:val="es-PE"/>
+        </w:rPr>
+        <w:t>sesion</w:t>
+      </w:r>
+      <w:bookmarkEnd w:id="9"/>
+      <w:proofErr w:type="spellEnd"/>
+    </w:p>
+    <w:p>
+      <w:pPr>
+        <w:rPr>
+          <w:lang w:val="es-PE"/>
+        </w:rPr>
+      </w:pPr>
+      <w:r>
+        <w:rPr>
+          <w:lang w:val="es-PE"/>
+        </w:rPr>
+        <w:t xml:space="preserve">1. Haga clic en su nombre en la barra de </w:t>
+      </w:r>
+      <w:proofErr w:type="spellStart"/>
+      <w:r>
+        <w:rPr>
+          <w:lang w:val="es-PE"/>
+        </w:rPr>
+        <w:t>navegacion</w:t>
+      </w:r>
+      <w:proofErr w:type="spellEnd"/>
+      <w:r>
+        <w:rPr>
+          <w:lang w:val="es-PE"/>
+        </w:rPr>
+        <w:t>.</w:t>
+      </w:r>
+    </w:p>
+    <w:p>
+      <w:pPr>
+        <w:rPr>
+          <w:lang w:val="es-PE"/>
+        </w:rPr>
+      </w:pPr>
+      <w:r>
+        <w:rPr>
+          <w:lang w:val="es-PE"/>
+        </w:rPr>
+        <w:t xml:space="preserve">2. Seleccione "Cerrar </w:t>
+      </w:r>
+      <w:proofErr w:type="spellStart"/>
+      <w:r>
+        <w:rPr>
+          <w:lang w:val="es-PE"/>
+        </w:rPr>
+        <w:t>sesion</w:t>
+      </w:r>
+      <w:proofErr w:type="spellEnd"/>
+      <w:r>
+        <w:rPr>
+          <w:lang w:val="es-PE"/>
+        </w:rPr>
+        <w:t>".</w:t>
+      </w:r>
+    </w:p>
+    <w:p>
+      <w:pPr>
+        <w:pStyle w:val="Ttulo2"/>
+        <w:rPr>
+          <w:lang w:val="es-PE"/>
+        </w:rPr>
+      </w:pPr>
+      <w:bookmarkStart w:id="10" w:name="_Toc234752958"/>
+      <w:r>
+        <w:rPr>
+          <w:rFonts w:ascii="Calibri" w:hAnsi="Calibri"/>
+          <w:color w:val="004C99"/>
+          <w:lang w:val="es-PE"/>
+        </w:rPr>
         <w:t>Restricciones de acceso</w:t>
       </w:r>
       <w:bookmarkEnd w:id="10"/>
@@ -5106,7 +5801,35 @@
         <w:rPr>
           <w:lang w:val="es-PE"/>
         </w:rPr>
-        <w:t>Las rutas /admin/* estan protegidas y solo son accesibles para usuarios con rol ADMIN.</w:t>
+        <w:t>Las rutas /</w:t>
+      </w:r>
+      <w:proofErr w:type="spellStart"/>
+      <w:r>
+        <w:rPr>
+          <w:lang w:val="es-PE"/>
+        </w:rPr>
+        <w:t>admin</w:t>
+      </w:r>
+      <w:proofErr w:type="spellEnd"/>
+      <w:r>
+        <w:rPr>
+          <w:lang w:val="es-PE"/>
+        </w:rPr>
+        <w:t xml:space="preserve">/* </w:t>
+      </w:r>
+      <w:proofErr w:type="spellStart"/>
+      <w:r>
+        <w:rPr>
+          <w:lang w:val="es-PE"/>
+        </w:rPr>
+        <w:t>estan</w:t>
+      </w:r>
+      <w:proofErr w:type="spellEnd"/>
+      <w:r>
+        <w:rPr>
+          <w:lang w:val="es-PE"/>
+        </w:rPr>
+        <w:t xml:space="preserve"> protegidas y solo son accesibles para usuarios con rol ADMIN.</w:t>
       </w:r>
     </w:p>
     <w:p>
@@ -5138,7 +5861,27 @@
           <w:lang w:val="es-PE"/>
         </w:rPr>
         <w:lastRenderedPageBreak/>
-        <w:t>Panel principal (Dashboard)</w:t>
+        <w:t>Panel principal (</w:t>
+      </w:r>
+      <w:proofErr w:type="spellStart"/>
+      <w:r>
+        <w:rPr>
+          <w:rFonts w:ascii="Calibri" w:hAnsi="Calibri"/>
+          <w:color w:val="003366"/>
+          <w:sz w:val="32"/>
+          <w:lang w:val="es-PE"/>
+        </w:rPr>
+        <w:t>Dashboard</w:t>
+      </w:r>
+      <w:proofErr w:type="spellEnd"/>
+      <w:r>
+        <w:rPr>
+          <w:rFonts w:ascii="Calibri" w:hAnsi="Calibri"/>
+          <w:color w:val="003366"/>
+          <w:sz w:val="32"/>
+          <w:lang w:val="es-PE"/>
+        </w:rPr>
+        <w:t>)</w:t>
       </w:r>
       <w:bookmarkEnd w:id="11"/>
     </w:p>
@@ -5162,7 +5905,27 @@
           <w:sz w:val="20"/>
           <w:lang w:val="es-PE"/>
         </w:rPr>
-        <w:t>[Insertar captura de: Dashboard administrativo]</w:t>
+        <w:t xml:space="preserve">[Insertar captura de: </w:t>
+      </w:r>
+      <w:proofErr w:type="spellStart"/>
+      <w:r>
+        <w:rPr>
+          <w:i/>
+          <w:color w:val="646464"/>
+          <w:sz w:val="20"/>
+          <w:lang w:val="es-PE"/>
+        </w:rPr>
+        <w:t>Dashboard</w:t>
+      </w:r>
+      <w:proofErr w:type="spellEnd"/>
+      <w:r>
+        <w:rPr>
+          <w:i/>
+          <w:color w:val="646464"/>
+          <w:sz w:val="20"/>
+          <w:lang w:val="es-PE"/>
+        </w:rPr>
+        <w:t xml:space="preserve"> administrativo]</w:t>
       </w:r>
     </w:p>
     <w:p>
@@ -5179,7 +5942,27 @@
           <w:sz w:val="18"/>
           <w:lang w:val="es-PE"/>
         </w:rPr>
-        <w:t>Figura 2. Dashboard principal</w:t>
+        <w:t xml:space="preserve">Figura 2. </w:t>
+      </w:r>
+      <w:proofErr w:type="spellStart"/>
+      <w:r>
+        <w:rPr>
+          <w:i/>
+          <w:color w:val="505050"/>
+          <w:sz w:val="18"/>
+          <w:lang w:val="es-PE"/>
+        </w:rPr>
+        <w:t>Dashboard</w:t>
+      </w:r>
+      <w:proofErr w:type="spellEnd"/>
+      <w:r>
+        <w:rPr>
+          <w:i/>
+          <w:color w:val="505050"/>
+          <w:sz w:val="18"/>
+          <w:lang w:val="es-PE"/>
+        </w:rPr>
+        <w:t xml:space="preserve"> principal</w:t>
       </w:r>
     </w:p>
     <w:p>
@@ -5210,7 +5993,21 @@
         <w:rPr>
           <w:lang w:val="es-PE"/>
         </w:rPr>
-        <w:t>El dashboard muestra: Ventas Hoy, Pedidos Hoy, Total Pedidos y Ventas Totales.</w:t>
+        <w:t xml:space="preserve">El </w:t>
+      </w:r>
+      <w:proofErr w:type="spellStart"/>
+      <w:r>
+        <w:rPr>
+          <w:lang w:val="es-PE"/>
+        </w:rPr>
+        <w:t>dashboard</w:t>
+      </w:r>
+      <w:proofErr w:type="spellEnd"/>
+      <w:r>
+        <w:rPr>
+          <w:lang w:val="es-PE"/>
+        </w:rPr>
+        <w:t xml:space="preserve"> muestra: Ventas Hoy, Pedidos Hoy, Total Pedidos y Ventas Totales.</w:t>
       </w:r>
     </w:p>
     <w:p>
@@ -5221,6 +6018,7 @@
         </w:rPr>
       </w:pPr>
       <w:bookmarkStart w:id="13" w:name="_Toc234752961"/>
+      <w:proofErr w:type="spellStart"/>
       <w:r>
         <w:rPr>
           <w:rFonts w:ascii="Calibri" w:hAnsi="Calibri"/>
@@ -5230,24 +6028,47 @@
         <w:t>Estadisticas</w:t>
       </w:r>
       <w:bookmarkEnd w:id="13"/>
-    </w:p>
-    <w:p>
-      <w:pPr>
-        <w:rPr>
-          <w:lang w:val="es-PE"/>
-        </w:rPr>
-      </w:pPr>
-      <w:r>
-        <w:rPr>
-          <w:lang w:val="es-PE"/>
-        </w:rPr>
-        <w:t>Incluye: grafico de barras de ventas por periodo (7 dias), grafico de dona de estados de pedidos, pedidos recientes y top productos mas vend</w:t>
-      </w:r>
-      <w:r>
-        <w:rPr>
-          <w:lang w:val="es-PE"/>
-        </w:rPr>
-        <w:t>idos.</w:t>
+      <w:proofErr w:type="spellEnd"/>
+    </w:p>
+    <w:p>
+      <w:pPr>
+        <w:rPr>
+          <w:lang w:val="es-PE"/>
+        </w:rPr>
+      </w:pPr>
+      <w:r>
+        <w:rPr>
+          <w:lang w:val="es-PE"/>
+        </w:rPr>
+        <w:t xml:space="preserve">Incluye: grafico de barras de ventas por periodo (7 </w:t>
+      </w:r>
+      <w:proofErr w:type="spellStart"/>
+      <w:r>
+        <w:rPr>
+          <w:lang w:val="es-PE"/>
+        </w:rPr>
+        <w:t>dias</w:t>
+      </w:r>
+      <w:proofErr w:type="spellEnd"/>
+      <w:r>
+        <w:rPr>
+          <w:lang w:val="es-PE"/>
+        </w:rPr>
+        <w:t xml:space="preserve">), grafico de dona de estados de pedidos, pedidos recientes y top productos </w:t>
+      </w:r>
+      <w:proofErr w:type="spellStart"/>
+      <w:r>
+        <w:rPr>
+          <w:lang w:val="es-PE"/>
+        </w:rPr>
+        <w:t>mas</w:t>
+      </w:r>
+      <w:proofErr w:type="spellEnd"/>
+      <w:r>
+        <w:rPr>
+          <w:lang w:val="es-PE"/>
+        </w:rPr>
+        <w:t xml:space="preserve"> vendidos.</w:t>
       </w:r>
     </w:p>
     <w:p>
@@ -5258,13 +6079,23 @@
         </w:rPr>
       </w:pPr>
       <w:bookmarkStart w:id="14" w:name="_Toc234752962"/>
+      <w:proofErr w:type="spellStart"/>
       <w:r>
         <w:rPr>
           <w:rFonts w:ascii="Calibri" w:hAnsi="Calibri"/>
           <w:color w:val="004C99"/>
           <w:lang w:val="es-PE"/>
         </w:rPr>
-        <w:t>Navegacion lateral</w:t>
+        <w:t>Navegacion</w:t>
+      </w:r>
+      <w:proofErr w:type="spellEnd"/>
+      <w:r>
+        <w:rPr>
+          <w:rFonts w:ascii="Calibri" w:hAnsi="Calibri"/>
+          <w:color w:val="004C99"/>
+          <w:lang w:val="es-PE"/>
+        </w:rPr>
+        <w:t xml:space="preserve"> lateral</w:t>
       </w:r>
       <w:bookmarkEnd w:id="14"/>
     </w:p>
@@ -5278,7 +6109,49 @@
         <w:rPr>
           <w:lang w:val="es-PE"/>
         </w:rPr>
-        <w:t>Barra lateral con: Dashboard, Productos, Pedidos, Clientes, Multimedia, Landing Page y Configuracion.</w:t>
+        <w:t xml:space="preserve">Barra lateral con: </w:t>
+      </w:r>
+      <w:proofErr w:type="spellStart"/>
+      <w:r>
+        <w:rPr>
+          <w:lang w:val="es-PE"/>
+        </w:rPr>
+        <w:t>Dashboard</w:t>
+      </w:r>
+      <w:proofErr w:type="spellEnd"/>
+      <w:r>
+        <w:rPr>
+          <w:lang w:val="es-PE"/>
+        </w:rPr>
+        <w:t xml:space="preserve">, Productos, Pedidos, Clientes, Multimedia, </w:t>
+      </w:r>
+      <w:proofErr w:type="spellStart"/>
+      <w:r>
+        <w:rPr>
+          <w:lang w:val="es-PE"/>
+        </w:rPr>
+        <w:t>Landing</w:t>
+      </w:r>
+      <w:proofErr w:type="spellEnd"/>
+      <w:r>
+        <w:rPr>
+          <w:lang w:val="es-PE"/>
+        </w:rPr>
+        <w:t xml:space="preserve"> Page y </w:t>
+      </w:r>
+      <w:proofErr w:type="spellStart"/>
+      <w:r>
+        <w:rPr>
+          <w:lang w:val="es-PE"/>
+        </w:rPr>
+        <w:t>Configuracion</w:t>
+      </w:r>
+      <w:proofErr w:type="spellEnd"/>
+      <w:r>
+        <w:rPr>
+          <w:lang w:val="es-PE"/>
+        </w:rPr>
+        <w:t>.</w:t>
       </w:r>
     </w:p>
     <w:p>
@@ -5302,6 +6175,7 @@
         </w:rPr>
       </w:pPr>
       <w:bookmarkStart w:id="15" w:name="_Toc234752963"/>
+      <w:proofErr w:type="spellStart"/>
       <w:r>
         <w:rPr>
           <w:rFonts w:ascii="Calibri" w:hAnsi="Calibri"/>
@@ -5310,7 +6184,17 @@
           <w:lang w:val="es-PE"/>
         </w:rPr>
         <w:lastRenderedPageBreak/>
-        <w:t>Gestion de productos</w:t>
+        <w:t>Gestion</w:t>
+      </w:r>
+      <w:proofErr w:type="spellEnd"/>
+      <w:r>
+        <w:rPr>
+          <w:rFonts w:ascii="Calibri" w:hAnsi="Calibri"/>
+          <w:color w:val="003366"/>
+          <w:sz w:val="32"/>
+          <w:lang w:val="es-PE"/>
+        </w:rPr>
+        <w:t xml:space="preserve"> de productos</w:t>
       </w:r>
       <w:bookmarkEnd w:id="15"/>
     </w:p>
@@ -5334,7 +6218,27 @@
           <w:sz w:val="20"/>
           <w:lang w:val="es-PE"/>
         </w:rPr>
-        <w:t>[Insertar captura de: Panel de gestion de productos]</w:t>
+        <w:t xml:space="preserve">[Insertar captura de: Panel de </w:t>
+      </w:r>
+      <w:proofErr w:type="spellStart"/>
+      <w:r>
+        <w:rPr>
+          <w:i/>
+          <w:color w:val="646464"/>
+          <w:sz w:val="20"/>
+          <w:lang w:val="es-PE"/>
+        </w:rPr>
+        <w:t>gestion</w:t>
+      </w:r>
+      <w:proofErr w:type="spellEnd"/>
+      <w:r>
+        <w:rPr>
+          <w:i/>
+          <w:color w:val="646464"/>
+          <w:sz w:val="20"/>
+          <w:lang w:val="es-PE"/>
+        </w:rPr>
+        <w:t xml:space="preserve"> de productos]</w:t>
       </w:r>
     </w:p>
     <w:p>
@@ -5351,7 +6255,27 @@
           <w:sz w:val="18"/>
           <w:lang w:val="es-PE"/>
         </w:rPr>
-        <w:t>Figura 3. Gestion de productos</w:t>
+        <w:t xml:space="preserve">Figura 3. </w:t>
+      </w:r>
+      <w:proofErr w:type="spellStart"/>
+      <w:r>
+        <w:rPr>
+          <w:i/>
+          <w:color w:val="505050"/>
+          <w:sz w:val="18"/>
+          <w:lang w:val="es-PE"/>
+        </w:rPr>
+        <w:t>Gestion</w:t>
+      </w:r>
+      <w:proofErr w:type="spellEnd"/>
+      <w:r>
+        <w:rPr>
+          <w:i/>
+          <w:color w:val="505050"/>
+          <w:sz w:val="18"/>
+          <w:lang w:val="es-PE"/>
+        </w:rPr>
+        <w:t xml:space="preserve"> de productos</w:t>
       </w:r>
     </w:p>
     <w:p>
@@ -5382,13 +6306,7 @@
         <w:rPr>
           <w:lang w:val="es-PE"/>
         </w:rPr>
-        <w:t xml:space="preserve">1. </w:t>
-      </w:r>
-      <w:r>
-        <w:rPr>
-          <w:lang w:val="es-PE"/>
-        </w:rPr>
-        <w:t>Vaya a Productos en el panel.</w:t>
+        <w:t>1. Vaya a Productos en el panel.</w:t>
       </w:r>
     </w:p>
     <w:p>
@@ -5414,12 +6332,72 @@
         <w:rPr>
           <w:lang w:val="es-PE"/>
         </w:rPr>
-        <w:t>3. Complete: categoria, nombre, descripcion, precio, stock, imagen (archivo o URL), disponible y destacado.</w:t>
-      </w:r>
-    </w:p>
-    <w:p>
-      <w:r>
-        <w:t>4. Haga clic en "Guardar".</w:t>
+        <w:t xml:space="preserve">3. Complete: </w:t>
+      </w:r>
+      <w:proofErr w:type="spellStart"/>
+      <w:r>
+        <w:rPr>
+          <w:lang w:val="es-PE"/>
+        </w:rPr>
+        <w:t>categoria</w:t>
+      </w:r>
+      <w:proofErr w:type="spellEnd"/>
+      <w:r>
+        <w:rPr>
+          <w:lang w:val="es-PE"/>
+        </w:rPr>
+        <w:t xml:space="preserve">, nombre, </w:t>
+      </w:r>
+      <w:proofErr w:type="spellStart"/>
+      <w:r>
+        <w:rPr>
+          <w:lang w:val="es-PE"/>
+        </w:rPr>
+        <w:t>descripcion</w:t>
+      </w:r>
+      <w:proofErr w:type="spellEnd"/>
+      <w:r>
+        <w:rPr>
+          <w:lang w:val="es-PE"/>
+        </w:rPr>
+        <w:t>, precio, stock, imagen (archivo o URL), disponible y destacado.</w:t>
+      </w:r>
+    </w:p>
+    <w:p>
+      <w:r>
+        <w:t xml:space="preserve">4. </w:t>
+      </w:r>
+      <w:proofErr w:type="spellStart"/>
+      <w:r>
+        <w:t>Haga</w:t>
+      </w:r>
+      <w:proofErr w:type="spellEnd"/>
+      <w:r>
+        <w:t xml:space="preserve"> </w:t>
+      </w:r>
+      <w:proofErr w:type="spellStart"/>
+      <w:r>
+        <w:t>clic</w:t>
+      </w:r>
+      <w:proofErr w:type="spellEnd"/>
+      <w:r>
+        <w:t xml:space="preserve"> </w:t>
+      </w:r>
+      <w:proofErr w:type="spellStart"/>
+      <w:r>
+        <w:t>en</w:t>
+      </w:r>
+      <w:proofErr w:type="spellEnd"/>
+      <w:r>
+        <w:t xml:space="preserve"> "</w:t>
+      </w:r>
+      <w:proofErr w:type="spellStart"/>
+      <w:r>
+        <w:t>Guardar</w:t>
+      </w:r>
+      <w:proofErr w:type="spellEnd"/>
+      <w:r>
+        <w:t>".</w:t>
       </w:r>
     </w:p>
     <w:p>
@@ -5427,6 +6405,7 @@
         <w:pStyle w:val="Ttulo2"/>
       </w:pPr>
       <w:bookmarkStart w:id="17" w:name="_Toc234752965"/>
+      <w:proofErr w:type="spellStart"/>
       <w:r>
         <w:rPr>
           <w:rFonts w:ascii="Calibri" w:hAnsi="Calibri"/>
@@ -5435,6 +6414,7 @@
         <w:t>Ejemplo</w:t>
       </w:r>
       <w:bookmarkEnd w:id="17"/>
+      <w:proofErr w:type="spellEnd"/>
     </w:p>
     <w:tbl>
       <w:tblPr>
@@ -5499,12 +6479,14 @@
             <w:tcW w:w="4703" w:type="dxa"/>
           </w:tcPr>
           <w:p>
+            <w:proofErr w:type="spellStart"/>
             <w:r>
               <w:rPr>
                 <w:sz w:val="18"/>
               </w:rPr>
               <w:t>Categoria</w:t>
             </w:r>
+            <w:proofErr w:type="spellEnd"/>
           </w:p>
         </w:tc>
         <w:tc>
@@ -5531,12 +6513,14 @@
             <w:shd w:val="clear" w:color="auto" w:fill="F2F7FB"/>
           </w:tcPr>
           <w:p>
+            <w:proofErr w:type="spellStart"/>
             <w:r>
               <w:rPr>
                 <w:sz w:val="18"/>
               </w:rPr>
               <w:t>Nombre</w:t>
             </w:r>
+            <w:proofErr w:type="spellEnd"/>
           </w:p>
         </w:tc>
         <w:tc>
@@ -5549,14 +6533,16 @@
               <w:rPr>
                 <w:sz w:val="18"/>
               </w:rPr>
-              <w:t xml:space="preserve">Pizza </w:t>
+              <w:t xml:space="preserve">Pizza Americana </w:t>
             </w:r>
+            <w:proofErr w:type="spellStart"/>
             <w:r>
               <w:rPr>
                 <w:sz w:val="18"/>
               </w:rPr>
-              <w:t>Americana Mediana</w:t>
+              <w:t>Mediana</w:t>
             </w:r>
+            <w:proofErr w:type="spellEnd"/>
           </w:p>
         </w:tc>
       </w:tr>
@@ -5569,12 +6555,14 @@
             <w:tcW w:w="4703" w:type="dxa"/>
           </w:tcPr>
           <w:p>
+            <w:proofErr w:type="spellStart"/>
             <w:r>
               <w:rPr>
                 <w:sz w:val="18"/>
               </w:rPr>
               <w:t>Descripcion</w:t>
             </w:r>
+            <w:proofErr w:type="spellEnd"/>
           </w:p>
         </w:tc>
         <w:tc>
@@ -5592,7 +6580,23 @@
                 <w:sz w:val="18"/>
                 <w:lang w:val="es-PE"/>
               </w:rPr>
-              <w:t>Pizza mediana con salsa de tomate, queso mozzarella, jamo y oregano.</w:t>
+              <w:t xml:space="preserve">Pizza mediana con salsa de tomate, queso mozzarella, jamo y </w:t>
+            </w:r>
+            <w:proofErr w:type="spellStart"/>
+            <w:r>
+              <w:rPr>
+                <w:sz w:val="18"/>
+                <w:lang w:val="es-PE"/>
+              </w:rPr>
+              <w:t>oregano</w:t>
+            </w:r>
+            <w:proofErr w:type="spellEnd"/>
+            <w:r>
+              <w:rPr>
+                <w:sz w:val="18"/>
+                <w:lang w:val="es-PE"/>
+              </w:rPr>
+              <w:t>.</w:t>
             </w:r>
           </w:p>
         </w:tc>
@@ -5607,12 +6611,14 @@
             <w:shd w:val="clear" w:color="auto" w:fill="F2F7FB"/>
           </w:tcPr>
           <w:p>
+            <w:proofErr w:type="spellStart"/>
             <w:r>
               <w:rPr>
                 <w:sz w:val="18"/>
               </w:rPr>
               <w:t>Precio</w:t>
             </w:r>
+            <w:proofErr w:type="spellEnd"/>
           </w:p>
         </w:tc>
         <w:tc>
@@ -5703,12 +6709,14 @@
             <w:tcW w:w="4703" w:type="dxa"/>
           </w:tcPr>
           <w:p>
+            <w:proofErr w:type="spellStart"/>
             <w:r>
               <w:rPr>
                 <w:sz w:val="18"/>
               </w:rPr>
               <w:t>Destacado</w:t>
             </w:r>
+            <w:proofErr w:type="spellEnd"/>
           </w:p>
         </w:tc>
         <w:tc>
@@ -5732,201 +6740,271 @@
         <w:pStyle w:val="Ttulo2"/>
       </w:pPr>
       <w:bookmarkStart w:id="18" w:name="_Toc234752966"/>
+      <w:proofErr w:type="spellStart"/>
       <w:r>
         <w:rPr>
           <w:rFonts w:ascii="Calibri" w:hAnsi="Calibri"/>
           <w:color w:val="004C99"/>
         </w:rPr>
-        <w:t>Editar producto</w:t>
-      </w:r>
-      <w:bookmarkEnd w:id="18"/>
-    </w:p>
-    <w:p>
-      <w:pPr>
-        <w:rPr>
-          <w:lang w:val="es-PE"/>
-        </w:rPr>
-      </w:pPr>
-      <w:r>
-        <w:rPr>
-          <w:lang w:val="es-PE"/>
-        </w:rPr>
-        <w:t>1. Localice el producto y haga clic en Editar.</w:t>
-      </w:r>
-    </w:p>
-    <w:p>
-      <w:pPr>
-        <w:rPr>
-          <w:lang w:val="es-PE"/>
-        </w:rPr>
-      </w:pPr>
-      <w:r>
-        <w:rPr>
-          <w:lang w:val="es-PE"/>
-        </w:rPr>
-        <w:t>2. Modifique los campos.</w:t>
-      </w:r>
-    </w:p>
-    <w:p>
-      <w:pPr>
-        <w:rPr>
-          <w:lang w:val="es-PE"/>
-        </w:rPr>
-      </w:pPr>
-      <w:r>
-        <w:rPr>
-          <w:lang w:val="es-PE"/>
-        </w:rPr>
-        <w:t xml:space="preserve">3. Haga </w:t>
-      </w:r>
-      <w:r>
-        <w:rPr>
-          <w:lang w:val="es-PE"/>
-        </w:rPr>
-        <w:t>clic en "Guardar".</w:t>
-      </w:r>
-    </w:p>
-    <w:p>
-      <w:pPr>
-        <w:pStyle w:val="Ttulo2"/>
-        <w:rPr>
-          <w:lang w:val="es-PE"/>
-        </w:rPr>
-      </w:pPr>
-      <w:bookmarkStart w:id="19" w:name="_Toc234752967"/>
+        <w:t>Editar</w:t>
+      </w:r>
+      <w:proofErr w:type="spellEnd"/>
       <w:r>
         <w:rPr>
           <w:rFonts w:ascii="Calibri" w:hAnsi="Calibri"/>
           <w:color w:val="004C99"/>
-          <w:lang w:val="es-PE"/>
-        </w:rPr>
-        <w:t>Eliminar producto</w:t>
-      </w:r>
-      <w:bookmarkEnd w:id="19"/>
-    </w:p>
-    <w:p>
-      <w:pPr>
-        <w:rPr>
-          <w:lang w:val="es-PE"/>
-        </w:rPr>
-      </w:pPr>
-      <w:r>
-        <w:rPr>
-          <w:lang w:val="es-PE"/>
-        </w:rPr>
-        <w:t>1. Localice el producto.</w:t>
-      </w:r>
-    </w:p>
-    <w:p>
-      <w:pPr>
-        <w:rPr>
-          <w:lang w:val="es-PE"/>
-        </w:rPr>
-      </w:pPr>
-      <w:r>
-        <w:rPr>
-          <w:lang w:val="es-PE"/>
-        </w:rPr>
-        <w:t>2. Haga clic en Eliminar.</w:t>
-      </w:r>
-    </w:p>
-    <w:p>
-      <w:pPr>
-        <w:rPr>
-          <w:lang w:val="es-PE"/>
-        </w:rPr>
-      </w:pPr>
-      <w:r>
-        <w:rPr>
-          <w:lang w:val="es-PE"/>
-        </w:rPr>
-        <w:t>3. Confirme la eliminacion.</w:t>
-      </w:r>
-    </w:p>
-    <w:p>
-      <w:pPr>
-        <w:pStyle w:val="Ttulo2"/>
-      </w:pPr>
-      <w:bookmarkStart w:id="20" w:name="_Toc234752968"/>
+        </w:rPr>
+        <w:t xml:space="preserve"> </w:t>
+      </w:r>
+      <w:proofErr w:type="spellStart"/>
       <w:r>
         <w:rPr>
           <w:rFonts w:ascii="Calibri" w:hAnsi="Calibri"/>
           <w:color w:val="004C99"/>
         </w:rPr>
-        <w:t>Validaciones</w:t>
-      </w:r>
-      <w:bookmarkEnd w:id="20"/>
-    </w:p>
-    <w:p>
-      <w:pPr>
-        <w:pStyle w:val="Listaconvietas"/>
-        <w:rPr>
-          <w:lang w:val="es-PE"/>
-        </w:rPr>
-      </w:pPr>
-      <w:r>
-        <w:rPr>
-          <w:lang w:val="es-PE"/>
-        </w:rPr>
-        <w:t>El nombre no debe estar vacio.</w:t>
-      </w:r>
-    </w:p>
-    <w:p>
-      <w:pPr>
-        <w:pStyle w:val="Listaconvietas"/>
-        <w:rPr>
-          <w:lang w:val="es-PE"/>
-        </w:rPr>
-      </w:pPr>
-      <w:r>
-        <w:rPr>
-          <w:lang w:val="es-PE"/>
-        </w:rPr>
-        <w:t>El precio debe ser un numero positivo.</w:t>
-      </w:r>
-    </w:p>
-    <w:p>
-      <w:pPr>
-        <w:pStyle w:val="Listaconvietas"/>
-      </w:pPr>
-      <w:r>
-        <w:t>La categoria es obligatoria.</w:t>
-      </w:r>
-    </w:p>
-    <w:p>
-      <w:pPr>
-        <w:pStyle w:val="Listaconvietas"/>
-        <w:rPr>
-          <w:lang w:val="es-PE"/>
-        </w:rPr>
-      </w:pPr>
-      <w:r>
-        <w:rPr>
-          <w:lang w:val="es-PE"/>
-        </w:rPr>
-        <w:t xml:space="preserve">El stock debe ser un </w:t>
-      </w:r>
-      <w:r>
-        <w:rPr>
-          <w:lang w:val="es-PE"/>
-        </w:rPr>
-        <w:t>entero no negativo.</w:t>
+        <w:t>producto</w:t>
+      </w:r>
+      <w:bookmarkEnd w:id="18"/>
+      <w:proofErr w:type="spellEnd"/>
+    </w:p>
+    <w:p>
+      <w:pPr>
+        <w:rPr>
+          <w:lang w:val="es-PE"/>
+        </w:rPr>
+      </w:pPr>
+      <w:r>
+        <w:rPr>
+          <w:lang w:val="es-PE"/>
+        </w:rPr>
+        <w:t>1. Localice el producto y haga clic en Editar.</w:t>
+      </w:r>
+    </w:p>
+    <w:p>
+      <w:pPr>
+        <w:rPr>
+          <w:lang w:val="es-PE"/>
+        </w:rPr>
+      </w:pPr>
+      <w:r>
+        <w:rPr>
+          <w:lang w:val="es-PE"/>
+        </w:rPr>
+        <w:t>2. Modifique los campos.</w:t>
+      </w:r>
+    </w:p>
+    <w:p>
+      <w:pPr>
+        <w:rPr>
+          <w:lang w:val="es-PE"/>
+        </w:rPr>
+      </w:pPr>
+      <w:r>
+        <w:rPr>
+          <w:lang w:val="es-PE"/>
+        </w:rPr>
+        <w:t>3. Haga clic en "Guardar".</w:t>
       </w:r>
     </w:p>
     <w:p>
       <w:pPr>
         <w:pStyle w:val="Ttulo2"/>
-      </w:pPr>
-      <w:bookmarkStart w:id="21" w:name="_Toc234752969"/>
+        <w:rPr>
+          <w:lang w:val="es-PE"/>
+        </w:rPr>
+      </w:pPr>
+      <w:bookmarkStart w:id="19" w:name="_Toc234752967"/>
       <w:r>
         <w:rPr>
           <w:rFonts w:ascii="Calibri" w:hAnsi="Calibri"/>
           <w:color w:val="004C99"/>
+          <w:lang w:val="es-PE"/>
+        </w:rPr>
+        <w:t>Eliminar producto</w:t>
+      </w:r>
+      <w:bookmarkEnd w:id="19"/>
+    </w:p>
+    <w:p>
+      <w:pPr>
+        <w:rPr>
+          <w:lang w:val="es-PE"/>
+        </w:rPr>
+      </w:pPr>
+      <w:r>
+        <w:rPr>
+          <w:lang w:val="es-PE"/>
+        </w:rPr>
+        <w:t>1. Localice el producto.</w:t>
+      </w:r>
+    </w:p>
+    <w:p>
+      <w:pPr>
+        <w:rPr>
+          <w:lang w:val="es-PE"/>
+        </w:rPr>
+      </w:pPr>
+      <w:r>
+        <w:rPr>
+          <w:lang w:val="es-PE"/>
+        </w:rPr>
+        <w:t>2. Haga clic en Eliminar.</w:t>
+      </w:r>
+    </w:p>
+    <w:p>
+      <w:pPr>
+        <w:rPr>
+          <w:lang w:val="es-PE"/>
+        </w:rPr>
+      </w:pPr>
+      <w:r>
+        <w:rPr>
+          <w:lang w:val="es-PE"/>
+        </w:rPr>
+        <w:t xml:space="preserve">3. Confirme la </w:t>
+      </w:r>
+      <w:proofErr w:type="spellStart"/>
+      <w:r>
+        <w:rPr>
+          <w:lang w:val="es-PE"/>
+        </w:rPr>
+        <w:t>eliminacion</w:t>
+      </w:r>
+      <w:proofErr w:type="spellEnd"/>
+      <w:r>
+        <w:rPr>
+          <w:lang w:val="es-PE"/>
+        </w:rPr>
+        <w:t>.</w:t>
+      </w:r>
+    </w:p>
+    <w:p>
+      <w:pPr>
+        <w:pStyle w:val="Ttulo2"/>
+      </w:pPr>
+      <w:bookmarkStart w:id="20" w:name="_Toc234752968"/>
+      <w:proofErr w:type="spellStart"/>
+      <w:r>
+        <w:rPr>
+          <w:rFonts w:ascii="Calibri" w:hAnsi="Calibri"/>
+          <w:color w:val="004C99"/>
+        </w:rPr>
+        <w:t>Validaciones</w:t>
+      </w:r>
+      <w:bookmarkEnd w:id="20"/>
+      <w:proofErr w:type="spellEnd"/>
+    </w:p>
+    <w:p>
+      <w:pPr>
+        <w:pStyle w:val="Listaconvietas"/>
+        <w:rPr>
+          <w:lang w:val="es-PE"/>
+        </w:rPr>
+      </w:pPr>
+      <w:r>
+        <w:rPr>
+          <w:lang w:val="es-PE"/>
+        </w:rPr>
+        <w:t xml:space="preserve">El nombre no debe estar </w:t>
+      </w:r>
+      <w:proofErr w:type="spellStart"/>
+      <w:r>
+        <w:rPr>
+          <w:lang w:val="es-PE"/>
+        </w:rPr>
+        <w:t>vacio</w:t>
+      </w:r>
+      <w:proofErr w:type="spellEnd"/>
+      <w:r>
+        <w:rPr>
+          <w:lang w:val="es-PE"/>
+        </w:rPr>
+        <w:t>.</w:t>
+      </w:r>
+    </w:p>
+    <w:p>
+      <w:pPr>
+        <w:pStyle w:val="Listaconvietas"/>
+        <w:rPr>
+          <w:lang w:val="es-PE"/>
+        </w:rPr>
+      </w:pPr>
+      <w:r>
+        <w:rPr>
+          <w:lang w:val="es-PE"/>
+        </w:rPr>
+        <w:t>El precio debe ser un numero positivo.</w:t>
+      </w:r>
+    </w:p>
+    <w:p>
+      <w:pPr>
+        <w:pStyle w:val="Listaconvietas"/>
+      </w:pPr>
+      <w:r>
+        <w:t xml:space="preserve">La </w:t>
+      </w:r>
+      <w:proofErr w:type="spellStart"/>
+      <w:r>
+        <w:t>categoria</w:t>
+      </w:r>
+      <w:proofErr w:type="spellEnd"/>
+      <w:r>
+        <w:t xml:space="preserve"> es </w:t>
+      </w:r>
+      <w:proofErr w:type="spellStart"/>
+      <w:r>
+        <w:t>obligatoria</w:t>
+      </w:r>
+      <w:proofErr w:type="spellEnd"/>
+      <w:r>
+        <w:t>.</w:t>
+      </w:r>
+    </w:p>
+    <w:p>
+      <w:pPr>
+        <w:pStyle w:val="Listaconvietas"/>
+        <w:rPr>
+          <w:lang w:val="es-PE"/>
+        </w:rPr>
+      </w:pPr>
+      <w:r>
+        <w:rPr>
+          <w:lang w:val="es-PE"/>
+        </w:rPr>
+        <w:t>El stock debe ser un entero no negativo.</w:t>
+      </w:r>
+    </w:p>
+    <w:p>
+      <w:pPr>
+        <w:pStyle w:val="Ttulo2"/>
+      </w:pPr>
+      <w:bookmarkStart w:id="21" w:name="_Toc234752969"/>
+      <w:proofErr w:type="spellStart"/>
+      <w:r>
+        <w:rPr>
+          <w:rFonts w:ascii="Calibri" w:hAnsi="Calibri"/>
+          <w:color w:val="004C99"/>
         </w:rPr>
         <w:lastRenderedPageBreak/>
-        <w:t>Errores frecuentes</w:t>
+        <w:t>Errores</w:t>
+      </w:r>
+      <w:proofErr w:type="spellEnd"/>
+      <w:r>
+        <w:rPr>
+          <w:rFonts w:ascii="Calibri" w:hAnsi="Calibri"/>
+          <w:color w:val="004C99"/>
+        </w:rPr>
+        <w:t xml:space="preserve"> </w:t>
+      </w:r>
+      <w:proofErr w:type="spellStart"/>
+      <w:r>
+        <w:rPr>
+          <w:rFonts w:ascii="Calibri" w:hAnsi="Calibri"/>
+          <w:color w:val="004C99"/>
+        </w:rPr>
+        <w:t>frecuentes</w:t>
       </w:r>
       <w:bookmarkEnd w:id="21"/>
+      <w:proofErr w:type="spellEnd"/>
     </w:p>
     <w:p>
       <w:pPr>
@@ -5953,64 +7031,216 @@
         <w:rPr>
           <w:lang w:val="es-PE"/>
         </w:rPr>
-        <w:t>"Categoria no encontrada": la categoria no existe.</w:t>
+        <w:t>"</w:t>
+      </w:r>
+      <w:proofErr w:type="spellStart"/>
+      <w:r>
+        <w:rPr>
+          <w:lang w:val="es-PE"/>
+        </w:rPr>
+        <w:t>Categoria</w:t>
+      </w:r>
+      <w:proofErr w:type="spellEnd"/>
+      <w:r>
+        <w:rPr>
+          <w:lang w:val="es-PE"/>
+        </w:rPr>
+        <w:t xml:space="preserve"> no encontrada": la </w:t>
+      </w:r>
+      <w:proofErr w:type="spellStart"/>
+      <w:r>
+        <w:rPr>
+          <w:lang w:val="es-PE"/>
+        </w:rPr>
+        <w:t>categoria</w:t>
+      </w:r>
+      <w:proofErr w:type="spellEnd"/>
+      <w:r>
+        <w:rPr>
+          <w:lang w:val="es-PE"/>
+        </w:rPr>
+        <w:t xml:space="preserve"> no existe.</w:t>
       </w:r>
     </w:p>
     <w:p>
       <w:pPr>
         <w:pStyle w:val="Listaconvietas"/>
-      </w:pPr>
-      <w:r>
+        <w:rPr>
+          <w:lang w:val="es-PE"/>
+        </w:rPr>
+      </w:pPr>
+      <w:r>
+        <w:rPr>
+          <w:lang w:val="es-PE"/>
+        </w:rPr>
         <w:t>La imagen no se sube: verifique que sea menor a 5 MB.</w:t>
       </w:r>
     </w:p>
     <w:p>
-      <w:r>
+      <w:pPr>
+        <w:rPr>
+          <w:lang w:val="es-PE"/>
+        </w:rPr>
+      </w:pPr>
+      <w:r>
+        <w:rPr>
+          <w:lang w:val="es-PE"/>
+        </w:rPr>
         <w:br w:type="page"/>
       </w:r>
     </w:p>
     <w:p>
       <w:pPr>
         <w:pStyle w:val="Ttulo1"/>
+        <w:rPr>
+          <w:lang w:val="es-PE"/>
+        </w:rPr>
       </w:pPr>
       <w:bookmarkStart w:id="22" w:name="_Toc234752970"/>
+      <w:proofErr w:type="spellStart"/>
       <w:r>
         <w:rPr>
           <w:rFonts w:ascii="Calibri" w:hAnsi="Calibri"/>
           <w:color w:val="003366"/>
           <w:sz w:val="32"/>
+          <w:lang w:val="es-PE"/>
         </w:rPr>
         <w:lastRenderedPageBreak/>
-        <w:t>Gestion de categorias</w:t>
-      </w:r>
-      <w:bookmarkEnd w:id="22"/>
-    </w:p>
-    <w:p>
-      <w:r>
-        <w:t xml:space="preserve">Actualmente, las categorias se </w:t>
-      </w:r>
-      <w:r>
-        <w:t>gestionan directamente en la base de datos. No hay interfaz administrativa para CRUD de categorias. Las categorias disponibles son: Helados, Pizzas, Bebidas, Toppings y Combos.</w:t>
-      </w:r>
-    </w:p>
-    <w:p>
-      <w:r>
-        <w:br w:type="page"/>
-      </w:r>
-    </w:p>
-    <w:p>
-      <w:pPr>
-        <w:pStyle w:val="Ttulo1"/>
-      </w:pPr>
-      <w:bookmarkStart w:id="23" w:name="_Toc234752971"/>
+        <w:t>Gestion</w:t>
+      </w:r>
+      <w:proofErr w:type="spellEnd"/>
       <w:r>
         <w:rPr>
           <w:rFonts w:ascii="Calibri" w:hAnsi="Calibri"/>
           <w:color w:val="003366"/>
           <w:sz w:val="32"/>
+          <w:lang w:val="es-PE"/>
+        </w:rPr>
+        <w:t xml:space="preserve"> de </w:t>
+      </w:r>
+      <w:proofErr w:type="spellStart"/>
+      <w:r>
+        <w:rPr>
+          <w:rFonts w:ascii="Calibri" w:hAnsi="Calibri"/>
+          <w:color w:val="003366"/>
+          <w:sz w:val="32"/>
+          <w:lang w:val="es-PE"/>
+        </w:rPr>
+        <w:t>categorias</w:t>
+      </w:r>
+      <w:bookmarkEnd w:id="22"/>
+      <w:proofErr w:type="spellEnd"/>
+    </w:p>
+    <w:p>
+      <w:pPr>
+        <w:rPr>
+          <w:lang w:val="es-PE"/>
+        </w:rPr>
+      </w:pPr>
+      <w:r>
+        <w:rPr>
+          <w:lang w:val="es-PE"/>
+        </w:rPr>
+        <w:t xml:space="preserve">Actualmente, las </w:t>
+      </w:r>
+      <w:proofErr w:type="spellStart"/>
+      <w:r>
+        <w:rPr>
+          <w:lang w:val="es-PE"/>
+        </w:rPr>
+        <w:t>categorias</w:t>
+      </w:r>
+      <w:proofErr w:type="spellEnd"/>
+      <w:r>
+        <w:rPr>
+          <w:lang w:val="es-PE"/>
+        </w:rPr>
+        <w:t xml:space="preserve"> se gestionan directamente en la base de datos. No hay interfaz administrativa para CRUD de </w:t>
+      </w:r>
+      <w:proofErr w:type="spellStart"/>
+      <w:r>
+        <w:rPr>
+          <w:lang w:val="es-PE"/>
+        </w:rPr>
+        <w:t>categorias</w:t>
+      </w:r>
+      <w:proofErr w:type="spellEnd"/>
+      <w:r>
+        <w:rPr>
+          <w:lang w:val="es-PE"/>
+        </w:rPr>
+        <w:t xml:space="preserve">. Las </w:t>
+      </w:r>
+      <w:proofErr w:type="spellStart"/>
+      <w:r>
+        <w:rPr>
+          <w:lang w:val="es-PE"/>
+        </w:rPr>
+        <w:t>categorias</w:t>
+      </w:r>
+      <w:proofErr w:type="spellEnd"/>
+      <w:r>
+        <w:rPr>
+          <w:lang w:val="es-PE"/>
+        </w:rPr>
+        <w:t xml:space="preserve"> disponibles son: Helados, Pizzas, Bebidas, </w:t>
+      </w:r>
+      <w:proofErr w:type="spellStart"/>
+      <w:r>
+        <w:rPr>
+          <w:lang w:val="es-PE"/>
+        </w:rPr>
+        <w:t>Toppings</w:t>
+      </w:r>
+      <w:proofErr w:type="spellEnd"/>
+      <w:r>
+        <w:rPr>
+          <w:lang w:val="es-PE"/>
+        </w:rPr>
+        <w:t xml:space="preserve"> y Combos.</w:t>
+      </w:r>
+    </w:p>
+    <w:p>
+      <w:pPr>
+        <w:rPr>
+          <w:lang w:val="es-PE"/>
+        </w:rPr>
+      </w:pPr>
+      <w:r>
+        <w:rPr>
+          <w:lang w:val="es-PE"/>
+        </w:rPr>
+        <w:br w:type="page"/>
+      </w:r>
+    </w:p>
+    <w:p>
+      <w:pPr>
+        <w:pStyle w:val="Ttulo1"/>
+        <w:rPr>
+          <w:lang w:val="es-PE"/>
+        </w:rPr>
+      </w:pPr>
+      <w:bookmarkStart w:id="23" w:name="_Toc234752971"/>
+      <w:proofErr w:type="spellStart"/>
+      <w:r>
+        <w:rPr>
+          <w:rFonts w:ascii="Calibri" w:hAnsi="Calibri"/>
+          <w:color w:val="003366"/>
+          <w:sz w:val="32"/>
+          <w:lang w:val="es-PE"/>
         </w:rPr>
         <w:lastRenderedPageBreak/>
-        <w:t>Gestion de pedidos</w:t>
+        <w:t>Gestion</w:t>
+      </w:r>
+      <w:proofErr w:type="spellEnd"/>
+      <w:r>
+        <w:rPr>
+          <w:rFonts w:ascii="Calibri" w:hAnsi="Calibri"/>
+          <w:color w:val="003366"/>
+          <w:sz w:val="32"/>
+          <w:lang w:val="es-PE"/>
+        </w:rPr>
+        <w:t xml:space="preserve"> de pedidos</w:t>
       </w:r>
       <w:bookmarkEnd w:id="23"/>
     </w:p>
@@ -6023,100 +7253,223 @@
           <w:right w:val="single" w:sz="8" w:space="4" w:color="CCCCCC"/>
         </w:pBdr>
         <w:jc w:val="center"/>
+        <w:rPr>
+          <w:lang w:val="es-PE"/>
+        </w:rPr>
       </w:pPr>
       <w:r>
         <w:rPr>
           <w:i/>
           <w:color w:val="646464"/>
           <w:sz w:val="20"/>
-        </w:rPr>
-        <w:t>[Insertar captura de: Panel de gestion de pedidos]</w:t>
+          <w:lang w:val="es-PE"/>
+        </w:rPr>
+        <w:t xml:space="preserve">[Insertar captura de: Panel de </w:t>
+      </w:r>
+      <w:proofErr w:type="spellStart"/>
+      <w:r>
+        <w:rPr>
+          <w:i/>
+          <w:color w:val="646464"/>
+          <w:sz w:val="20"/>
+          <w:lang w:val="es-PE"/>
+        </w:rPr>
+        <w:t>gestion</w:t>
+      </w:r>
+      <w:proofErr w:type="spellEnd"/>
+      <w:r>
+        <w:rPr>
+          <w:i/>
+          <w:color w:val="646464"/>
+          <w:sz w:val="20"/>
+          <w:lang w:val="es-PE"/>
+        </w:rPr>
+        <w:t xml:space="preserve"> de pedidos]</w:t>
       </w:r>
     </w:p>
     <w:p>
       <w:pPr>
         <w:jc w:val="center"/>
+        <w:rPr>
+          <w:lang w:val="es-PE"/>
+        </w:rPr>
       </w:pPr>
       <w:r>
         <w:rPr>
           <w:i/>
           <w:color w:val="505050"/>
           <w:sz w:val="18"/>
-        </w:rPr>
-        <w:t xml:space="preserve">Figura </w:t>
-      </w:r>
+          <w:lang w:val="es-PE"/>
+        </w:rPr>
+        <w:t xml:space="preserve">Figura 4. </w:t>
+      </w:r>
+      <w:proofErr w:type="spellStart"/>
       <w:r>
         <w:rPr>
           <w:i/>
           <w:color w:val="505050"/>
           <w:sz w:val="18"/>
-        </w:rPr>
-        <w:t>4. Gestion de pedidos</w:t>
+          <w:lang w:val="es-PE"/>
+        </w:rPr>
+        <w:t>Gestion</w:t>
+      </w:r>
+      <w:proofErr w:type="spellEnd"/>
+      <w:r>
+        <w:rPr>
+          <w:i/>
+          <w:color w:val="505050"/>
+          <w:sz w:val="18"/>
+          <w:lang w:val="es-PE"/>
+        </w:rPr>
+        <w:t xml:space="preserve"> de pedidos</w:t>
       </w:r>
     </w:p>
     <w:p>
       <w:pPr>
         <w:pStyle w:val="Ttulo2"/>
+        <w:rPr>
+          <w:lang w:val="es-PE"/>
+        </w:rPr>
       </w:pPr>
       <w:bookmarkStart w:id="24" w:name="_Toc234752972"/>
       <w:r>
         <w:rPr>
           <w:rFonts w:ascii="Calibri" w:hAnsi="Calibri"/>
           <w:color w:val="004C99"/>
+          <w:lang w:val="es-PE"/>
         </w:rPr>
         <w:t>Listar pedidos</w:t>
       </w:r>
       <w:bookmarkEnd w:id="24"/>
     </w:p>
     <w:p>
-      <w:r>
+      <w:pPr>
+        <w:rPr>
+          <w:lang w:val="es-PE"/>
+        </w:rPr>
+      </w:pPr>
+      <w:r>
+        <w:rPr>
+          <w:lang w:val="es-PE"/>
+        </w:rPr>
         <w:t>1. Vaya a Pedidos en el panel.</w:t>
       </w:r>
     </w:p>
     <w:p>
-      <w:r>
-        <w:t>2. Se mostraran todos los pedidos ordenados por fecha.</w:t>
+      <w:pPr>
+        <w:rPr>
+          <w:lang w:val="es-PE"/>
+        </w:rPr>
+      </w:pPr>
+      <w:r>
+        <w:rPr>
+          <w:lang w:val="es-PE"/>
+        </w:rPr>
+        <w:t xml:space="preserve">2. Se </w:t>
+      </w:r>
+      <w:proofErr w:type="gramStart"/>
+      <w:r>
+        <w:rPr>
+          <w:lang w:val="es-PE"/>
+        </w:rPr>
+        <w:t>mostraran</w:t>
+      </w:r>
+      <w:proofErr w:type="gramEnd"/>
+      <w:r>
+        <w:rPr>
+          <w:lang w:val="es-PE"/>
+        </w:rPr>
+        <w:t xml:space="preserve"> todos los pedidos ordenados por fecha.</w:t>
       </w:r>
     </w:p>
     <w:p>
       <w:pPr>
         <w:pStyle w:val="Ttulo2"/>
+        <w:rPr>
+          <w:lang w:val="es-PE"/>
+        </w:rPr>
       </w:pPr>
       <w:bookmarkStart w:id="25" w:name="_Toc234752973"/>
       <w:r>
         <w:rPr>
           <w:rFonts w:ascii="Calibri" w:hAnsi="Calibri"/>
           <w:color w:val="004C99"/>
+          <w:lang w:val="es-PE"/>
         </w:rPr>
         <w:t>Buscar o filtrar</w:t>
       </w:r>
       <w:bookmarkEnd w:id="25"/>
     </w:p>
     <w:p>
-      <w:r>
-        <w:t>Use la barra de busqueda para filtrar por ID, cliente o productos.</w:t>
+      <w:pPr>
+        <w:rPr>
+          <w:lang w:val="es-PE"/>
+        </w:rPr>
+      </w:pPr>
+      <w:r>
+        <w:rPr>
+          <w:lang w:val="es-PE"/>
+        </w:rPr>
+        <w:t xml:space="preserve">Use la barra de </w:t>
+      </w:r>
+      <w:proofErr w:type="spellStart"/>
+      <w:r>
+        <w:rPr>
+          <w:lang w:val="es-PE"/>
+        </w:rPr>
+        <w:t>busqueda</w:t>
+      </w:r>
+      <w:proofErr w:type="spellEnd"/>
+      <w:r>
+        <w:rPr>
+          <w:lang w:val="es-PE"/>
+        </w:rPr>
+        <w:t xml:space="preserve"> para filtrar por ID, cliente o productos.</w:t>
       </w:r>
     </w:p>
     <w:p>
       <w:pPr>
         <w:pStyle w:val="Ttulo2"/>
+        <w:rPr>
+          <w:lang w:val="es-PE"/>
+        </w:rPr>
       </w:pPr>
       <w:bookmarkStart w:id="26" w:name="_Toc234752974"/>
       <w:r>
         <w:rPr>
           <w:rFonts w:ascii="Calibri" w:hAnsi="Calibri"/>
           <w:color w:val="004C99"/>
+          <w:lang w:val="es-PE"/>
         </w:rPr>
         <w:t>Cambiar estado</w:t>
       </w:r>
       <w:bookmarkEnd w:id="26"/>
     </w:p>
     <w:p>
-      <w:r>
-        <w:t xml:space="preserve">Botones disponibles segun estado: </w:t>
-      </w:r>
-      <w:r>
-        <w:t>Preparar (PENDIENTE-&gt;PREPARANDO), Listo (PREPARANDO-&gt;CONFIRMADO/EN_CAMINO), Entregar (-&gt;ENTREGADO), Cancelar (-&gt;CANCELADO).</w:t>
+      <w:pPr>
+        <w:rPr>
+          <w:lang w:val="es-PE"/>
+        </w:rPr>
+      </w:pPr>
+      <w:r>
+        <w:rPr>
+          <w:lang w:val="es-PE"/>
+        </w:rPr>
+        <w:t xml:space="preserve">Botones disponibles </w:t>
+      </w:r>
+      <w:proofErr w:type="spellStart"/>
+      <w:r>
+        <w:rPr>
+          <w:lang w:val="es-PE"/>
+        </w:rPr>
+        <w:t>segun</w:t>
+      </w:r>
+      <w:proofErr w:type="spellEnd"/>
+      <w:r>
+        <w:rPr>
+          <w:lang w:val="es-PE"/>
+        </w:rPr>
+        <w:t xml:space="preserve"> estado: Preparar (PENDIENTE-&gt;PREPARANDO), Listo (PREPARANDO-&gt;CONFIRMADO/EN_CAMINO), Entregar (-&gt;ENTREGADO), Cancelar (-&gt;CANCELADO).</w:t>
       </w:r>
     </w:p>
     <w:p>
@@ -6124,14 +7477,32 @@
         <w:pStyle w:val="Ttulo2"/>
       </w:pPr>
       <w:bookmarkStart w:id="27" w:name="_Toc234752975"/>
+      <w:proofErr w:type="spellStart"/>
       <w:r>
         <w:rPr>
           <w:rFonts w:ascii="Calibri" w:hAnsi="Calibri"/>
           <w:color w:val="004C99"/>
         </w:rPr>
-        <w:t>Estados permitidos</w:t>
+        <w:t>Estados</w:t>
+      </w:r>
+      <w:proofErr w:type="spellEnd"/>
+      <w:r>
+        <w:rPr>
+          <w:rFonts w:ascii="Calibri" w:hAnsi="Calibri"/>
+          <w:color w:val="004C99"/>
+        </w:rPr>
+        <w:t xml:space="preserve"> </w:t>
+      </w:r>
+      <w:proofErr w:type="spellStart"/>
+      <w:r>
+        <w:rPr>
+          <w:rFonts w:ascii="Calibri" w:hAnsi="Calibri"/>
+          <w:color w:val="004C99"/>
+        </w:rPr>
+        <w:t>permitidos</w:t>
       </w:r>
       <w:bookmarkEnd w:id="27"/>
+      <w:proofErr w:type="spellEnd"/>
     </w:p>
     <w:tbl>
       <w:tblPr>
@@ -6176,6 +7547,7 @@
             <w:pPr>
               <w:jc w:val="center"/>
             </w:pPr>
+            <w:proofErr w:type="spellStart"/>
             <w:r>
               <w:rPr>
                 <w:b/>
@@ -6184,6 +7556,7 @@
               </w:rPr>
               <w:t>Descripcion</w:t>
             </w:r>
+            <w:proofErr w:type="spellEnd"/>
           </w:p>
         </w:tc>
       </w:tr>
@@ -6209,12 +7582,28 @@
             <w:tcW w:w="4703" w:type="dxa"/>
           </w:tcPr>
           <w:p>
+            <w:proofErr w:type="spellStart"/>
             <w:r>
               <w:rPr>
                 <w:sz w:val="18"/>
               </w:rPr>
-              <w:t>Pedido registrado</w:t>
+              <w:t>Pedido</w:t>
             </w:r>
+            <w:proofErr w:type="spellEnd"/>
+            <w:r>
+              <w:rPr>
+                <w:sz w:val="18"/>
+              </w:rPr>
+              <w:t xml:space="preserve"> </w:t>
+            </w:r>
+            <w:proofErr w:type="spellStart"/>
+            <w:r>
+              <w:rPr>
+                <w:sz w:val="18"/>
+              </w:rPr>
+              <w:t>registrado</w:t>
+            </w:r>
+            <w:proofErr w:type="spellEnd"/>
           </w:p>
         </w:tc>
       </w:tr>
@@ -6242,12 +7631,14 @@
             <w:shd w:val="clear" w:color="auto" w:fill="F2F7FB"/>
           </w:tcPr>
           <w:p>
+            <w:proofErr w:type="spellStart"/>
             <w:r>
               <w:rPr>
                 <w:sz w:val="18"/>
               </w:rPr>
               <w:t>Confirmado</w:t>
             </w:r>
+            <w:proofErr w:type="spellEnd"/>
           </w:p>
         </w:tc>
       </w:tr>
@@ -6273,12 +7664,28 @@
             <w:tcW w:w="4703" w:type="dxa"/>
           </w:tcPr>
           <w:p>
+            <w:proofErr w:type="spellStart"/>
             <w:r>
               <w:rPr>
                 <w:sz w:val="18"/>
               </w:rPr>
-              <w:t>En preparacion</w:t>
+              <w:t>En</w:t>
             </w:r>
+            <w:proofErr w:type="spellEnd"/>
+            <w:r>
+              <w:rPr>
+                <w:sz w:val="18"/>
+              </w:rPr>
+              <w:t xml:space="preserve"> </w:t>
+            </w:r>
+            <w:proofErr w:type="spellStart"/>
+            <w:r>
+              <w:rPr>
+                <w:sz w:val="18"/>
+              </w:rPr>
+              <w:t>preparacion</w:t>
+            </w:r>
+            <w:proofErr w:type="spellEnd"/>
           </w:p>
         </w:tc>
       </w:tr>
@@ -6306,11 +7713,19 @@
             <w:shd w:val="clear" w:color="auto" w:fill="F2F7FB"/>
           </w:tcPr>
           <w:p>
+            <w:proofErr w:type="spellStart"/>
             <w:r>
               <w:rPr>
                 <w:sz w:val="18"/>
               </w:rPr>
-              <w:t>En delivery</w:t>
+              <w:t>En</w:t>
+            </w:r>
+            <w:proofErr w:type="spellEnd"/>
+            <w:r>
+              <w:rPr>
+                <w:sz w:val="18"/>
+              </w:rPr>
+              <w:t xml:space="preserve"> delivery</w:t>
             </w:r>
           </w:p>
         </w:tc>
@@ -6337,12 +7752,14 @@
             <w:tcW w:w="4703" w:type="dxa"/>
           </w:tcPr>
           <w:p>
+            <w:proofErr w:type="spellStart"/>
             <w:r>
               <w:rPr>
                 <w:sz w:val="18"/>
               </w:rPr>
               <w:t>Entregado</w:t>
             </w:r>
+            <w:proofErr w:type="spellEnd"/>
           </w:p>
         </w:tc>
       </w:tr>
@@ -6370,12 +7787,14 @@
             <w:shd w:val="clear" w:color="auto" w:fill="F2F7FB"/>
           </w:tcPr>
           <w:p>
+            <w:proofErr w:type="spellStart"/>
             <w:r>
               <w:rPr>
                 <w:sz w:val="18"/>
               </w:rPr>
               <w:t>Cancelado</w:t>
             </w:r>
+            <w:proofErr w:type="spellEnd"/>
           </w:p>
         </w:tc>
       </w:tr>
@@ -6386,6 +7805,7 @@
         <w:pStyle w:val="Ttulo2"/>
       </w:pPr>
       <w:bookmarkStart w:id="28" w:name="_Toc234752976"/>
+      <w:proofErr w:type="spellStart"/>
       <w:r>
         <w:rPr>
           <w:rFonts w:ascii="Calibri" w:hAnsi="Calibri"/>
@@ -6394,10 +7814,47 @@
         <w:t>Cancelacion</w:t>
       </w:r>
       <w:bookmarkEnd w:id="28"/>
-    </w:p>
-    <w:p>
-      <w:r>
-        <w:t>Al cancelar, los puntos de fidelizacion usados se devuelven automaticamente al cliente.</w:t>
+      <w:proofErr w:type="spellEnd"/>
+    </w:p>
+    <w:p>
+      <w:pPr>
+        <w:rPr>
+          <w:lang w:val="es-PE"/>
+        </w:rPr>
+      </w:pPr>
+      <w:r>
+        <w:rPr>
+          <w:lang w:val="es-PE"/>
+        </w:rPr>
+        <w:t xml:space="preserve">Al cancelar, los puntos de </w:t>
+      </w:r>
+      <w:proofErr w:type="spellStart"/>
+      <w:r>
+        <w:rPr>
+          <w:lang w:val="es-PE"/>
+        </w:rPr>
+        <w:t>fidelizacion</w:t>
+      </w:r>
+      <w:proofErr w:type="spellEnd"/>
+      <w:r>
+        <w:rPr>
+          <w:lang w:val="es-PE"/>
+        </w:rPr>
+        <w:t xml:space="preserve"> usados se devuelven </w:t>
+      </w:r>
+      <w:proofErr w:type="spellStart"/>
+      <w:r>
+        <w:rPr>
+          <w:lang w:val="es-PE"/>
+        </w:rPr>
+        <w:t>automaticamente</w:t>
+      </w:r>
+      <w:proofErr w:type="spellEnd"/>
+      <w:r>
+        <w:rPr>
+          <w:lang w:val="es-PE"/>
+        </w:rPr>
+        <w:t xml:space="preserve"> al cliente.</w:t>
       </w:r>
     </w:p>
     <w:p>
@@ -6405,6 +7862,7 @@
         <w:pStyle w:val="Ttulo2"/>
       </w:pPr>
       <w:bookmarkStart w:id="29" w:name="_Toc234752977"/>
+      <w:proofErr w:type="spellStart"/>
       <w:r>
         <w:rPr>
           <w:rFonts w:ascii="Calibri" w:hAnsi="Calibri"/>
@@ -6413,44 +7871,77 @@
         <w:t>Validaciones</w:t>
       </w:r>
       <w:bookmarkEnd w:id="29"/>
+      <w:proofErr w:type="spellEnd"/>
     </w:p>
     <w:p>
       <w:pPr>
         <w:pStyle w:val="Listaconvietas"/>
-      </w:pPr>
-      <w:r>
+        <w:rPr>
+          <w:lang w:val="es-PE"/>
+        </w:rPr>
+      </w:pPr>
+      <w:r>
+        <w:rPr>
+          <w:lang w:val="es-PE"/>
+        </w:rPr>
         <w:t>No se puede retroceder a un estado anterior.</w:t>
       </w:r>
     </w:p>
     <w:p>
       <w:pPr>
         <w:pStyle w:val="Listaconvietas"/>
-      </w:pPr>
-      <w:r>
-        <w:t xml:space="preserve">Pedidos ENTREGADOS o CANCELADOS </w:t>
-      </w:r>
-      <w:r>
-        <w:t>no se modifican.</w:t>
-      </w:r>
-    </w:p>
-    <w:p>
-      <w:r>
+        <w:rPr>
+          <w:lang w:val="es-PE"/>
+        </w:rPr>
+      </w:pPr>
+      <w:r>
+        <w:rPr>
+          <w:lang w:val="es-PE"/>
+        </w:rPr>
+        <w:t>Pedidos ENTREGADOS o CANCELADOS no se modifican.</w:t>
+      </w:r>
+    </w:p>
+    <w:p>
+      <w:pPr>
+        <w:rPr>
+          <w:lang w:val="es-PE"/>
+        </w:rPr>
+      </w:pPr>
+      <w:r>
+        <w:rPr>
+          <w:lang w:val="es-PE"/>
+        </w:rPr>
         <w:br w:type="page"/>
       </w:r>
     </w:p>
     <w:p>
       <w:pPr>
         <w:pStyle w:val="Ttulo1"/>
+        <w:rPr>
+          <w:lang w:val="es-PE"/>
+        </w:rPr>
       </w:pPr>
       <w:bookmarkStart w:id="30" w:name="_Toc234752978"/>
+      <w:proofErr w:type="spellStart"/>
       <w:r>
         <w:rPr>
           <w:rFonts w:ascii="Calibri" w:hAnsi="Calibri"/>
           <w:color w:val="003366"/>
           <w:sz w:val="32"/>
+          <w:lang w:val="es-PE"/>
         </w:rPr>
         <w:lastRenderedPageBreak/>
-        <w:t>Gestion de usuarios / Clientes</w:t>
+        <w:t>Gestion</w:t>
+      </w:r>
+      <w:proofErr w:type="spellEnd"/>
+      <w:r>
+        <w:rPr>
+          <w:rFonts w:ascii="Calibri" w:hAnsi="Calibri"/>
+          <w:color w:val="003366"/>
+          <w:sz w:val="32"/>
+          <w:lang w:val="es-PE"/>
+        </w:rPr>
+        <w:t xml:space="preserve"> de usuarios / Clientes</w:t>
       </w:r>
       <w:bookmarkEnd w:id="30"/>
     </w:p>
@@ -6463,242 +7954,572 @@
           <w:right w:val="single" w:sz="8" w:space="4" w:color="CCCCCC"/>
         </w:pBdr>
         <w:jc w:val="center"/>
+        <w:rPr>
+          <w:lang w:val="es-PE"/>
+        </w:rPr>
       </w:pPr>
       <w:r>
         <w:rPr>
           <w:i/>
           <w:color w:val="646464"/>
           <w:sz w:val="20"/>
-        </w:rPr>
-        <w:t>[Insertar captura de: Panel de gestion de clientes]</w:t>
+          <w:lang w:val="es-PE"/>
+        </w:rPr>
+        <w:t xml:space="preserve">[Insertar captura de: Panel de </w:t>
+      </w:r>
+      <w:proofErr w:type="spellStart"/>
+      <w:r>
+        <w:rPr>
+          <w:i/>
+          <w:color w:val="646464"/>
+          <w:sz w:val="20"/>
+          <w:lang w:val="es-PE"/>
+        </w:rPr>
+        <w:t>gestion</w:t>
+      </w:r>
+      <w:proofErr w:type="spellEnd"/>
+      <w:r>
+        <w:rPr>
+          <w:i/>
+          <w:color w:val="646464"/>
+          <w:sz w:val="20"/>
+          <w:lang w:val="es-PE"/>
+        </w:rPr>
+        <w:t xml:space="preserve"> de clientes]</w:t>
       </w:r>
     </w:p>
     <w:p>
       <w:pPr>
         <w:jc w:val="center"/>
+        <w:rPr>
+          <w:lang w:val="es-PE"/>
+        </w:rPr>
       </w:pPr>
       <w:r>
         <w:rPr>
           <w:i/>
           <w:color w:val="505050"/>
           <w:sz w:val="18"/>
-        </w:rPr>
-        <w:t>Figura 5. Gestion de clientes</w:t>
+          <w:lang w:val="es-PE"/>
+        </w:rPr>
+        <w:t xml:space="preserve">Figura 5. </w:t>
+      </w:r>
+      <w:proofErr w:type="spellStart"/>
+      <w:r>
+        <w:rPr>
+          <w:i/>
+          <w:color w:val="505050"/>
+          <w:sz w:val="18"/>
+          <w:lang w:val="es-PE"/>
+        </w:rPr>
+        <w:t>Gestion</w:t>
+      </w:r>
+      <w:proofErr w:type="spellEnd"/>
+      <w:r>
+        <w:rPr>
+          <w:i/>
+          <w:color w:val="505050"/>
+          <w:sz w:val="18"/>
+          <w:lang w:val="es-PE"/>
+        </w:rPr>
+        <w:t xml:space="preserve"> de clientes</w:t>
       </w:r>
     </w:p>
     <w:p>
       <w:pPr>
         <w:pStyle w:val="Ttulo2"/>
+        <w:rPr>
+          <w:lang w:val="es-PE"/>
+        </w:rPr>
       </w:pPr>
       <w:bookmarkStart w:id="31" w:name="_Toc234752979"/>
       <w:r>
         <w:rPr>
           <w:rFonts w:ascii="Calibri" w:hAnsi="Calibri"/>
           <w:color w:val="004C99"/>
+          <w:lang w:val="es-PE"/>
         </w:rPr>
         <w:t>Listar usuarios</w:t>
       </w:r>
       <w:bookmarkEnd w:id="31"/>
     </w:p>
     <w:p>
-      <w:r>
+      <w:pPr>
+        <w:rPr>
+          <w:lang w:val="es-PE"/>
+        </w:rPr>
+      </w:pPr>
+      <w:r>
+        <w:rPr>
+          <w:lang w:val="es-PE"/>
+        </w:rPr>
         <w:t>1. Vaya a Clientes en el panel.</w:t>
       </w:r>
     </w:p>
     <w:p>
-      <w:r>
-        <w:t>2. Se mostraran todos los clientes registrados.</w:t>
+      <w:pPr>
+        <w:rPr>
+          <w:lang w:val="es-PE"/>
+        </w:rPr>
+      </w:pPr>
+      <w:r>
+        <w:rPr>
+          <w:lang w:val="es-PE"/>
+        </w:rPr>
+        <w:t xml:space="preserve">2. Se </w:t>
+      </w:r>
+      <w:proofErr w:type="gramStart"/>
+      <w:r>
+        <w:rPr>
+          <w:lang w:val="es-PE"/>
+        </w:rPr>
+        <w:t>mostraran</w:t>
+      </w:r>
+      <w:proofErr w:type="gramEnd"/>
+      <w:r>
+        <w:rPr>
+          <w:lang w:val="es-PE"/>
+        </w:rPr>
+        <w:t xml:space="preserve"> todos los clientes registrados.</w:t>
       </w:r>
     </w:p>
     <w:p>
       <w:pPr>
         <w:pStyle w:val="Ttulo2"/>
+        <w:rPr>
+          <w:lang w:val="es-PE"/>
+        </w:rPr>
       </w:pPr>
       <w:bookmarkStart w:id="32" w:name="_Toc234752980"/>
       <w:r>
         <w:rPr>
           <w:rFonts w:ascii="Calibri" w:hAnsi="Calibri"/>
           <w:color w:val="004C99"/>
+          <w:lang w:val="es-PE"/>
         </w:rPr>
         <w:t>Buscar</w:t>
       </w:r>
       <w:bookmarkEnd w:id="32"/>
     </w:p>
     <w:p>
-      <w:r>
-        <w:t xml:space="preserve">Busque por </w:t>
-      </w:r>
-      <w:r>
-        <w:t>nombre o email. Filtre por nivel de fidelizacion (Bronce, Plata, Oro, Diamante).</w:t>
+      <w:pPr>
+        <w:rPr>
+          <w:lang w:val="es-PE"/>
+        </w:rPr>
+      </w:pPr>
+      <w:r>
+        <w:rPr>
+          <w:lang w:val="es-PE"/>
+        </w:rPr>
+        <w:t xml:space="preserve">Busque por nombre o email. Filtre por nivel de </w:t>
+      </w:r>
+      <w:proofErr w:type="spellStart"/>
+      <w:r>
+        <w:rPr>
+          <w:lang w:val="es-PE"/>
+        </w:rPr>
+        <w:t>fidelizacion</w:t>
+      </w:r>
+      <w:proofErr w:type="spellEnd"/>
+      <w:r>
+        <w:rPr>
+          <w:lang w:val="es-PE"/>
+        </w:rPr>
+        <w:t xml:space="preserve"> (Bronce, Plata, Oro, Diamante).</w:t>
       </w:r>
     </w:p>
     <w:p>
       <w:pPr>
         <w:pStyle w:val="Ttulo2"/>
+        <w:rPr>
+          <w:lang w:val="es-PE"/>
+        </w:rPr>
       </w:pPr>
       <w:bookmarkStart w:id="33" w:name="_Toc234752981"/>
+      <w:proofErr w:type="spellStart"/>
       <w:r>
         <w:rPr>
           <w:rFonts w:ascii="Calibri" w:hAnsi="Calibri"/>
           <w:color w:val="004C99"/>
-        </w:rPr>
-        <w:t>Informacion mostrada</w:t>
+          <w:lang w:val="es-PE"/>
+        </w:rPr>
+        <w:t>Informacion</w:t>
+      </w:r>
+      <w:proofErr w:type="spellEnd"/>
+      <w:r>
+        <w:rPr>
+          <w:rFonts w:ascii="Calibri" w:hAnsi="Calibri"/>
+          <w:color w:val="004C99"/>
+          <w:lang w:val="es-PE"/>
+        </w:rPr>
+        <w:t xml:space="preserve"> mostrada</w:t>
       </w:r>
       <w:bookmarkEnd w:id="33"/>
     </w:p>
     <w:p>
-      <w:r>
-        <w:t>Cada tarjeta muestra: nombre, email, nivel de fidelizacion con color, pedidos totales, monto gastado, puntos acumulados, barra de progreso y fecha del ult</w:t>
-      </w:r>
-      <w:r>
-        <w:t>imo pedido.</w:t>
-      </w:r>
-    </w:p>
-    <w:p>
-      <w:r>
+      <w:pPr>
+        <w:rPr>
+          <w:lang w:val="es-PE"/>
+        </w:rPr>
+      </w:pPr>
+      <w:r>
+        <w:rPr>
+          <w:lang w:val="es-PE"/>
+        </w:rPr>
+        <w:t xml:space="preserve">Cada tarjeta muestra: nombre, email, nivel de </w:t>
+      </w:r>
+      <w:proofErr w:type="spellStart"/>
+      <w:r>
+        <w:rPr>
+          <w:lang w:val="es-PE"/>
+        </w:rPr>
+        <w:t>fidelizacion</w:t>
+      </w:r>
+      <w:proofErr w:type="spellEnd"/>
+      <w:r>
+        <w:rPr>
+          <w:lang w:val="es-PE"/>
+        </w:rPr>
+        <w:t xml:space="preserve"> con color, pedidos totales, monto gastado, puntos acumulados, barra de progreso y fecha del </w:t>
+      </w:r>
+      <w:proofErr w:type="spellStart"/>
+      <w:r>
+        <w:rPr>
+          <w:lang w:val="es-PE"/>
+        </w:rPr>
+        <w:t>ultimo</w:t>
+      </w:r>
+      <w:proofErr w:type="spellEnd"/>
+      <w:r>
+        <w:rPr>
+          <w:lang w:val="es-PE"/>
+        </w:rPr>
+        <w:t xml:space="preserve"> pedido.</w:t>
+      </w:r>
+    </w:p>
+    <w:p>
+      <w:pPr>
+        <w:rPr>
+          <w:lang w:val="es-PE"/>
+        </w:rPr>
+      </w:pPr>
+      <w:r>
+        <w:rPr>
+          <w:lang w:val="es-PE"/>
+        </w:rPr>
         <w:br w:type="page"/>
       </w:r>
     </w:p>
     <w:p>
       <w:pPr>
         <w:pStyle w:val="Ttulo1"/>
+        <w:rPr>
+          <w:lang w:val="es-PE"/>
+        </w:rPr>
       </w:pPr>
       <w:bookmarkStart w:id="34" w:name="_Toc234752982"/>
+      <w:proofErr w:type="spellStart"/>
       <w:r>
         <w:rPr>
           <w:rFonts w:ascii="Calibri" w:hAnsi="Calibri"/>
           <w:color w:val="003366"/>
           <w:sz w:val="32"/>
+          <w:lang w:val="es-PE"/>
         </w:rPr>
         <w:lastRenderedPageBreak/>
-        <w:t>Gestion de promociones</w:t>
-      </w:r>
-      <w:bookmarkEnd w:id="34"/>
-    </w:p>
-    <w:p>
-      <w:pPr>
-        <w:pStyle w:val="Ttulo2"/>
-      </w:pPr>
-      <w:bookmarkStart w:id="35" w:name="_Toc234752983"/>
-      <w:r>
-        <w:rPr>
-          <w:rFonts w:ascii="Calibri" w:hAnsi="Calibri"/>
-          <w:color w:val="004C99"/>
-        </w:rPr>
-        <w:t>Crear promocion</w:t>
-      </w:r>
-      <w:bookmarkEnd w:id="35"/>
-    </w:p>
-    <w:p>
-      <w:r>
-        <w:t>1. Acceda a la seccion de promociones.</w:t>
-      </w:r>
-    </w:p>
-    <w:p>
-      <w:r>
-        <w:t>2. Haga clic en "Nueva Promocion".</w:t>
-      </w:r>
-    </w:p>
-    <w:p>
-      <w:r>
-        <w:t>3. Complete: titulo, descripcion, descuento, dias de vigencia, icono, color y fechas.</w:t>
-      </w:r>
-    </w:p>
-    <w:p>
-      <w:r>
-        <w:t>4. Haga clic en "Guardar".</w:t>
-      </w:r>
-    </w:p>
-    <w:p>
-      <w:pPr>
-        <w:pStyle w:val="Ttulo2"/>
-      </w:pPr>
-      <w:bookmarkStart w:id="36" w:name="_Toc234752984"/>
-      <w:r>
-        <w:rPr>
-          <w:rFonts w:ascii="Calibri" w:hAnsi="Calibri"/>
-          <w:color w:val="004C99"/>
-        </w:rPr>
-        <w:t>Editar y desacti</w:t>
-      </w:r>
-      <w:r>
-        <w:rPr>
-          <w:rFonts w:ascii="Calibri" w:hAnsi="Calibri"/>
-          <w:color w:val="004C99"/>
-        </w:rPr>
-        <w:t>var</w:t>
-      </w:r>
-      <w:bookmarkEnd w:id="36"/>
-    </w:p>
-    <w:p>
-      <w:r>
-        <w:t>Puede editar promociones existentes o desactivarlas temporalmente sin eliminar.</w:t>
-      </w:r>
-    </w:p>
-    <w:p>
-      <w:pPr>
-        <w:pStyle w:val="Ttulo2"/>
-      </w:pPr>
-      <w:bookmarkStart w:id="37" w:name="_Toc234752985"/>
-      <w:r>
-        <w:rPr>
-          <w:rFonts w:ascii="Calibri" w:hAnsi="Calibri"/>
-          <w:color w:val="004C99"/>
-        </w:rPr>
-        <w:t>Validaciones</w:t>
-      </w:r>
-      <w:bookmarkEnd w:id="37"/>
-    </w:p>
-    <w:p>
-      <w:pPr>
-        <w:pStyle w:val="Listaconvietas"/>
-      </w:pPr>
-      <w:r>
-        <w:t>Titulo y descripcion son obligatorios.</w:t>
-      </w:r>
-    </w:p>
-    <w:p>
-      <w:pPr>
-        <w:pStyle w:val="Listaconvietas"/>
-      </w:pPr>
-      <w:r>
-        <w:t>Fecha fin debe ser posterior a fecha inicio.</w:t>
-      </w:r>
-    </w:p>
-    <w:p>
-      <w:r>
-        <w:br w:type="page"/>
-      </w:r>
-    </w:p>
-    <w:p>
-      <w:pPr>
-        <w:pStyle w:val="Ttulo1"/>
-      </w:pPr>
-      <w:bookmarkStart w:id="38" w:name="_Toc234752986"/>
+        <w:t>Gestion</w:t>
+      </w:r>
+      <w:proofErr w:type="spellEnd"/>
       <w:r>
         <w:rPr>
           <w:rFonts w:ascii="Calibri" w:hAnsi="Calibri"/>
           <w:color w:val="003366"/>
           <w:sz w:val="32"/>
-        </w:rPr>
-        <w:lastRenderedPageBreak/>
-        <w:t>Fidelizacion y puntos</w:t>
-      </w:r>
-      <w:bookmarkEnd w:id="38"/>
+          <w:lang w:val="es-PE"/>
+        </w:rPr>
+        <w:t xml:space="preserve"> de promociones</w:t>
+      </w:r>
+      <w:bookmarkEnd w:id="34"/>
     </w:p>
     <w:p>
       <w:pPr>
         <w:pStyle w:val="Ttulo2"/>
-      </w:pPr>
-      <w:bookmarkStart w:id="39" w:name="_Toc234752987"/>
+        <w:rPr>
+          <w:lang w:val="es-PE"/>
+        </w:rPr>
+      </w:pPr>
+      <w:bookmarkStart w:id="35" w:name="_Toc234752983"/>
       <w:r>
         <w:rPr>
           <w:rFonts w:ascii="Calibri" w:hAnsi="Calibri"/>
           <w:color w:val="004C99"/>
+          <w:lang w:val="es-PE"/>
+        </w:rPr>
+        <w:t xml:space="preserve">Crear </w:t>
+      </w:r>
+      <w:proofErr w:type="spellStart"/>
+      <w:r>
+        <w:rPr>
+          <w:rFonts w:ascii="Calibri" w:hAnsi="Calibri"/>
+          <w:color w:val="004C99"/>
+          <w:lang w:val="es-PE"/>
+        </w:rPr>
+        <w:t>promocion</w:t>
+      </w:r>
+      <w:bookmarkEnd w:id="35"/>
+      <w:proofErr w:type="spellEnd"/>
+    </w:p>
+    <w:p>
+      <w:pPr>
+        <w:rPr>
+          <w:lang w:val="es-PE"/>
+        </w:rPr>
+      </w:pPr>
+      <w:r>
+        <w:rPr>
+          <w:lang w:val="es-PE"/>
+        </w:rPr>
+        <w:t xml:space="preserve">1. Acceda a la </w:t>
+      </w:r>
+      <w:proofErr w:type="spellStart"/>
+      <w:r>
+        <w:rPr>
+          <w:lang w:val="es-PE"/>
+        </w:rPr>
+        <w:t>seccion</w:t>
+      </w:r>
+      <w:proofErr w:type="spellEnd"/>
+      <w:r>
+        <w:rPr>
+          <w:lang w:val="es-PE"/>
+        </w:rPr>
+        <w:t xml:space="preserve"> de promociones.</w:t>
+      </w:r>
+    </w:p>
+    <w:p>
+      <w:pPr>
+        <w:rPr>
+          <w:lang w:val="es-PE"/>
+        </w:rPr>
+      </w:pPr>
+      <w:r>
+        <w:rPr>
+          <w:lang w:val="es-PE"/>
+        </w:rPr>
+        <w:t xml:space="preserve">2. Haga clic en "Nueva </w:t>
+      </w:r>
+      <w:proofErr w:type="spellStart"/>
+      <w:r>
+        <w:rPr>
+          <w:lang w:val="es-PE"/>
+        </w:rPr>
+        <w:t>Promocion</w:t>
+      </w:r>
+      <w:proofErr w:type="spellEnd"/>
+      <w:r>
+        <w:rPr>
+          <w:lang w:val="es-PE"/>
+        </w:rPr>
+        <w:t>".</w:t>
+      </w:r>
+    </w:p>
+    <w:p>
+      <w:pPr>
+        <w:rPr>
+          <w:lang w:val="es-PE"/>
+        </w:rPr>
+      </w:pPr>
+      <w:r>
+        <w:rPr>
+          <w:lang w:val="es-PE"/>
+        </w:rPr>
+        <w:t xml:space="preserve">3. Complete: titulo, </w:t>
+      </w:r>
+      <w:proofErr w:type="spellStart"/>
+      <w:r>
+        <w:rPr>
+          <w:lang w:val="es-PE"/>
+        </w:rPr>
+        <w:t>descripcion</w:t>
+      </w:r>
+      <w:proofErr w:type="spellEnd"/>
+      <w:r>
+        <w:rPr>
+          <w:lang w:val="es-PE"/>
+        </w:rPr>
+        <w:t xml:space="preserve">, descuento, </w:t>
+      </w:r>
+      <w:proofErr w:type="spellStart"/>
+      <w:r>
+        <w:rPr>
+          <w:lang w:val="es-PE"/>
+        </w:rPr>
+        <w:t>dias</w:t>
+      </w:r>
+      <w:proofErr w:type="spellEnd"/>
+      <w:r>
+        <w:rPr>
+          <w:lang w:val="es-PE"/>
+        </w:rPr>
+        <w:t xml:space="preserve"> de vigencia, icono, color y fechas.</w:t>
+      </w:r>
+    </w:p>
+    <w:p>
+      <w:pPr>
+        <w:rPr>
+          <w:lang w:val="es-PE"/>
+        </w:rPr>
+      </w:pPr>
+      <w:r>
+        <w:rPr>
+          <w:lang w:val="es-PE"/>
+        </w:rPr>
+        <w:t>4. Haga clic en "Guardar".</w:t>
+      </w:r>
+    </w:p>
+    <w:p>
+      <w:pPr>
+        <w:pStyle w:val="Ttulo2"/>
+        <w:rPr>
+          <w:lang w:val="es-PE"/>
+        </w:rPr>
+      </w:pPr>
+      <w:bookmarkStart w:id="36" w:name="_Toc234752984"/>
+      <w:r>
+        <w:rPr>
+          <w:rFonts w:ascii="Calibri" w:hAnsi="Calibri"/>
+          <w:color w:val="004C99"/>
+          <w:lang w:val="es-PE"/>
+        </w:rPr>
+        <w:t>Editar y desactivar</w:t>
+      </w:r>
+      <w:bookmarkEnd w:id="36"/>
+    </w:p>
+    <w:p>
+      <w:pPr>
+        <w:rPr>
+          <w:lang w:val="es-PE"/>
+        </w:rPr>
+      </w:pPr>
+      <w:r>
+        <w:rPr>
+          <w:lang w:val="es-PE"/>
+        </w:rPr>
+        <w:t>Puede editar promociones existentes o desactivarlas temporalmente sin eliminar.</w:t>
+      </w:r>
+    </w:p>
+    <w:p>
+      <w:pPr>
+        <w:pStyle w:val="Ttulo2"/>
+      </w:pPr>
+      <w:bookmarkStart w:id="37" w:name="_Toc234752985"/>
+      <w:proofErr w:type="spellStart"/>
+      <w:r>
+        <w:rPr>
+          <w:rFonts w:ascii="Calibri" w:hAnsi="Calibri"/>
+          <w:color w:val="004C99"/>
+        </w:rPr>
+        <w:t>Validaciones</w:t>
+      </w:r>
+      <w:bookmarkEnd w:id="37"/>
+      <w:proofErr w:type="spellEnd"/>
+    </w:p>
+    <w:p>
+      <w:pPr>
+        <w:pStyle w:val="Listaconvietas"/>
+        <w:rPr>
+          <w:lang w:val="es-PE"/>
+        </w:rPr>
+      </w:pPr>
+      <w:r>
+        <w:rPr>
+          <w:lang w:val="es-PE"/>
+        </w:rPr>
+        <w:t xml:space="preserve">Titulo y </w:t>
+      </w:r>
+      <w:proofErr w:type="spellStart"/>
+      <w:r>
+        <w:rPr>
+          <w:lang w:val="es-PE"/>
+        </w:rPr>
+        <w:t>descripcion</w:t>
+      </w:r>
+      <w:proofErr w:type="spellEnd"/>
+      <w:r>
+        <w:rPr>
+          <w:lang w:val="es-PE"/>
+        </w:rPr>
+        <w:t xml:space="preserve"> son obligatorios.</w:t>
+      </w:r>
+    </w:p>
+    <w:p>
+      <w:pPr>
+        <w:pStyle w:val="Listaconvietas"/>
+        <w:rPr>
+          <w:lang w:val="es-PE"/>
+        </w:rPr>
+      </w:pPr>
+      <w:r>
+        <w:rPr>
+          <w:lang w:val="es-PE"/>
+        </w:rPr>
+        <w:t>Fecha fin debe ser posterior a fecha inicio.</w:t>
+      </w:r>
+    </w:p>
+    <w:p>
+      <w:pPr>
+        <w:rPr>
+          <w:lang w:val="es-PE"/>
+        </w:rPr>
+      </w:pPr>
+      <w:r>
+        <w:rPr>
+          <w:lang w:val="es-PE"/>
+        </w:rPr>
+        <w:br w:type="page"/>
+      </w:r>
+    </w:p>
+    <w:p>
+      <w:pPr>
+        <w:pStyle w:val="Ttulo1"/>
+      </w:pPr>
+      <w:bookmarkStart w:id="38" w:name="_Toc234752986"/>
+      <w:proofErr w:type="spellStart"/>
+      <w:r>
+        <w:rPr>
+          <w:rFonts w:ascii="Calibri" w:hAnsi="Calibri"/>
+          <w:color w:val="003366"/>
+          <w:sz w:val="32"/>
+        </w:rPr>
+        <w:lastRenderedPageBreak/>
+        <w:t>Fidelizacion</w:t>
+      </w:r>
+      <w:proofErr w:type="spellEnd"/>
+      <w:r>
+        <w:rPr>
+          <w:rFonts w:ascii="Calibri" w:hAnsi="Calibri"/>
+          <w:color w:val="003366"/>
+          <w:sz w:val="32"/>
+        </w:rPr>
+        <w:t xml:space="preserve"> y puntos</w:t>
+      </w:r>
+      <w:bookmarkEnd w:id="38"/>
+    </w:p>
+    <w:p>
+      <w:pPr>
+        <w:pStyle w:val="Ttulo2"/>
+      </w:pPr>
+      <w:bookmarkStart w:id="39" w:name="_Toc234752987"/>
+      <w:proofErr w:type="spellStart"/>
+      <w:r>
+        <w:rPr>
+          <w:rFonts w:ascii="Calibri" w:hAnsi="Calibri"/>
+          <w:color w:val="004C99"/>
         </w:rPr>
         <w:t>Niveles</w:t>
       </w:r>
       <w:bookmarkEnd w:id="39"/>
+      <w:proofErr w:type="spellEnd"/>
     </w:p>
     <w:tbl>
       <w:tblPr>
@@ -6751,8 +8572,18 @@
                 <w:color w:val="FFFFFF"/>
                 <w:sz w:val="20"/>
               </w:rPr>
-              <w:t>Puntos minimos</w:t>
+              <w:t xml:space="preserve">Puntos </w:t>
             </w:r>
+            <w:proofErr w:type="spellStart"/>
+            <w:r>
+              <w:rPr>
+                <w:b/>
+                <w:color w:val="FFFFFF"/>
+                <w:sz w:val="20"/>
+              </w:rPr>
+              <w:t>minimos</w:t>
+            </w:r>
+            <w:proofErr w:type="spellEnd"/>
           </w:p>
         </w:tc>
         <w:tc>
@@ -6803,12 +8634,14 @@
             <w:tcW w:w="2351" w:type="dxa"/>
           </w:tcPr>
           <w:p>
+            <w:proofErr w:type="spellStart"/>
             <w:r>
               <w:rPr>
                 <w:sz w:val="18"/>
               </w:rPr>
               <w:t>Bronce</w:t>
             </w:r>
+            <w:proofErr w:type="spellEnd"/>
           </w:p>
         </w:tc>
         <w:tc>
@@ -7037,6 +8870,7 @@
         <w:pStyle w:val="Ttulo2"/>
       </w:pPr>
       <w:bookmarkStart w:id="40" w:name="_Toc234752988"/>
+      <w:proofErr w:type="spellStart"/>
       <w:r>
         <w:rPr>
           <w:rFonts w:ascii="Calibri" w:hAnsi="Calibri"/>
@@ -7045,54 +8879,134 @@
         <w:t>Acumulacion</w:t>
       </w:r>
       <w:bookmarkEnd w:id="40"/>
-    </w:p>
-    <w:p>
-      <w:r>
-        <w:t>Los puntos se acreditan automaticamente al completar un pedido con estado ENTREGADO.</w:t>
+      <w:proofErr w:type="spellEnd"/>
+    </w:p>
+    <w:p>
+      <w:pPr>
+        <w:rPr>
+          <w:lang w:val="es-PE"/>
+        </w:rPr>
+      </w:pPr>
+      <w:r>
+        <w:rPr>
+          <w:lang w:val="es-PE"/>
+        </w:rPr>
+        <w:t xml:space="preserve">Los puntos se acreditan </w:t>
+      </w:r>
+      <w:proofErr w:type="spellStart"/>
+      <w:r>
+        <w:rPr>
+          <w:lang w:val="es-PE"/>
+        </w:rPr>
+        <w:t>automaticamente</w:t>
+      </w:r>
+      <w:proofErr w:type="spellEnd"/>
+      <w:r>
+        <w:rPr>
+          <w:lang w:val="es-PE"/>
+        </w:rPr>
+        <w:t xml:space="preserve"> al completar un pedido con estado ENTREGADO.</w:t>
       </w:r>
     </w:p>
     <w:p>
       <w:pPr>
         <w:pStyle w:val="Ttulo2"/>
+        <w:rPr>
+          <w:lang w:val="es-PE"/>
+        </w:rPr>
       </w:pPr>
       <w:bookmarkStart w:id="41" w:name="_Toc234752989"/>
       <w:r>
         <w:rPr>
           <w:rFonts w:ascii="Calibri" w:hAnsi="Calibri"/>
           <w:color w:val="004C99"/>
+          <w:lang w:val="es-PE"/>
         </w:rPr>
         <w:t>Canje</w:t>
       </w:r>
       <w:bookmarkEnd w:id="41"/>
     </w:p>
     <w:p>
-      <w:r>
-        <w:t xml:space="preserve">Clientes pueden canjear puntos como descuento (1 </w:t>
-      </w:r>
-      <w:r>
-        <w:t>punto = S/ 0.05) al seleccionar metodo de pago "Puntos".</w:t>
-      </w:r>
-    </w:p>
-    <w:p>
-      <w:r>
+      <w:pPr>
+        <w:rPr>
+          <w:lang w:val="es-PE"/>
+        </w:rPr>
+      </w:pPr>
+      <w:r>
+        <w:rPr>
+          <w:lang w:val="es-PE"/>
+        </w:rPr>
+        <w:t xml:space="preserve">Clientes pueden canjear puntos como descuento (1 punto = S/ 0.05) al seleccionar </w:t>
+      </w:r>
+      <w:proofErr w:type="spellStart"/>
+      <w:r>
+        <w:rPr>
+          <w:lang w:val="es-PE"/>
+        </w:rPr>
+        <w:t>metodo</w:t>
+      </w:r>
+      <w:proofErr w:type="spellEnd"/>
+      <w:r>
+        <w:rPr>
+          <w:lang w:val="es-PE"/>
+        </w:rPr>
+        <w:t xml:space="preserve"> de pago "Puntos".</w:t>
+      </w:r>
+    </w:p>
+    <w:p>
+      <w:pPr>
+        <w:rPr>
+          <w:lang w:val="es-PE"/>
+        </w:rPr>
+      </w:pPr>
+      <w:r>
+        <w:rPr>
+          <w:lang w:val="es-PE"/>
+        </w:rPr>
         <w:br w:type="page"/>
       </w:r>
     </w:p>
     <w:p>
       <w:pPr>
         <w:pStyle w:val="Ttulo1"/>
+        <w:rPr>
+          <w:lang w:val="es-PE"/>
+        </w:rPr>
       </w:pPr>
       <w:bookmarkStart w:id="42" w:name="_Toc234752990"/>
+      <w:proofErr w:type="spellStart"/>
       <w:r>
         <w:rPr>
           <w:rFonts w:ascii="Calibri" w:hAnsi="Calibri"/>
           <w:color w:val="003366"/>
           <w:sz w:val="32"/>
+          <w:lang w:val="es-PE"/>
         </w:rPr>
         <w:lastRenderedPageBreak/>
-        <w:t>Configuracion de la aplicacion</w:t>
+        <w:t>Configuracion</w:t>
+      </w:r>
+      <w:proofErr w:type="spellEnd"/>
+      <w:r>
+        <w:rPr>
+          <w:rFonts w:ascii="Calibri" w:hAnsi="Calibri"/>
+          <w:color w:val="003366"/>
+          <w:sz w:val="32"/>
+          <w:lang w:val="es-PE"/>
+        </w:rPr>
+        <w:t xml:space="preserve"> de la </w:t>
+      </w:r>
+      <w:proofErr w:type="spellStart"/>
+      <w:r>
+        <w:rPr>
+          <w:rFonts w:ascii="Calibri" w:hAnsi="Calibri"/>
+          <w:color w:val="003366"/>
+          <w:sz w:val="32"/>
+          <w:lang w:val="es-PE"/>
+        </w:rPr>
+        <w:t>aplicacion</w:t>
       </w:r>
       <w:bookmarkEnd w:id="42"/>
+      <w:proofErr w:type="spellEnd"/>
     </w:p>
     <w:p>
       <w:pPr>
@@ -7103,182 +9017,377 @@
           <w:right w:val="single" w:sz="8" w:space="4" w:color="CCCCCC"/>
         </w:pBdr>
         <w:jc w:val="center"/>
+        <w:rPr>
+          <w:lang w:val="es-PE"/>
+        </w:rPr>
       </w:pPr>
       <w:r>
         <w:rPr>
           <w:i/>
           <w:color w:val="646464"/>
           <w:sz w:val="20"/>
-        </w:rPr>
-        <w:t>[Insertar captura de: Pantalla de configuracion del negocio]</w:t>
+          <w:lang w:val="es-PE"/>
+        </w:rPr>
+        <w:t xml:space="preserve">[Insertar captura de: Pantalla de </w:t>
+      </w:r>
+      <w:proofErr w:type="spellStart"/>
+      <w:r>
+        <w:rPr>
+          <w:i/>
+          <w:color w:val="646464"/>
+          <w:sz w:val="20"/>
+          <w:lang w:val="es-PE"/>
+        </w:rPr>
+        <w:t>configuracion</w:t>
+      </w:r>
+      <w:proofErr w:type="spellEnd"/>
+      <w:r>
+        <w:rPr>
+          <w:i/>
+          <w:color w:val="646464"/>
+          <w:sz w:val="20"/>
+          <w:lang w:val="es-PE"/>
+        </w:rPr>
+        <w:t xml:space="preserve"> del negocio]</w:t>
       </w:r>
     </w:p>
     <w:p>
       <w:pPr>
         <w:jc w:val="center"/>
+        <w:rPr>
+          <w:lang w:val="es-PE"/>
+        </w:rPr>
       </w:pPr>
       <w:r>
         <w:rPr>
           <w:i/>
           <w:color w:val="505050"/>
           <w:sz w:val="18"/>
-        </w:rPr>
-        <w:t>Figura 6. Configuracion del negocio</w:t>
+          <w:lang w:val="es-PE"/>
+        </w:rPr>
+        <w:t xml:space="preserve">Figura 6. </w:t>
+      </w:r>
+      <w:proofErr w:type="spellStart"/>
+      <w:r>
+        <w:rPr>
+          <w:i/>
+          <w:color w:val="505050"/>
+          <w:sz w:val="18"/>
+          <w:lang w:val="es-PE"/>
+        </w:rPr>
+        <w:t>Configuracion</w:t>
+      </w:r>
+      <w:proofErr w:type="spellEnd"/>
+      <w:r>
+        <w:rPr>
+          <w:i/>
+          <w:color w:val="505050"/>
+          <w:sz w:val="18"/>
+          <w:lang w:val="es-PE"/>
+        </w:rPr>
+        <w:t xml:space="preserve"> del negocio</w:t>
       </w:r>
     </w:p>
     <w:p>
       <w:pPr>
         <w:pStyle w:val="Ttulo2"/>
+        <w:rPr>
+          <w:lang w:val="es-PE"/>
+        </w:rPr>
       </w:pPr>
       <w:bookmarkStart w:id="43" w:name="_Toc234752991"/>
+      <w:proofErr w:type="spellStart"/>
       <w:r>
         <w:rPr>
           <w:rFonts w:ascii="Calibri" w:hAnsi="Calibri"/>
           <w:color w:val="004C99"/>
-        </w:rPr>
-        <w:t>Informacion del negocio</w:t>
-      </w:r>
-      <w:bookmarkEnd w:id="43"/>
-    </w:p>
-    <w:p>
-      <w:pPr>
-        <w:pStyle w:val="Listaconvietas"/>
-      </w:pPr>
-      <w:r>
-        <w:t xml:space="preserve">Nombre del negocio, </w:t>
-      </w:r>
-      <w:r>
-        <w:t>descripcion/eslogan, logo (subida de imagen).</w:t>
-      </w:r>
-    </w:p>
-    <w:p>
-      <w:pPr>
-        <w:pStyle w:val="Ttulo2"/>
-      </w:pPr>
-      <w:bookmarkStart w:id="44" w:name="_Toc234752992"/>
+          <w:lang w:val="es-PE"/>
+        </w:rPr>
+        <w:t>Informacion</w:t>
+      </w:r>
+      <w:proofErr w:type="spellEnd"/>
       <w:r>
         <w:rPr>
           <w:rFonts w:ascii="Calibri" w:hAnsi="Calibri"/>
           <w:color w:val="004C99"/>
-        </w:rPr>
-        <w:t>Contacto</w:t>
-      </w:r>
-      <w:bookmarkEnd w:id="44"/>
+          <w:lang w:val="es-PE"/>
+        </w:rPr>
+        <w:t xml:space="preserve"> del negocio</w:t>
+      </w:r>
+      <w:bookmarkEnd w:id="43"/>
     </w:p>
     <w:p>
       <w:pPr>
         <w:pStyle w:val="Listaconvietas"/>
-      </w:pPr>
-      <w:r>
-        <w:t>Direccion, telefono, correo electronico.</w:t>
+        <w:rPr>
+          <w:lang w:val="es-PE"/>
+        </w:rPr>
+      </w:pPr>
+      <w:r>
+        <w:rPr>
+          <w:lang w:val="es-PE"/>
+        </w:rPr>
+        <w:t xml:space="preserve">Nombre del negocio, </w:t>
+      </w:r>
+      <w:proofErr w:type="spellStart"/>
+      <w:r>
+        <w:rPr>
+          <w:lang w:val="es-PE"/>
+        </w:rPr>
+        <w:t>descripcion</w:t>
+      </w:r>
+      <w:proofErr w:type="spellEnd"/>
+      <w:r>
+        <w:rPr>
+          <w:lang w:val="es-PE"/>
+        </w:rPr>
+        <w:t>/eslogan, logo (subida de imagen).</w:t>
       </w:r>
     </w:p>
     <w:p>
       <w:pPr>
         <w:pStyle w:val="Ttulo2"/>
       </w:pPr>
-      <w:bookmarkStart w:id="45" w:name="_Toc234752993"/>
+      <w:bookmarkStart w:id="44" w:name="_Toc234752992"/>
+      <w:proofErr w:type="spellStart"/>
       <w:r>
         <w:rPr>
           <w:rFonts w:ascii="Calibri" w:hAnsi="Calibri"/>
           <w:color w:val="004C99"/>
         </w:rPr>
-        <w:t>Horarios</w:t>
-      </w:r>
-      <w:bookmarkEnd w:id="45"/>
+        <w:t>Contacto</w:t>
+      </w:r>
+      <w:bookmarkEnd w:id="44"/>
+      <w:proofErr w:type="spellEnd"/>
     </w:p>
     <w:p>
       <w:pPr>
         <w:pStyle w:val="Listaconvietas"/>
       </w:pPr>
-      <w:r>
-        <w:t>Lunes a viernes, sabados, domingos.</w:t>
+      <w:proofErr w:type="spellStart"/>
+      <w:r>
+        <w:t>Direccion</w:t>
+      </w:r>
+      <w:proofErr w:type="spellEnd"/>
+      <w:r>
+        <w:t xml:space="preserve">, </w:t>
+      </w:r>
+      <w:proofErr w:type="spellStart"/>
+      <w:r>
+        <w:t>telefono</w:t>
+      </w:r>
+      <w:proofErr w:type="spellEnd"/>
+      <w:r>
+        <w:t xml:space="preserve">, </w:t>
+      </w:r>
+      <w:proofErr w:type="spellStart"/>
+      <w:r>
+        <w:t>correo</w:t>
+      </w:r>
+      <w:proofErr w:type="spellEnd"/>
+      <w:r>
+        <w:t xml:space="preserve"> </w:t>
+      </w:r>
+      <w:proofErr w:type="spellStart"/>
+      <w:r>
+        <w:t>electronico</w:t>
+      </w:r>
+      <w:proofErr w:type="spellEnd"/>
+      <w:r>
+        <w:t>.</w:t>
       </w:r>
     </w:p>
     <w:p>
       <w:pPr>
         <w:pStyle w:val="Ttulo2"/>
       </w:pPr>
-      <w:bookmarkStart w:id="46" w:name="_Toc234752994"/>
+      <w:bookmarkStart w:id="45" w:name="_Toc234752993"/>
+      <w:proofErr w:type="spellStart"/>
       <w:r>
         <w:rPr>
           <w:rFonts w:ascii="Calibri" w:hAnsi="Calibri"/>
           <w:color w:val="004C99"/>
         </w:rPr>
-        <w:t>Redes sociales</w:t>
-      </w:r>
-      <w:bookmarkEnd w:id="46"/>
+        <w:t>Horarios</w:t>
+      </w:r>
+      <w:bookmarkEnd w:id="45"/>
+      <w:proofErr w:type="spellEnd"/>
     </w:p>
     <w:p>
       <w:pPr>
         <w:pStyle w:val="Listaconvietas"/>
-      </w:pPr>
-      <w:r>
-        <w:t>Instagram, Facebook, WhatsApp.</w:t>
+        <w:rPr>
+          <w:lang w:val="es-PE"/>
+        </w:rPr>
+      </w:pPr>
+      <w:r>
+        <w:rPr>
+          <w:lang w:val="es-PE"/>
+        </w:rPr>
+        <w:t xml:space="preserve">Lunes a viernes, </w:t>
+      </w:r>
+      <w:proofErr w:type="spellStart"/>
+      <w:r>
+        <w:rPr>
+          <w:lang w:val="es-PE"/>
+        </w:rPr>
+        <w:t>sabados</w:t>
+      </w:r>
+      <w:proofErr w:type="spellEnd"/>
+      <w:r>
+        <w:rPr>
+          <w:lang w:val="es-PE"/>
+        </w:rPr>
+        <w:t>, domingos.</w:t>
       </w:r>
     </w:p>
     <w:p>
       <w:pPr>
         <w:pStyle w:val="Ttulo2"/>
       </w:pPr>
-      <w:bookmarkStart w:id="47" w:name="_Toc234752995"/>
+      <w:bookmarkStart w:id="46" w:name="_Toc234752994"/>
       <w:r>
         <w:rPr>
           <w:rFonts w:ascii="Calibri" w:hAnsi="Calibri"/>
           <w:color w:val="004C99"/>
         </w:rPr>
-        <w:t>Metodos de pago</w:t>
-      </w:r>
-      <w:bookmarkEnd w:id="47"/>
-    </w:p>
-    <w:p>
-      <w:r>
-        <w:t>Active/desactive: Efectivo, Tarjeta, Yape, Plin, Tran</w:t>
-      </w:r>
-      <w:r>
-        <w:t>sferencia.</w:t>
-      </w:r>
-    </w:p>
-    <w:p>
-      <w:pPr>
-        <w:pStyle w:val="Ttulo2"/>
-      </w:pPr>
-      <w:bookmarkStart w:id="48" w:name="_Toc234752996"/>
+        <w:t xml:space="preserve">Redes </w:t>
+      </w:r>
+      <w:proofErr w:type="spellStart"/>
       <w:r>
         <w:rPr>
           <w:rFonts w:ascii="Calibri" w:hAnsi="Calibri"/>
           <w:color w:val="004C99"/>
         </w:rPr>
+        <w:t>sociales</w:t>
+      </w:r>
+      <w:bookmarkEnd w:id="46"/>
+      <w:proofErr w:type="spellEnd"/>
+    </w:p>
+    <w:p>
+      <w:pPr>
+        <w:pStyle w:val="Listaconvietas"/>
+      </w:pPr>
+      <w:r>
+        <w:t>Instagram, Facebook, WhatsApp.</w:t>
+      </w:r>
+    </w:p>
+    <w:p>
+      <w:pPr>
+        <w:pStyle w:val="Ttulo2"/>
+      </w:pPr>
+      <w:bookmarkStart w:id="47" w:name="_Toc234752995"/>
+      <w:proofErr w:type="spellStart"/>
+      <w:r>
+        <w:rPr>
+          <w:rFonts w:ascii="Calibri" w:hAnsi="Calibri"/>
+          <w:color w:val="004C99"/>
+        </w:rPr>
+        <w:t>Metodos</w:t>
+      </w:r>
+      <w:proofErr w:type="spellEnd"/>
+      <w:r>
+        <w:rPr>
+          <w:rFonts w:ascii="Calibri" w:hAnsi="Calibri"/>
+          <w:color w:val="004C99"/>
+        </w:rPr>
+        <w:t xml:space="preserve"> de </w:t>
+      </w:r>
+      <w:proofErr w:type="spellStart"/>
+      <w:r>
+        <w:rPr>
+          <w:rFonts w:ascii="Calibri" w:hAnsi="Calibri"/>
+          <w:color w:val="004C99"/>
+        </w:rPr>
+        <w:t>pago</w:t>
+      </w:r>
+      <w:bookmarkEnd w:id="47"/>
+      <w:proofErr w:type="spellEnd"/>
+    </w:p>
+    <w:p>
+      <w:pPr>
+        <w:rPr>
+          <w:lang w:val="es-PE"/>
+        </w:rPr>
+      </w:pPr>
+      <w:r>
+        <w:rPr>
+          <w:lang w:val="es-PE"/>
+        </w:rPr>
+        <w:t>Active/desactive: Efectivo, Tarjeta, Yape, Plin, Transferencia.</w:t>
+      </w:r>
+    </w:p>
+    <w:p>
+      <w:pPr>
+        <w:pStyle w:val="Ttulo2"/>
+      </w:pPr>
+      <w:bookmarkStart w:id="48" w:name="_Toc234752996"/>
+      <w:proofErr w:type="spellStart"/>
+      <w:r>
+        <w:rPr>
+          <w:rFonts w:ascii="Calibri" w:hAnsi="Calibri"/>
+          <w:color w:val="004C99"/>
+        </w:rPr>
         <w:t>Fidelizacion</w:t>
       </w:r>
       <w:bookmarkEnd w:id="48"/>
+      <w:proofErr w:type="spellEnd"/>
     </w:p>
     <w:p>
       <w:pPr>
         <w:pStyle w:val="Listaconvietas"/>
-      </w:pPr>
-      <w:r>
+        <w:rPr>
+          <w:lang w:val="es-PE"/>
+        </w:rPr>
+      </w:pPr>
+      <w:r>
+        <w:rPr>
+          <w:lang w:val="es-PE"/>
+        </w:rPr>
         <w:t>Puntos por sol, puntos de recompensa.</w:t>
       </w:r>
     </w:p>
     <w:p>
-      <w:r>
+      <w:pPr>
+        <w:rPr>
+          <w:lang w:val="es-PE"/>
+        </w:rPr>
+      </w:pPr>
+      <w:r>
+        <w:rPr>
+          <w:lang w:val="es-PE"/>
+        </w:rPr>
         <w:br w:type="page"/>
       </w:r>
     </w:p>
     <w:p>
       <w:pPr>
         <w:pStyle w:val="Ttulo1"/>
+        <w:rPr>
+          <w:lang w:val="es-PE"/>
+        </w:rPr>
       </w:pPr>
       <w:bookmarkStart w:id="49" w:name="_Toc234752997"/>
+      <w:proofErr w:type="spellStart"/>
       <w:r>
         <w:rPr>
           <w:rFonts w:ascii="Calibri" w:hAnsi="Calibri"/>
           <w:color w:val="003366"/>
           <w:sz w:val="32"/>
+          <w:lang w:val="es-PE"/>
         </w:rPr>
         <w:lastRenderedPageBreak/>
-        <w:t>Gestion del contenido visual</w:t>
+        <w:t>Gestion</w:t>
+      </w:r>
+      <w:proofErr w:type="spellEnd"/>
+      <w:r>
+        <w:rPr>
+          <w:rFonts w:ascii="Calibri" w:hAnsi="Calibri"/>
+          <w:color w:val="003366"/>
+          <w:sz w:val="32"/>
+          <w:lang w:val="es-PE"/>
+        </w:rPr>
+        <w:t xml:space="preserve"> del contenido visual</w:t>
       </w:r>
       <w:bookmarkEnd w:id="49"/>
     </w:p>
@@ -7291,106 +9400,287 @@
           <w:right w:val="single" w:sz="8" w:space="4" w:color="CCCCCC"/>
         </w:pBdr>
         <w:jc w:val="center"/>
+        <w:rPr>
+          <w:lang w:val="es-PE"/>
+        </w:rPr>
       </w:pPr>
       <w:r>
         <w:rPr>
           <w:i/>
           <w:color w:val="646464"/>
           <w:sz w:val="20"/>
-        </w:rPr>
-        <w:t>[Insertar captura de: Panel de gestion multimedia]</w:t>
+          <w:lang w:val="es-PE"/>
+        </w:rPr>
+        <w:t xml:space="preserve">[Insertar captura de: Panel de </w:t>
+      </w:r>
+      <w:proofErr w:type="spellStart"/>
+      <w:r>
+        <w:rPr>
+          <w:i/>
+          <w:color w:val="646464"/>
+          <w:sz w:val="20"/>
+          <w:lang w:val="es-PE"/>
+        </w:rPr>
+        <w:t>gestion</w:t>
+      </w:r>
+      <w:proofErr w:type="spellEnd"/>
+      <w:r>
+        <w:rPr>
+          <w:i/>
+          <w:color w:val="646464"/>
+          <w:sz w:val="20"/>
+          <w:lang w:val="es-PE"/>
+        </w:rPr>
+        <w:t xml:space="preserve"> multimedia]</w:t>
       </w:r>
     </w:p>
     <w:p>
       <w:pPr>
         <w:jc w:val="center"/>
+        <w:rPr>
+          <w:lang w:val="es-PE"/>
+        </w:rPr>
       </w:pPr>
       <w:r>
         <w:rPr>
           <w:i/>
           <w:color w:val="505050"/>
           <w:sz w:val="18"/>
-        </w:rPr>
-        <w:t>Figura 7. Gestion de imagenes</w:t>
-      </w:r>
+          <w:lang w:val="es-PE"/>
+        </w:rPr>
+        <w:t xml:space="preserve">Figura 7. </w:t>
+      </w:r>
+      <w:proofErr w:type="spellStart"/>
+      <w:r>
+        <w:rPr>
+          <w:i/>
+          <w:color w:val="505050"/>
+          <w:sz w:val="18"/>
+          <w:lang w:val="es-PE"/>
+        </w:rPr>
+        <w:t>Gestion</w:t>
+      </w:r>
+      <w:proofErr w:type="spellEnd"/>
+      <w:r>
+        <w:rPr>
+          <w:i/>
+          <w:color w:val="505050"/>
+          <w:sz w:val="18"/>
+          <w:lang w:val="es-PE"/>
+        </w:rPr>
+        <w:t xml:space="preserve"> de </w:t>
+      </w:r>
+      <w:proofErr w:type="spellStart"/>
+      <w:r>
+        <w:rPr>
+          <w:i/>
+          <w:color w:val="505050"/>
+          <w:sz w:val="18"/>
+          <w:lang w:val="es-PE"/>
+        </w:rPr>
+        <w:t>imagenes</w:t>
+      </w:r>
+      <w:proofErr w:type="spellEnd"/>
     </w:p>
     <w:p>
       <w:pPr>
         <w:pStyle w:val="Ttulo2"/>
+        <w:rPr>
+          <w:lang w:val="es-PE"/>
+        </w:rPr>
       </w:pPr>
       <w:bookmarkStart w:id="50" w:name="_Toc234752998"/>
+      <w:proofErr w:type="spellStart"/>
       <w:r>
         <w:rPr>
           <w:rFonts w:ascii="Calibri" w:hAnsi="Calibri"/>
           <w:color w:val="004C99"/>
+          <w:lang w:val="es-PE"/>
         </w:rPr>
         <w:t>Imagenes</w:t>
       </w:r>
       <w:bookmarkEnd w:id="50"/>
-    </w:p>
-    <w:p>
-      <w:r>
-        <w:t>La seccion Multimedia permite: subir imagenes (arrastrar y soltar), visua</w:t>
-      </w:r>
-      <w:r>
-        <w:t>lizar en cuadricula, copiar URL y eliminar.</w:t>
+      <w:proofErr w:type="spellEnd"/>
+    </w:p>
+    <w:p>
+      <w:pPr>
+        <w:rPr>
+          <w:lang w:val="es-PE"/>
+        </w:rPr>
+      </w:pPr>
+      <w:r>
+        <w:rPr>
+          <w:lang w:val="es-PE"/>
+        </w:rPr>
+        <w:t xml:space="preserve">La </w:t>
+      </w:r>
+      <w:proofErr w:type="spellStart"/>
+      <w:r>
+        <w:rPr>
+          <w:lang w:val="es-PE"/>
+        </w:rPr>
+        <w:t>seccion</w:t>
+      </w:r>
+      <w:proofErr w:type="spellEnd"/>
+      <w:r>
+        <w:rPr>
+          <w:lang w:val="es-PE"/>
+        </w:rPr>
+        <w:t xml:space="preserve"> Multimedia permite: subir </w:t>
+      </w:r>
+      <w:proofErr w:type="spellStart"/>
+      <w:r>
+        <w:rPr>
+          <w:lang w:val="es-PE"/>
+        </w:rPr>
+        <w:t>imagenes</w:t>
+      </w:r>
+      <w:proofErr w:type="spellEnd"/>
+      <w:r>
+        <w:rPr>
+          <w:lang w:val="es-PE"/>
+        </w:rPr>
+        <w:t xml:space="preserve"> (arrastrar y soltar), visualizar en cuadricula, copiar URL y eliminar.</w:t>
       </w:r>
     </w:p>
     <w:p>
       <w:pPr>
         <w:pStyle w:val="Ttulo2"/>
+        <w:rPr>
+          <w:lang w:val="es-PE"/>
+        </w:rPr>
       </w:pPr>
       <w:bookmarkStart w:id="51" w:name="_Toc234752999"/>
       <w:r>
         <w:rPr>
           <w:rFonts w:ascii="Calibri" w:hAnsi="Calibri"/>
           <w:color w:val="004C99"/>
-        </w:rPr>
-        <w:t>Secciones del landing</w:t>
-      </w:r>
-      <w:bookmarkEnd w:id="51"/>
-    </w:p>
-    <w:p>
-      <w:r>
-        <w:t>Desde "Landing Page" edite las secciones: Helados, Raspadillas, Pizzas, Chicha (imagen, colores, activacion).</w:t>
-      </w:r>
-    </w:p>
-    <w:p>
-      <w:pPr>
-        <w:pStyle w:val="Ttulo2"/>
-      </w:pPr>
-      <w:bookmarkStart w:id="52" w:name="_Toc234753000"/>
+          <w:lang w:val="es-PE"/>
+        </w:rPr>
+        <w:t xml:space="preserve">Secciones del </w:t>
+      </w:r>
+      <w:proofErr w:type="spellStart"/>
       <w:r>
         <w:rPr>
           <w:rFonts w:ascii="Calibri" w:hAnsi="Calibri"/>
           <w:color w:val="004C99"/>
+          <w:lang w:val="es-PE"/>
+        </w:rPr>
+        <w:t>landing</w:t>
+      </w:r>
+      <w:bookmarkEnd w:id="51"/>
+      <w:proofErr w:type="spellEnd"/>
+    </w:p>
+    <w:p>
+      <w:pPr>
+        <w:rPr>
+          <w:lang w:val="es-PE"/>
+        </w:rPr>
+      </w:pPr>
+      <w:r>
+        <w:rPr>
+          <w:lang w:val="es-PE"/>
+        </w:rPr>
+        <w:t>Desde "</w:t>
+      </w:r>
+      <w:proofErr w:type="spellStart"/>
+      <w:r>
+        <w:rPr>
+          <w:lang w:val="es-PE"/>
+        </w:rPr>
+        <w:t>Landing</w:t>
+      </w:r>
+      <w:proofErr w:type="spellEnd"/>
+      <w:r>
+        <w:rPr>
+          <w:lang w:val="es-PE"/>
+        </w:rPr>
+        <w:t xml:space="preserve"> Page" edite las secciones: Helados, Raspadillas, Pizzas, Chicha (imagen, colores, </w:t>
+      </w:r>
+      <w:proofErr w:type="spellStart"/>
+      <w:r>
+        <w:rPr>
+          <w:lang w:val="es-PE"/>
+        </w:rPr>
+        <w:t>activacion</w:t>
+      </w:r>
+      <w:proofErr w:type="spellEnd"/>
+      <w:r>
+        <w:rPr>
+          <w:lang w:val="es-PE"/>
+        </w:rPr>
+        <w:t>).</w:t>
+      </w:r>
+    </w:p>
+    <w:p>
+      <w:pPr>
+        <w:pStyle w:val="Ttulo2"/>
+      </w:pPr>
+      <w:bookmarkStart w:id="52" w:name="_Toc234753000"/>
+      <w:proofErr w:type="spellStart"/>
+      <w:r>
+        <w:rPr>
+          <w:rFonts w:ascii="Calibri" w:hAnsi="Calibri"/>
+          <w:color w:val="004C99"/>
         </w:rPr>
         <w:t>Recomendaciones</w:t>
       </w:r>
       <w:bookmarkEnd w:id="52"/>
+      <w:proofErr w:type="spellEnd"/>
     </w:p>
     <w:p>
       <w:pPr>
         <w:pStyle w:val="Listaconvietas"/>
       </w:pPr>
-      <w:r>
-        <w:t>Tamano maximo: 5 MB.</w:t>
+      <w:proofErr w:type="spellStart"/>
+      <w:r>
+        <w:t>Tamano</w:t>
+      </w:r>
+      <w:proofErr w:type="spellEnd"/>
+      <w:r>
+        <w:t xml:space="preserve"> </w:t>
+      </w:r>
+      <w:proofErr w:type="spellStart"/>
+      <w:r>
+        <w:t>maximo</w:t>
+      </w:r>
+      <w:proofErr w:type="spellEnd"/>
+      <w:r>
+        <w:t>: 5 MB.</w:t>
       </w:r>
     </w:p>
     <w:p>
       <w:pPr>
         <w:pStyle w:val="Listaconvietas"/>
       </w:pPr>
-      <w:r>
-        <w:t>Formatos: JPG, PNG, WEBP.</w:t>
+      <w:proofErr w:type="spellStart"/>
+      <w:r>
+        <w:t>Formatos</w:t>
+      </w:r>
+      <w:proofErr w:type="spellEnd"/>
+      <w:r>
+        <w:t>: JPG, PNG, WEBP.</w:t>
       </w:r>
     </w:p>
     <w:p>
       <w:pPr>
         <w:pStyle w:val="Listaconvietas"/>
       </w:pPr>
-      <w:r>
-        <w:t>Dimensiones sugeridas: 800x600 px.</w:t>
+      <w:proofErr w:type="spellStart"/>
+      <w:r>
+        <w:t>Dimensiones</w:t>
+      </w:r>
+      <w:proofErr w:type="spellEnd"/>
+      <w:r>
+        <w:t xml:space="preserve"> </w:t>
+      </w:r>
+      <w:proofErr w:type="spellStart"/>
+      <w:r>
+        <w:t>sugeridas</w:t>
+      </w:r>
+      <w:proofErr w:type="spellEnd"/>
+      <w:r>
+        <w:t>: 800x600 px.</w:t>
       </w:r>
     </w:p>
     <w:p>
@@ -7403,6 +9693,7 @@
         <w:pStyle w:val="Ttulo1"/>
       </w:pPr>
       <w:bookmarkStart w:id="53" w:name="_Toc234753001"/>
+      <w:proofErr w:type="spellStart"/>
       <w:r>
         <w:rPr>
           <w:rFonts w:ascii="Calibri" w:hAnsi="Calibri"/>
@@ -7413,6 +9704,7 @@
         <w:t>Reportes</w:t>
       </w:r>
       <w:bookmarkEnd w:id="53"/>
+      <w:proofErr w:type="spellEnd"/>
     </w:p>
     <w:p>
       <w:pPr>
@@ -7429,8 +9721,44 @@
       <w:bookmarkEnd w:id="54"/>
     </w:p>
     <w:p>
-      <w:r>
-        <w:t>Los reportes estan disponibles en el dashboard y mediante la API /api/reportes/ventas.</w:t>
+      <w:pPr>
+        <w:rPr>
+          <w:lang w:val="es-PE"/>
+        </w:rPr>
+      </w:pPr>
+      <w:r>
+        <w:rPr>
+          <w:lang w:val="es-PE"/>
+        </w:rPr>
+        <w:t xml:space="preserve">Los reportes </w:t>
+      </w:r>
+      <w:proofErr w:type="spellStart"/>
+      <w:r>
+        <w:rPr>
+          <w:lang w:val="es-PE"/>
+        </w:rPr>
+        <w:t>estan</w:t>
+      </w:r>
+      <w:proofErr w:type="spellEnd"/>
+      <w:r>
+        <w:rPr>
+          <w:lang w:val="es-PE"/>
+        </w:rPr>
+        <w:t xml:space="preserve"> disponibles en el </w:t>
+      </w:r>
+      <w:proofErr w:type="spellStart"/>
+      <w:r>
+        <w:rPr>
+          <w:lang w:val="es-PE"/>
+        </w:rPr>
+        <w:t>dashboard</w:t>
+      </w:r>
+      <w:proofErr w:type="spellEnd"/>
+      <w:r>
+        <w:rPr>
+          <w:lang w:val="es-PE"/>
+        </w:rPr>
+        <w:t xml:space="preserve"> y mediante la API /api/reportes/ventas.</w:t>
       </w:r>
     </w:p>
     <w:p>
@@ -7438,79 +9766,211 @@
         <w:pStyle w:val="Ttulo2"/>
       </w:pPr>
       <w:bookmarkStart w:id="55" w:name="_Toc234753003"/>
+      <w:proofErr w:type="spellStart"/>
       <w:r>
         <w:rPr>
           <w:rFonts w:ascii="Calibri" w:hAnsi="Calibri"/>
           <w:color w:val="004C99"/>
         </w:rPr>
-        <w:t>Datos mostrados</w:t>
-      </w:r>
-      <w:bookmarkEnd w:id="55"/>
-    </w:p>
-    <w:p>
-      <w:pPr>
-        <w:pStyle w:val="Listaconvietas"/>
-      </w:pPr>
-      <w:r>
-        <w:t>Ventas totales y del dia.</w:t>
-      </w:r>
-    </w:p>
-    <w:p>
-      <w:pPr>
-        <w:pStyle w:val="Listaconvietas"/>
-      </w:pPr>
-      <w:r>
-        <w:t>Total de pedidos y pedidos del dia.</w:t>
-      </w:r>
-    </w:p>
-    <w:p>
-      <w:pPr>
-        <w:pStyle w:val="Listaconvietas"/>
-      </w:pPr>
-      <w:r>
-        <w:t>Distribucion por estado.</w:t>
-      </w:r>
-    </w:p>
-    <w:p>
-      <w:pPr>
-        <w:pStyle w:val="Listaconvietas"/>
-      </w:pPr>
-      <w:r>
-        <w:t xml:space="preserve">Ventas </w:t>
-      </w:r>
-      <w:r>
-        <w:t>por periodo.</w:t>
-      </w:r>
-    </w:p>
-    <w:p>
-      <w:pPr>
-        <w:pStyle w:val="Listaconvietas"/>
-      </w:pPr>
-      <w:r>
-        <w:t>Top 10 productos mas vendidos.</w:t>
-      </w:r>
-    </w:p>
-    <w:p>
-      <w:pPr>
-        <w:pStyle w:val="Ttulo2"/>
-      </w:pPr>
-      <w:bookmarkStart w:id="56" w:name="_Toc234753004"/>
+        <w:t>Datos</w:t>
+      </w:r>
+      <w:proofErr w:type="spellEnd"/>
       <w:r>
         <w:rPr>
           <w:rFonts w:ascii="Calibri" w:hAnsi="Calibri"/>
           <w:color w:val="004C99"/>
         </w:rPr>
+        <w:t xml:space="preserve"> </w:t>
+      </w:r>
+      <w:proofErr w:type="spellStart"/>
+      <w:r>
+        <w:rPr>
+          <w:rFonts w:ascii="Calibri" w:hAnsi="Calibri"/>
+          <w:color w:val="004C99"/>
+        </w:rPr>
+        <w:t>mostrados</w:t>
+      </w:r>
+      <w:bookmarkEnd w:id="55"/>
+      <w:proofErr w:type="spellEnd"/>
+    </w:p>
+    <w:p>
+      <w:pPr>
+        <w:pStyle w:val="Listaconvietas"/>
+        <w:rPr>
+          <w:lang w:val="es-PE"/>
+        </w:rPr>
+      </w:pPr>
+      <w:r>
+        <w:rPr>
+          <w:lang w:val="es-PE"/>
+        </w:rPr>
+        <w:t xml:space="preserve">Ventas totales y del </w:t>
+      </w:r>
+      <w:proofErr w:type="spellStart"/>
+      <w:r>
+        <w:rPr>
+          <w:lang w:val="es-PE"/>
+        </w:rPr>
+        <w:t>dia</w:t>
+      </w:r>
+      <w:proofErr w:type="spellEnd"/>
+      <w:r>
+        <w:rPr>
+          <w:lang w:val="es-PE"/>
+        </w:rPr>
+        <w:t>.</w:t>
+      </w:r>
+    </w:p>
+    <w:p>
+      <w:pPr>
+        <w:pStyle w:val="Listaconvietas"/>
+        <w:rPr>
+          <w:lang w:val="es-PE"/>
+        </w:rPr>
+      </w:pPr>
+      <w:proofErr w:type="gramStart"/>
+      <w:r>
+        <w:rPr>
+          <w:lang w:val="es-PE"/>
+        </w:rPr>
+        <w:t>Total</w:t>
+      </w:r>
+      <w:proofErr w:type="gramEnd"/>
+      <w:r>
+        <w:rPr>
+          <w:lang w:val="es-PE"/>
+        </w:rPr>
+        <w:t xml:space="preserve"> de pedidos y pedidos del </w:t>
+      </w:r>
+      <w:proofErr w:type="spellStart"/>
+      <w:r>
+        <w:rPr>
+          <w:lang w:val="es-PE"/>
+        </w:rPr>
+        <w:t>dia</w:t>
+      </w:r>
+      <w:proofErr w:type="spellEnd"/>
+      <w:r>
+        <w:rPr>
+          <w:lang w:val="es-PE"/>
+        </w:rPr>
+        <w:t>.</w:t>
+      </w:r>
+    </w:p>
+    <w:p>
+      <w:pPr>
+        <w:pStyle w:val="Listaconvietas"/>
+      </w:pPr>
+      <w:proofErr w:type="spellStart"/>
+      <w:r>
+        <w:t>Distribucion</w:t>
+      </w:r>
+      <w:proofErr w:type="spellEnd"/>
+      <w:r>
+        <w:t xml:space="preserve"> por </w:t>
+      </w:r>
+      <w:proofErr w:type="spellStart"/>
+      <w:r>
+        <w:t>estado</w:t>
+      </w:r>
+      <w:proofErr w:type="spellEnd"/>
+      <w:r>
+        <w:t>.</w:t>
+      </w:r>
+    </w:p>
+    <w:p>
+      <w:pPr>
+        <w:pStyle w:val="Listaconvietas"/>
+      </w:pPr>
+      <w:r>
+        <w:t xml:space="preserve">Ventas por </w:t>
+      </w:r>
+      <w:proofErr w:type="spellStart"/>
+      <w:r>
+        <w:t>periodo</w:t>
+      </w:r>
+      <w:proofErr w:type="spellEnd"/>
+      <w:r>
+        <w:t>.</w:t>
+      </w:r>
+    </w:p>
+    <w:p>
+      <w:pPr>
+        <w:pStyle w:val="Listaconvietas"/>
+      </w:pPr>
+      <w:r>
+        <w:t xml:space="preserve">Top 10 </w:t>
+      </w:r>
+      <w:proofErr w:type="spellStart"/>
+      <w:r>
+        <w:t>productos</w:t>
+      </w:r>
+      <w:proofErr w:type="spellEnd"/>
+      <w:r>
+        <w:t xml:space="preserve"> mas </w:t>
+      </w:r>
+      <w:proofErr w:type="spellStart"/>
+      <w:r>
+        <w:t>vendidos</w:t>
+      </w:r>
+      <w:proofErr w:type="spellEnd"/>
+      <w:r>
+        <w:t>.</w:t>
+      </w:r>
+    </w:p>
+    <w:p>
+      <w:pPr>
+        <w:pStyle w:val="Ttulo2"/>
+      </w:pPr>
+      <w:bookmarkStart w:id="56" w:name="_Toc234753004"/>
+      <w:proofErr w:type="spellStart"/>
+      <w:r>
+        <w:rPr>
+          <w:rFonts w:ascii="Calibri" w:hAnsi="Calibri"/>
+          <w:color w:val="004C99"/>
+        </w:rPr>
         <w:t>Filtros</w:t>
       </w:r>
       <w:bookmarkEnd w:id="56"/>
-    </w:p>
-    <w:p>
-      <w:r>
-        <w:t>Filtre por rango de fechas (parametros desde y hasta en formato YYYY-MM-DD).</w:t>
-      </w:r>
-    </w:p>
-    <w:p>
-      <w:r>
+      <w:proofErr w:type="spellEnd"/>
+    </w:p>
+    <w:p>
+      <w:pPr>
+        <w:rPr>
+          <w:lang w:val="es-PE"/>
+        </w:rPr>
+      </w:pPr>
+      <w:r>
+        <w:rPr>
+          <w:lang w:val="es-PE"/>
+        </w:rPr>
+        <w:t>Filtre por rango de fechas (</w:t>
+      </w:r>
+      <w:proofErr w:type="spellStart"/>
+      <w:r>
+        <w:rPr>
+          <w:lang w:val="es-PE"/>
+        </w:rPr>
+        <w:t>parametros</w:t>
+      </w:r>
+      <w:proofErr w:type="spellEnd"/>
+      <w:r>
+        <w:rPr>
+          <w:lang w:val="es-PE"/>
+        </w:rPr>
+        <w:t xml:space="preserve"> desde y hasta en formato YYYY-MM-DD).</w:t>
+      </w:r>
+    </w:p>
+    <w:p>
+      <w:pPr>
+        <w:rPr>
+          <w:lang w:val="es-PE"/>
+        </w:rPr>
+      </w:pPr>
+      <w:r>
+        <w:rPr>
+          <w:lang w:val="es-PE"/>
+        </w:rPr>
         <w:br w:type="page"/>
       </w:r>
     </w:p>
@@ -7519,6 +9979,7 @@
         <w:pStyle w:val="Ttulo1"/>
       </w:pPr>
       <w:bookmarkStart w:id="57" w:name="_Toc234753005"/>
+      <w:proofErr w:type="spellStart"/>
       <w:r>
         <w:rPr>
           <w:rFonts w:ascii="Calibri" w:hAnsi="Calibri"/>
@@ -7526,97 +9987,310 @@
           <w:sz w:val="32"/>
         </w:rPr>
         <w:lastRenderedPageBreak/>
-        <w:t>Buenas practicas del administrador</w:t>
-      </w:r>
-      <w:bookmarkEnd w:id="57"/>
-    </w:p>
-    <w:p>
-      <w:pPr>
-        <w:pStyle w:val="Listaconvietas"/>
-      </w:pPr>
-      <w:r>
-        <w:t>No comparta sus credenciales.</w:t>
-      </w:r>
-    </w:p>
-    <w:p>
-      <w:pPr>
-        <w:pStyle w:val="Listaconvietas"/>
-      </w:pPr>
-      <w:r>
-        <w:t>Revise datos antes de eliminar.</w:t>
-      </w:r>
-    </w:p>
-    <w:p>
-      <w:pPr>
-        <w:pStyle w:val="Listaconvietas"/>
-      </w:pPr>
-      <w:r>
-        <w:t>Mantenga el stock actualizad</w:t>
-      </w:r>
-      <w:r>
-        <w:t>o.</w:t>
-      </w:r>
-    </w:p>
-    <w:p>
-      <w:pPr>
-        <w:pStyle w:val="Listaconvietas"/>
-      </w:pPr>
-      <w:r>
-        <w:t>Compruebe promociones periodicamente.</w:t>
-      </w:r>
-    </w:p>
-    <w:p>
-      <w:pPr>
-        <w:pStyle w:val="Listaconvietas"/>
-      </w:pPr>
-      <w:r>
-        <w:t>Revise pedidos frecuentemente.</w:t>
-      </w:r>
-    </w:p>
-    <w:p>
-      <w:pPr>
-        <w:pStyle w:val="Listaconvietas"/>
-      </w:pPr>
-      <w:r>
-        <w:t>Cierre sesion en equipos compartidos.</w:t>
-      </w:r>
-    </w:p>
-    <w:p>
-      <w:pPr>
-        <w:pStyle w:val="Listaconvietas"/>
-      </w:pPr>
-      <w:r>
-        <w:t>Realice respaldos periodicos de la base de datos.</w:t>
-      </w:r>
-    </w:p>
-    <w:p>
-      <w:pPr>
-        <w:pStyle w:val="Listaconvietas"/>
-      </w:pPr>
-      <w:r>
-        <w:t>Mantenga dependencias actualizadas.</w:t>
-      </w:r>
-    </w:p>
-    <w:p>
-      <w:r>
-        <w:br w:type="page"/>
-      </w:r>
-    </w:p>
-    <w:p>
-      <w:pPr>
-        <w:pStyle w:val="Ttulo1"/>
-      </w:pPr>
-      <w:bookmarkStart w:id="58" w:name="_Toc234753006"/>
+        <w:t>Buenas</w:t>
+      </w:r>
+      <w:proofErr w:type="spellEnd"/>
       <w:r>
         <w:rPr>
           <w:rFonts w:ascii="Calibri" w:hAnsi="Calibri"/>
           <w:color w:val="003366"/>
           <w:sz w:val="32"/>
         </w:rPr>
+        <w:t xml:space="preserve"> </w:t>
+      </w:r>
+      <w:proofErr w:type="spellStart"/>
+      <w:r>
+        <w:rPr>
+          <w:rFonts w:ascii="Calibri" w:hAnsi="Calibri"/>
+          <w:color w:val="003366"/>
+          <w:sz w:val="32"/>
+        </w:rPr>
+        <w:t>practicas</w:t>
+      </w:r>
+      <w:proofErr w:type="spellEnd"/>
+      <w:r>
+        <w:rPr>
+          <w:rFonts w:ascii="Calibri" w:hAnsi="Calibri"/>
+          <w:color w:val="003366"/>
+          <w:sz w:val="32"/>
+        </w:rPr>
+        <w:t xml:space="preserve"> del </w:t>
+      </w:r>
+      <w:proofErr w:type="spellStart"/>
+      <w:r>
+        <w:rPr>
+          <w:rFonts w:ascii="Calibri" w:hAnsi="Calibri"/>
+          <w:color w:val="003366"/>
+          <w:sz w:val="32"/>
+        </w:rPr>
+        <w:t>administrador</w:t>
+      </w:r>
+      <w:bookmarkEnd w:id="57"/>
+      <w:proofErr w:type="spellEnd"/>
+    </w:p>
+    <w:p>
+      <w:pPr>
+        <w:pStyle w:val="Listaconvietas"/>
+      </w:pPr>
+      <w:r>
+        <w:t xml:space="preserve">No </w:t>
+      </w:r>
+      <w:proofErr w:type="spellStart"/>
+      <w:r>
+        <w:t>comparta</w:t>
+      </w:r>
+      <w:proofErr w:type="spellEnd"/>
+      <w:r>
+        <w:t xml:space="preserve"> sus </w:t>
+      </w:r>
+      <w:proofErr w:type="spellStart"/>
+      <w:r>
+        <w:t>credenciales</w:t>
+      </w:r>
+      <w:proofErr w:type="spellEnd"/>
+      <w:r>
+        <w:t>.</w:t>
+      </w:r>
+    </w:p>
+    <w:p>
+      <w:pPr>
+        <w:pStyle w:val="Listaconvietas"/>
+        <w:rPr>
+          <w:lang w:val="es-PE"/>
+        </w:rPr>
+      </w:pPr>
+      <w:r>
+        <w:rPr>
+          <w:lang w:val="es-PE"/>
+        </w:rPr>
+        <w:t>Revise datos antes de eliminar.</w:t>
+      </w:r>
+    </w:p>
+    <w:p>
+      <w:pPr>
+        <w:pStyle w:val="Listaconvietas"/>
+      </w:pPr>
+      <w:proofErr w:type="spellStart"/>
+      <w:r>
+        <w:t>Mantenga</w:t>
+      </w:r>
+      <w:proofErr w:type="spellEnd"/>
+      <w:r>
+        <w:t xml:space="preserve"> </w:t>
+      </w:r>
+      <w:proofErr w:type="spellStart"/>
+      <w:r>
+        <w:t>el</w:t>
+      </w:r>
+      <w:proofErr w:type="spellEnd"/>
+      <w:r>
+        <w:t xml:space="preserve"> stock </w:t>
+      </w:r>
+      <w:proofErr w:type="spellStart"/>
+      <w:r>
+        <w:t>actualizado</w:t>
+      </w:r>
+      <w:proofErr w:type="spellEnd"/>
+      <w:r>
+        <w:t>.</w:t>
+      </w:r>
+    </w:p>
+    <w:p>
+      <w:pPr>
+        <w:pStyle w:val="Listaconvietas"/>
+      </w:pPr>
+      <w:proofErr w:type="spellStart"/>
+      <w:r>
+        <w:t>Compruebe</w:t>
+      </w:r>
+      <w:proofErr w:type="spellEnd"/>
+      <w:r>
+        <w:t xml:space="preserve"> </w:t>
+      </w:r>
+      <w:proofErr w:type="spellStart"/>
+      <w:r>
+        <w:t>promociones</w:t>
+      </w:r>
+      <w:proofErr w:type="spellEnd"/>
+      <w:r>
+        <w:t xml:space="preserve"> </w:t>
+      </w:r>
+      <w:proofErr w:type="spellStart"/>
+      <w:r>
+        <w:t>periodicamente</w:t>
+      </w:r>
+      <w:proofErr w:type="spellEnd"/>
+      <w:r>
+        <w:t>.</w:t>
+      </w:r>
+    </w:p>
+    <w:p>
+      <w:pPr>
+        <w:pStyle w:val="Listaconvietas"/>
+      </w:pPr>
+      <w:r>
+        <w:t xml:space="preserve">Revise </w:t>
+      </w:r>
+      <w:proofErr w:type="spellStart"/>
+      <w:r>
+        <w:t>pedidos</w:t>
+      </w:r>
+      <w:proofErr w:type="spellEnd"/>
+      <w:r>
+        <w:t xml:space="preserve"> </w:t>
+      </w:r>
+      <w:proofErr w:type="spellStart"/>
+      <w:r>
+        <w:t>frecuentemente</w:t>
+      </w:r>
+      <w:proofErr w:type="spellEnd"/>
+      <w:r>
+        <w:t>.</w:t>
+      </w:r>
+    </w:p>
+    <w:p>
+      <w:pPr>
+        <w:pStyle w:val="Listaconvietas"/>
+        <w:rPr>
+          <w:lang w:val="es-PE"/>
+        </w:rPr>
+      </w:pPr>
+      <w:r>
+        <w:rPr>
+          <w:lang w:val="es-PE"/>
+        </w:rPr>
+        <w:t xml:space="preserve">Cierre </w:t>
+      </w:r>
+      <w:proofErr w:type="spellStart"/>
+      <w:r>
+        <w:rPr>
+          <w:lang w:val="es-PE"/>
+        </w:rPr>
+        <w:t>sesion</w:t>
+      </w:r>
+      <w:proofErr w:type="spellEnd"/>
+      <w:r>
+        <w:rPr>
+          <w:lang w:val="es-PE"/>
+        </w:rPr>
+        <w:t xml:space="preserve"> en equipos compartidos.</w:t>
+      </w:r>
+    </w:p>
+    <w:p>
+      <w:pPr>
+        <w:pStyle w:val="Listaconvietas"/>
+        <w:rPr>
+          <w:lang w:val="es-PE"/>
+        </w:rPr>
+      </w:pPr>
+      <w:r>
+        <w:rPr>
+          <w:lang w:val="es-PE"/>
+        </w:rPr>
+        <w:t xml:space="preserve">Realice respaldos </w:t>
+      </w:r>
+      <w:proofErr w:type="spellStart"/>
+      <w:r>
+        <w:rPr>
+          <w:lang w:val="es-PE"/>
+        </w:rPr>
+        <w:t>periodicos</w:t>
+      </w:r>
+      <w:proofErr w:type="spellEnd"/>
+      <w:r>
+        <w:rPr>
+          <w:lang w:val="es-PE"/>
+        </w:rPr>
+        <w:t xml:space="preserve"> de la base de datos.</w:t>
+      </w:r>
+    </w:p>
+    <w:p>
+      <w:pPr>
+        <w:pStyle w:val="Listaconvietas"/>
+      </w:pPr>
+      <w:proofErr w:type="spellStart"/>
+      <w:r>
+        <w:t>Mantenga</w:t>
+      </w:r>
+      <w:proofErr w:type="spellEnd"/>
+      <w:r>
+        <w:t xml:space="preserve"> </w:t>
+      </w:r>
+      <w:proofErr w:type="spellStart"/>
+      <w:r>
+        <w:t>dependencias</w:t>
+      </w:r>
+      <w:proofErr w:type="spellEnd"/>
+      <w:r>
+        <w:t xml:space="preserve"> </w:t>
+      </w:r>
+      <w:proofErr w:type="spellStart"/>
+      <w:r>
+        <w:t>actualizadas</w:t>
+      </w:r>
+      <w:proofErr w:type="spellEnd"/>
+      <w:r>
+        <w:t>.</w:t>
+      </w:r>
+    </w:p>
+    <w:p>
+      <w:r>
+        <w:br w:type="page"/>
+      </w:r>
+    </w:p>
+    <w:p>
+      <w:pPr>
+        <w:pStyle w:val="Ttulo1"/>
+      </w:pPr>
+      <w:bookmarkStart w:id="58" w:name="_Toc234753006"/>
+      <w:proofErr w:type="spellStart"/>
+      <w:r>
+        <w:rPr>
+          <w:rFonts w:ascii="Calibri" w:hAnsi="Calibri"/>
+          <w:color w:val="003366"/>
+          <w:sz w:val="32"/>
+        </w:rPr>
         <w:lastRenderedPageBreak/>
-        <w:t>Solucion de problemas administrativos</w:t>
+        <w:t>Solucion</w:t>
+      </w:r>
+      <w:proofErr w:type="spellEnd"/>
+      <w:r>
+        <w:rPr>
+          <w:rFonts w:ascii="Calibri" w:hAnsi="Calibri"/>
+          <w:color w:val="003366"/>
+          <w:sz w:val="32"/>
+        </w:rPr>
+        <w:t xml:space="preserve"> de </w:t>
+      </w:r>
+      <w:proofErr w:type="spellStart"/>
+      <w:r>
+        <w:rPr>
+          <w:rFonts w:ascii="Calibri" w:hAnsi="Calibri"/>
+          <w:color w:val="003366"/>
+          <w:sz w:val="32"/>
+        </w:rPr>
+        <w:t>problemas</w:t>
+      </w:r>
+      <w:proofErr w:type="spellEnd"/>
+      <w:r>
+        <w:rPr>
+          <w:rFonts w:ascii="Calibri" w:hAnsi="Calibri"/>
+          <w:color w:val="003366"/>
+          <w:sz w:val="32"/>
+        </w:rPr>
+        <w:t xml:space="preserve"> </w:t>
+      </w:r>
+      <w:proofErr w:type="spellStart"/>
+      <w:r>
+        <w:rPr>
+          <w:rFonts w:ascii="Calibri" w:hAnsi="Calibri"/>
+          <w:color w:val="003366"/>
+          <w:sz w:val="32"/>
+        </w:rPr>
+        <w:t>administrativos</w:t>
       </w:r>
       <w:bookmarkEnd w:id="58"/>
+      <w:proofErr w:type="spellEnd"/>
     </w:p>
     <w:tbl>
       <w:tblPr>
@@ -7643,6 +10317,7 @@
             <w:pPr>
               <w:jc w:val="center"/>
             </w:pPr>
+            <w:proofErr w:type="spellStart"/>
             <w:r>
               <w:rPr>
                 <w:b/>
@@ -7651,6 +10326,7 @@
               </w:rPr>
               <w:t>Problema</w:t>
             </w:r>
+            <w:proofErr w:type="spellEnd"/>
           </w:p>
         </w:tc>
         <w:tc>
@@ -7668,15 +10344,7 @@
                 <w:color w:val="FFFFFF"/>
                 <w:sz w:val="20"/>
               </w:rPr>
-              <w:t xml:space="preserve">Causa </w:t>
-            </w:r>
-            <w:r>
-              <w:rPr>
-                <w:b/>
-                <w:color w:val="FFFFFF"/>
-                <w:sz w:val="20"/>
-              </w:rPr>
-              <w:t>probable</w:t>
+              <w:t>Causa probable</w:t>
             </w:r>
           </w:p>
         </w:tc>
@@ -7689,6 +10357,7 @@
             <w:pPr>
               <w:jc w:val="center"/>
             </w:pPr>
+            <w:proofErr w:type="spellStart"/>
             <w:r>
               <w:rPr>
                 <w:b/>
@@ -7697,6 +10366,7 @@
               </w:rPr>
               <w:t>Solucion</w:t>
             </w:r>
+            <w:proofErr w:type="spellEnd"/>
           </w:p>
         </w:tc>
       </w:tr>
@@ -7726,8 +10396,30 @@
               <w:rPr>
                 <w:sz w:val="18"/>
               </w:rPr>
-              <w:t>Token invalido o expirado</w:t>
+              <w:t xml:space="preserve">Token </w:t>
             </w:r>
+            <w:proofErr w:type="spellStart"/>
+            <w:r>
+              <w:rPr>
+                <w:sz w:val="18"/>
+              </w:rPr>
+              <w:t>invalido</w:t>
+            </w:r>
+            <w:proofErr w:type="spellEnd"/>
+            <w:r>
+              <w:rPr>
+                <w:sz w:val="18"/>
+              </w:rPr>
+              <w:t xml:space="preserve"> o </w:t>
+            </w:r>
+            <w:proofErr w:type="spellStart"/>
+            <w:r>
+              <w:rPr>
+                <w:sz w:val="18"/>
+              </w:rPr>
+              <w:t>expirado</w:t>
+            </w:r>
+            <w:proofErr w:type="spellEnd"/>
           </w:p>
         </w:tc>
         <w:tc>
@@ -7735,11 +10427,33 @@
             <w:tcW w:w="3135" w:type="dxa"/>
           </w:tcPr>
           <w:p>
+            <w:pPr>
+              <w:rPr>
+                <w:lang w:val="es-PE"/>
+              </w:rPr>
+            </w:pPr>
             <w:r>
               <w:rPr>
                 <w:sz w:val="18"/>
+                <w:lang w:val="es-PE"/>
               </w:rPr>
-              <w:t>Cierre sesion y vuelva a iniciar.</w:t>
+              <w:t xml:space="preserve">Cierre </w:t>
+            </w:r>
+            <w:proofErr w:type="spellStart"/>
+            <w:r>
+              <w:rPr>
+                <w:sz w:val="18"/>
+                <w:lang w:val="es-PE"/>
+              </w:rPr>
+              <w:t>sesion</w:t>
+            </w:r>
+            <w:proofErr w:type="spellEnd"/>
+            <w:r>
+              <w:rPr>
+                <w:sz w:val="18"/>
+                <w:lang w:val="es-PE"/>
+              </w:rPr>
+              <w:t xml:space="preserve"> y vuelva a iniciar.</w:t>
             </w:r>
           </w:p>
         </w:tc>
@@ -7772,8 +10486,16 @@
               <w:rPr>
                 <w:sz w:val="18"/>
               </w:rPr>
-              <w:t>Sin permisos</w:t>
+              <w:t xml:space="preserve">Sin </w:t>
             </w:r>
+            <w:proofErr w:type="spellStart"/>
+            <w:r>
+              <w:rPr>
+                <w:sz w:val="18"/>
+              </w:rPr>
+              <w:t>permisos</w:t>
+            </w:r>
+            <w:proofErr w:type="spellEnd"/>
           </w:p>
         </w:tc>
         <w:tc>
@@ -7782,9 +10504,15 @@
             <w:shd w:val="clear" w:color="auto" w:fill="F2F7FB"/>
           </w:tcPr>
           <w:p>
+            <w:pPr>
+              <w:rPr>
+                <w:lang w:val="es-PE"/>
+              </w:rPr>
+            </w:pPr>
             <w:r>
               <w:rPr>
                 <w:sz w:val="18"/>
+                <w:lang w:val="es-PE"/>
               </w:rPr>
               <w:t>Verifique que su rol sea ADMIN.</w:t>
             </w:r>
@@ -7813,12 +10541,28 @@
             <w:tcW w:w="3135" w:type="dxa"/>
           </w:tcPr>
           <w:p>
+            <w:proofErr w:type="spellStart"/>
             <w:r>
               <w:rPr>
                 <w:sz w:val="18"/>
               </w:rPr>
-              <w:t>Recurso no existe</w:t>
+              <w:t>Recurso</w:t>
             </w:r>
+            <w:proofErr w:type="spellEnd"/>
+            <w:r>
+              <w:rPr>
+                <w:sz w:val="18"/>
+              </w:rPr>
+              <w:t xml:space="preserve"> no </w:t>
+            </w:r>
+            <w:proofErr w:type="spellStart"/>
+            <w:r>
+              <w:rPr>
+                <w:sz w:val="18"/>
+              </w:rPr>
+              <w:t>existe</w:t>
+            </w:r>
+            <w:proofErr w:type="spellEnd"/>
           </w:p>
         </w:tc>
         <w:tc>
@@ -7826,9 +10570,15 @@
             <w:tcW w:w="3135" w:type="dxa"/>
           </w:tcPr>
           <w:p>
+            <w:pPr>
+              <w:rPr>
+                <w:lang w:val="es-PE"/>
+              </w:rPr>
+            </w:pPr>
             <w:r>
               <w:rPr>
                 <w:sz w:val="18"/>
+                <w:lang w:val="es-PE"/>
               </w:rPr>
               <w:t>Verifique la URL o el registro.</w:t>
             </w:r>
@@ -7849,8 +10599,30 @@
               <w:rPr>
                 <w:sz w:val="18"/>
               </w:rPr>
-              <w:t>No aparecen usuarios</w:t>
+              <w:t xml:space="preserve">No </w:t>
             </w:r>
+            <w:proofErr w:type="spellStart"/>
+            <w:r>
+              <w:rPr>
+                <w:sz w:val="18"/>
+              </w:rPr>
+              <w:t>aparecen</w:t>
+            </w:r>
+            <w:proofErr w:type="spellEnd"/>
+            <w:r>
+              <w:rPr>
+                <w:sz w:val="18"/>
+              </w:rPr>
+              <w:t xml:space="preserve"> </w:t>
+            </w:r>
+            <w:proofErr w:type="spellStart"/>
+            <w:r>
+              <w:rPr>
+                <w:sz w:val="18"/>
+              </w:rPr>
+              <w:t>usuarios</w:t>
+            </w:r>
+            <w:proofErr w:type="spellEnd"/>
           </w:p>
         </w:tc>
         <w:tc>
@@ -7859,12 +10631,28 @@
             <w:shd w:val="clear" w:color="auto" w:fill="F2F7FB"/>
           </w:tcPr>
           <w:p>
+            <w:proofErr w:type="spellStart"/>
             <w:r>
               <w:rPr>
                 <w:sz w:val="18"/>
               </w:rPr>
-              <w:t>Filtro activo</w:t>
+              <w:t>Filtro</w:t>
             </w:r>
+            <w:proofErr w:type="spellEnd"/>
+            <w:r>
+              <w:rPr>
+                <w:sz w:val="18"/>
+              </w:rPr>
+              <w:t xml:space="preserve"> </w:t>
+            </w:r>
+            <w:proofErr w:type="spellStart"/>
+            <w:r>
+              <w:rPr>
+                <w:sz w:val="18"/>
+              </w:rPr>
+              <w:t>activo</w:t>
+            </w:r>
+            <w:proofErr w:type="spellEnd"/>
           </w:p>
         </w:tc>
         <w:tc>
@@ -7873,17 +10661,33 @@
             <w:shd w:val="clear" w:color="auto" w:fill="F2F7FB"/>
           </w:tcPr>
           <w:p>
+            <w:pPr>
+              <w:rPr>
+                <w:lang w:val="es-PE"/>
+              </w:rPr>
+            </w:pPr>
             <w:r>
               <w:rPr>
                 <w:sz w:val="18"/>
+                <w:lang w:val="es-PE"/>
               </w:rPr>
               <w:t xml:space="preserve">Limpie la </w:t>
             </w:r>
+            <w:proofErr w:type="spellStart"/>
             <w:r>
               <w:rPr>
                 <w:sz w:val="18"/>
+                <w:lang w:val="es-PE"/>
               </w:rPr>
-              <w:t>busqueda o recargue.</w:t>
+              <w:t>busqueda</w:t>
+            </w:r>
+            <w:proofErr w:type="spellEnd"/>
+            <w:r>
+              <w:rPr>
+                <w:sz w:val="18"/>
+                <w:lang w:val="es-PE"/>
+              </w:rPr>
+              <w:t xml:space="preserve"> o recargue.</w:t>
             </w:r>
           </w:p>
         </w:tc>
@@ -7897,9 +10701,15 @@
             <w:tcW w:w="3135" w:type="dxa"/>
           </w:tcPr>
           <w:p>
+            <w:pPr>
+              <w:rPr>
+                <w:lang w:val="es-PE"/>
+              </w:rPr>
+            </w:pPr>
             <w:r>
               <w:rPr>
                 <w:sz w:val="18"/>
+                <w:lang w:val="es-PE"/>
               </w:rPr>
               <w:t>No se guarda un producto</w:t>
             </w:r>
@@ -7914,8 +10724,16 @@
               <w:rPr>
                 <w:sz w:val="18"/>
               </w:rPr>
-              <w:t>Campos incompletos</w:t>
+              <w:t xml:space="preserve">Campos </w:t>
             </w:r>
+            <w:proofErr w:type="spellStart"/>
+            <w:r>
+              <w:rPr>
+                <w:sz w:val="18"/>
+              </w:rPr>
+              <w:t>incompletos</w:t>
+            </w:r>
+            <w:proofErr w:type="spellEnd"/>
           </w:p>
         </w:tc>
         <w:tc>
@@ -7927,7 +10745,35 @@
               <w:rPr>
                 <w:sz w:val="18"/>
               </w:rPr>
-              <w:t>Complete todos los campos.</w:t>
+              <w:t xml:space="preserve">Complete </w:t>
+            </w:r>
+            <w:proofErr w:type="spellStart"/>
+            <w:r>
+              <w:rPr>
+                <w:sz w:val="18"/>
+              </w:rPr>
+              <w:t>todos</w:t>
+            </w:r>
+            <w:proofErr w:type="spellEnd"/>
+            <w:r>
+              <w:rPr>
+                <w:sz w:val="18"/>
+              </w:rPr>
+              <w:t xml:space="preserve"> los </w:t>
+            </w:r>
+            <w:proofErr w:type="spellStart"/>
+            <w:r>
+              <w:rPr>
+                <w:sz w:val="18"/>
+              </w:rPr>
+              <w:t>campos</w:t>
+            </w:r>
+            <w:proofErr w:type="spellEnd"/>
+            <w:r>
+              <w:rPr>
+                <w:sz w:val="18"/>
+              </w:rPr>
+              <w:t>.</w:t>
             </w:r>
           </w:p>
         </w:tc>
@@ -7956,9 +10802,15 @@
             <w:shd w:val="clear" w:color="auto" w:fill="F2F7FB"/>
           </w:tcPr>
           <w:p>
+            <w:pPr>
+              <w:rPr>
+                <w:lang w:val="es-PE"/>
+              </w:rPr>
+            </w:pPr>
             <w:r>
               <w:rPr>
                 <w:sz w:val="18"/>
+                <w:lang w:val="es-PE"/>
               </w:rPr>
               <w:t>Archivo grande o formato no soportado</w:t>
             </w:r>
@@ -7974,7 +10826,35 @@
               <w:rPr>
                 <w:sz w:val="18"/>
               </w:rPr>
-              <w:t>Use imagenes &lt;5 MB en JPG/PNG.</w:t>
+              <w:t xml:space="preserve">Use </w:t>
+            </w:r>
+            <w:proofErr w:type="spellStart"/>
+            <w:r>
+              <w:rPr>
+                <w:sz w:val="18"/>
+              </w:rPr>
+              <w:t>imagenes</w:t>
+            </w:r>
+            <w:proofErr w:type="spellEnd"/>
+            <w:r>
+              <w:rPr>
+                <w:sz w:val="18"/>
+              </w:rPr>
+              <w:t xml:space="preserve"> &lt;5 MB </w:t>
+            </w:r>
+            <w:proofErr w:type="spellStart"/>
+            <w:r>
+              <w:rPr>
+                <w:sz w:val="18"/>
+              </w:rPr>
+              <w:t>en</w:t>
+            </w:r>
+            <w:proofErr w:type="spellEnd"/>
+            <w:r>
+              <w:rPr>
+                <w:sz w:val="18"/>
+              </w:rPr>
+              <w:t xml:space="preserve"> JPG/PNG.</w:t>
             </w:r>
           </w:p>
         </w:tc>
@@ -7992,8 +10872,30 @@
               <w:rPr>
                 <w:sz w:val="18"/>
               </w:rPr>
-              <w:t>No cambia estado pedido</w:t>
+              <w:t xml:space="preserve">No cambia </w:t>
             </w:r>
+            <w:proofErr w:type="spellStart"/>
+            <w:r>
+              <w:rPr>
+                <w:sz w:val="18"/>
+              </w:rPr>
+              <w:t>estado</w:t>
+            </w:r>
+            <w:proofErr w:type="spellEnd"/>
+            <w:r>
+              <w:rPr>
+                <w:sz w:val="18"/>
+              </w:rPr>
+              <w:t xml:space="preserve"> </w:t>
+            </w:r>
+            <w:proofErr w:type="spellStart"/>
+            <w:r>
+              <w:rPr>
+                <w:sz w:val="18"/>
+              </w:rPr>
+              <w:t>pedido</w:t>
+            </w:r>
+            <w:proofErr w:type="spellEnd"/>
           </w:p>
         </w:tc>
         <w:tc>
@@ -8005,8 +10907,16 @@
               <w:rPr>
                 <w:sz w:val="18"/>
               </w:rPr>
-              <w:t>Estado final alcanzado</w:t>
+              <w:t xml:space="preserve">Estado final </w:t>
             </w:r>
+            <w:proofErr w:type="spellStart"/>
+            <w:r>
+              <w:rPr>
+                <w:sz w:val="18"/>
+              </w:rPr>
+              <w:t>alcanzado</w:t>
+            </w:r>
+            <w:proofErr w:type="spellEnd"/>
           </w:p>
         </w:tc>
         <w:tc>
@@ -8014,17 +10924,17 @@
             <w:tcW w:w="3135" w:type="dxa"/>
           </w:tcPr>
           <w:p>
+            <w:pPr>
+              <w:rPr>
+                <w:lang w:val="es-PE"/>
+              </w:rPr>
+            </w:pPr>
             <w:r>
               <w:rPr>
                 <w:sz w:val="18"/>
+                <w:lang w:val="es-PE"/>
               </w:rPr>
-              <w:t xml:space="preserve">Pedidos </w:t>
-            </w:r>
-            <w:r>
-              <w:rPr>
-                <w:sz w:val="18"/>
-              </w:rPr>
-              <w:t>ENTREGADOS/CANCELADOS no se modifican.</w:t>
+              <w:t>Pedidos ENTREGADOS/CANCELADOS no se modifican.</w:t>
             </w:r>
           </w:p>
         </w:tc>
@@ -8039,12 +10949,28 @@
             <w:shd w:val="clear" w:color="auto" w:fill="F2F7FB"/>
           </w:tcPr>
           <w:p>
+            <w:proofErr w:type="spellStart"/>
             <w:r>
               <w:rPr>
                 <w:sz w:val="18"/>
               </w:rPr>
-              <w:t>Problemas de permisos</w:t>
+              <w:t>Problemas</w:t>
             </w:r>
+            <w:proofErr w:type="spellEnd"/>
+            <w:r>
+              <w:rPr>
+                <w:sz w:val="18"/>
+              </w:rPr>
+              <w:t xml:space="preserve"> de </w:t>
+            </w:r>
+            <w:proofErr w:type="spellStart"/>
+            <w:r>
+              <w:rPr>
+                <w:sz w:val="18"/>
+              </w:rPr>
+              <w:t>permisos</w:t>
+            </w:r>
+            <w:proofErr w:type="spellEnd"/>
           </w:p>
         </w:tc>
         <w:tc>
@@ -8053,12 +10979,28 @@
             <w:shd w:val="clear" w:color="auto" w:fill="F2F7FB"/>
           </w:tcPr>
           <w:p>
+            <w:proofErr w:type="spellStart"/>
             <w:r>
               <w:rPr>
                 <w:sz w:val="18"/>
               </w:rPr>
-              <w:t>Rol incorrecto</w:t>
+              <w:t>Rol</w:t>
             </w:r>
+            <w:proofErr w:type="spellEnd"/>
+            <w:r>
+              <w:rPr>
+                <w:sz w:val="18"/>
+              </w:rPr>
+              <w:t xml:space="preserve"> </w:t>
+            </w:r>
+            <w:proofErr w:type="spellStart"/>
+            <w:r>
+              <w:rPr>
+                <w:sz w:val="18"/>
+              </w:rPr>
+              <w:t>incorrecto</w:t>
+            </w:r>
+            <w:proofErr w:type="spellEnd"/>
           </w:p>
         </w:tc>
         <w:tc>
@@ -8067,9 +11009,15 @@
             <w:shd w:val="clear" w:color="auto" w:fill="F2F7FB"/>
           </w:tcPr>
           <w:p>
+            <w:pPr>
+              <w:rPr>
+                <w:lang w:val="es-PE"/>
+              </w:rPr>
+            </w:pPr>
             <w:r>
               <w:rPr>
                 <w:sz w:val="18"/>
+                <w:lang w:val="es-PE"/>
               </w:rPr>
               <w:t>Verifique que el usuario sea ADMIN.</w:t>
             </w:r>
@@ -8077,15 +11025,32 @@
         </w:tc>
       </w:tr>
     </w:tbl>
-    <w:p/>
-    <w:p>
-      <w:r>
+    <w:p>
+      <w:pPr>
+        <w:rPr>
+          <w:lang w:val="es-PE"/>
+        </w:rPr>
+      </w:pPr>
+    </w:p>
+    <w:p>
+      <w:pPr>
+        <w:rPr>
+          <w:lang w:val="es-PE"/>
+        </w:rPr>
+      </w:pPr>
+      <w:r>
+        <w:rPr>
+          <w:lang w:val="es-PE"/>
+        </w:rPr>
         <w:br w:type="page"/>
       </w:r>
     </w:p>
     <w:p>
       <w:pPr>
         <w:pStyle w:val="Ttulo1"/>
+        <w:rPr>
+          <w:lang w:val="es-PE"/>
+        </w:rPr>
       </w:pPr>
       <w:bookmarkStart w:id="59" w:name="_Toc234753007"/>
       <w:r>
@@ -8093,6 +11058,7 @@
           <w:rFonts w:ascii="Calibri" w:hAnsi="Calibri"/>
           <w:color w:val="003366"/>
           <w:sz w:val="32"/>
+          <w:lang w:val="es-PE"/>
         </w:rPr>
         <w:lastRenderedPageBreak/>
         <w:t>Preguntas frecuentes</w:t>
@@ -8100,213 +11066,796 @@
       <w:bookmarkEnd w:id="59"/>
     </w:p>
     <w:p>
+      <w:pPr>
+        <w:rPr>
+          <w:lang w:val="es-PE"/>
+        </w:rPr>
+      </w:pPr>
+      <w:proofErr w:type="gramStart"/>
       <w:r>
         <w:rPr>
           <w:b/>
-        </w:rPr>
-        <w:t>?Como creo un nuevo producto?</w:t>
+          <w:lang w:val="es-PE"/>
+        </w:rPr>
+        <w:t>?Como</w:t>
+      </w:r>
+      <w:proofErr w:type="gramEnd"/>
+      <w:r>
+        <w:rPr>
+          <w:b/>
+          <w:lang w:val="es-PE"/>
+        </w:rPr>
+        <w:t xml:space="preserve"> creo un nuevo producto?</w:t>
       </w:r>
     </w:p>
     <w:p>
       <w:pPr>
         <w:ind w:left="432"/>
-      </w:pPr>
-      <w:r>
+        <w:rPr>
+          <w:lang w:val="es-PE"/>
+        </w:rPr>
+      </w:pPr>
+      <w:r>
+        <w:rPr>
+          <w:lang w:val="es-PE"/>
+        </w:rPr>
         <w:t>Vaya a Productos y haga clic en "Nuevo Producto". Complete el formulario y guarde.</w:t>
       </w:r>
     </w:p>
-    <w:p/>
-    <w:p>
+    <w:p>
+      <w:pPr>
+        <w:rPr>
+          <w:lang w:val="es-PE"/>
+        </w:rPr>
+      </w:pPr>
+    </w:p>
+    <w:p>
+      <w:pPr>
+        <w:rPr>
+          <w:lang w:val="es-PE"/>
+        </w:rPr>
+      </w:pPr>
+      <w:proofErr w:type="gramStart"/>
       <w:r>
         <w:rPr>
           <w:b/>
-        </w:rPr>
-        <w:t>?Com</w:t>
-      </w:r>
+          <w:lang w:val="es-PE"/>
+        </w:rPr>
+        <w:t>?Como</w:t>
+      </w:r>
+      <w:proofErr w:type="gramEnd"/>
       <w:r>
         <w:rPr>
           <w:b/>
-        </w:rPr>
-        <w:t>o cambio el estado de un pedido?</w:t>
+          <w:lang w:val="es-PE"/>
+        </w:rPr>
+        <w:t xml:space="preserve"> cambio el estado de un pedido?</w:t>
       </w:r>
     </w:p>
     <w:p>
       <w:pPr>
         <w:ind w:left="432"/>
-      </w:pPr>
-      <w:r>
+        <w:rPr>
+          <w:lang w:val="es-PE"/>
+        </w:rPr>
+      </w:pPr>
+      <w:r>
+        <w:rPr>
+          <w:lang w:val="es-PE"/>
+        </w:rPr>
         <w:t>Vaya a Pedidos y use los botones Preparar, Listo, Entregar o Cancelar.</w:t>
       </w:r>
     </w:p>
-    <w:p/>
-    <w:p>
+    <w:p>
+      <w:pPr>
+        <w:rPr>
+          <w:lang w:val="es-PE"/>
+        </w:rPr>
+      </w:pPr>
+    </w:p>
+    <w:p>
+      <w:pPr>
+        <w:rPr>
+          <w:lang w:val="es-PE"/>
+        </w:rPr>
+      </w:pPr>
+      <w:proofErr w:type="gramStart"/>
       <w:r>
         <w:rPr>
           <w:b/>
-        </w:rPr>
-        <w:t>?Puedo eliminar un producto?</w:t>
+          <w:lang w:val="es-PE"/>
+        </w:rPr>
+        <w:t>?Puedo</w:t>
+      </w:r>
+      <w:proofErr w:type="gramEnd"/>
+      <w:r>
+        <w:rPr>
+          <w:b/>
+          <w:lang w:val="es-PE"/>
+        </w:rPr>
+        <w:t xml:space="preserve"> eliminar un producto?</w:t>
       </w:r>
     </w:p>
     <w:p>
       <w:pPr>
         <w:ind w:left="432"/>
-      </w:pPr>
-      <w:r>
+        <w:rPr>
+          <w:lang w:val="es-PE"/>
+        </w:rPr>
+      </w:pPr>
+      <w:r>
+        <w:rPr>
+          <w:lang w:val="es-PE"/>
+        </w:rPr>
         <w:t>Si, desde la lista de productos use el icono de papelera y confirme.</w:t>
       </w:r>
     </w:p>
-    <w:p/>
-    <w:p>
+    <w:p>
+      <w:pPr>
+        <w:rPr>
+          <w:lang w:val="es-PE"/>
+        </w:rPr>
+      </w:pPr>
+    </w:p>
+    <w:p>
+      <w:pPr>
+        <w:rPr>
+          <w:lang w:val="es-PE"/>
+        </w:rPr>
+      </w:pPr>
+      <w:proofErr w:type="gramStart"/>
       <w:r>
         <w:rPr>
           <w:b/>
-        </w:rPr>
-        <w:t>?Como agrego una promocion?</w:t>
+          <w:lang w:val="es-PE"/>
+        </w:rPr>
+        <w:t>?Como</w:t>
+      </w:r>
+      <w:proofErr w:type="gramEnd"/>
+      <w:r>
+        <w:rPr>
+          <w:b/>
+          <w:lang w:val="es-PE"/>
+        </w:rPr>
+        <w:t xml:space="preserve"> agrego una </w:t>
+      </w:r>
+      <w:proofErr w:type="spellStart"/>
+      <w:r>
+        <w:rPr>
+          <w:b/>
+          <w:lang w:val="es-PE"/>
+        </w:rPr>
+        <w:t>promocion</w:t>
+      </w:r>
+      <w:proofErr w:type="spellEnd"/>
+      <w:r>
+        <w:rPr>
+          <w:b/>
+          <w:lang w:val="es-PE"/>
+        </w:rPr>
+        <w:t>?</w:t>
       </w:r>
     </w:p>
     <w:p>
       <w:pPr>
         <w:ind w:left="432"/>
-      </w:pPr>
-      <w:r>
-        <w:t xml:space="preserve">En la seccion de </w:t>
-      </w:r>
-      <w:r>
-        <w:t>promociones, haga clic en "Nueva Promocion".</w:t>
-      </w:r>
-    </w:p>
-    <w:p/>
-    <w:p>
+        <w:rPr>
+          <w:lang w:val="es-PE"/>
+        </w:rPr>
+      </w:pPr>
+      <w:r>
+        <w:rPr>
+          <w:lang w:val="es-PE"/>
+        </w:rPr>
+        <w:t xml:space="preserve">En la </w:t>
+      </w:r>
+      <w:proofErr w:type="spellStart"/>
+      <w:r>
+        <w:rPr>
+          <w:lang w:val="es-PE"/>
+        </w:rPr>
+        <w:t>seccion</w:t>
+      </w:r>
+      <w:proofErr w:type="spellEnd"/>
+      <w:r>
+        <w:rPr>
+          <w:lang w:val="es-PE"/>
+        </w:rPr>
+        <w:t xml:space="preserve"> de promociones, haga clic en "Nueva </w:t>
+      </w:r>
+      <w:proofErr w:type="spellStart"/>
+      <w:r>
+        <w:rPr>
+          <w:lang w:val="es-PE"/>
+        </w:rPr>
+        <w:t>Promocion</w:t>
+      </w:r>
+      <w:proofErr w:type="spellEnd"/>
+      <w:r>
+        <w:rPr>
+          <w:lang w:val="es-PE"/>
+        </w:rPr>
+        <w:t>".</w:t>
+      </w:r>
+    </w:p>
+    <w:p>
+      <w:pPr>
+        <w:rPr>
+          <w:lang w:val="es-PE"/>
+        </w:rPr>
+      </w:pPr>
+    </w:p>
+    <w:p>
+      <w:pPr>
+        <w:rPr>
+          <w:lang w:val="es-PE"/>
+        </w:rPr>
+      </w:pPr>
+      <w:proofErr w:type="gramStart"/>
       <w:r>
         <w:rPr>
           <w:b/>
-        </w:rPr>
-        <w:t>?Por que un cliente no inicia sesion?</w:t>
+          <w:lang w:val="es-PE"/>
+        </w:rPr>
+        <w:t>?Por</w:t>
+      </w:r>
+      <w:proofErr w:type="gramEnd"/>
+      <w:r>
+        <w:rPr>
+          <w:b/>
+          <w:lang w:val="es-PE"/>
+        </w:rPr>
+        <w:t xml:space="preserve"> que un cliente no inicia </w:t>
+      </w:r>
+      <w:proofErr w:type="spellStart"/>
+      <w:r>
+        <w:rPr>
+          <w:b/>
+          <w:lang w:val="es-PE"/>
+        </w:rPr>
+        <w:t>sesion</w:t>
+      </w:r>
+      <w:proofErr w:type="spellEnd"/>
+      <w:r>
+        <w:rPr>
+          <w:b/>
+          <w:lang w:val="es-PE"/>
+        </w:rPr>
+        <w:t>?</w:t>
       </w:r>
     </w:p>
     <w:p>
       <w:pPr>
         <w:ind w:left="432"/>
-      </w:pPr>
-      <w:r>
-        <w:t>La cuenta podria estar desactivada. Verifique en la seccion Clientes.</w:t>
-      </w:r>
-    </w:p>
-    <w:p/>
-    <w:p>
+        <w:rPr>
+          <w:lang w:val="es-PE"/>
+        </w:rPr>
+      </w:pPr>
+      <w:r>
+        <w:rPr>
+          <w:lang w:val="es-PE"/>
+        </w:rPr>
+        <w:t xml:space="preserve">La cuenta </w:t>
+      </w:r>
+      <w:proofErr w:type="spellStart"/>
+      <w:r>
+        <w:rPr>
+          <w:lang w:val="es-PE"/>
+        </w:rPr>
+        <w:t>podria</w:t>
+      </w:r>
+      <w:proofErr w:type="spellEnd"/>
+      <w:r>
+        <w:rPr>
+          <w:lang w:val="es-PE"/>
+        </w:rPr>
+        <w:t xml:space="preserve"> estar desactivada. Verifique en la </w:t>
+      </w:r>
+      <w:proofErr w:type="spellStart"/>
+      <w:r>
+        <w:rPr>
+          <w:lang w:val="es-PE"/>
+        </w:rPr>
+        <w:t>seccion</w:t>
+      </w:r>
+      <w:proofErr w:type="spellEnd"/>
+      <w:r>
+        <w:rPr>
+          <w:lang w:val="es-PE"/>
+        </w:rPr>
+        <w:t xml:space="preserve"> Clientes.</w:t>
+      </w:r>
+    </w:p>
+    <w:p>
+      <w:pPr>
+        <w:rPr>
+          <w:lang w:val="es-PE"/>
+        </w:rPr>
+      </w:pPr>
+    </w:p>
+    <w:p>
+      <w:pPr>
+        <w:rPr>
+          <w:lang w:val="es-PE"/>
+        </w:rPr>
+      </w:pPr>
+      <w:proofErr w:type="gramStart"/>
       <w:r>
         <w:rPr>
           <w:b/>
-        </w:rPr>
-        <w:t>?Como cambio la informacion del negocio?</w:t>
+          <w:lang w:val="es-PE"/>
+        </w:rPr>
+        <w:t>?Como</w:t>
+      </w:r>
+      <w:proofErr w:type="gramEnd"/>
+      <w:r>
+        <w:rPr>
+          <w:b/>
+          <w:lang w:val="es-PE"/>
+        </w:rPr>
+        <w:t xml:space="preserve"> cambio la </w:t>
+      </w:r>
+      <w:proofErr w:type="spellStart"/>
+      <w:r>
+        <w:rPr>
+          <w:b/>
+          <w:lang w:val="es-PE"/>
+        </w:rPr>
+        <w:t>informacion</w:t>
+      </w:r>
+      <w:proofErr w:type="spellEnd"/>
+      <w:r>
+        <w:rPr>
+          <w:b/>
+          <w:lang w:val="es-PE"/>
+        </w:rPr>
+        <w:t xml:space="preserve"> del negocio?</w:t>
       </w:r>
     </w:p>
     <w:p>
       <w:pPr>
         <w:ind w:left="432"/>
-      </w:pPr>
-      <w:r>
-        <w:t>Vaya a Configuracion y edite los campos necesarios.</w:t>
-      </w:r>
-    </w:p>
-    <w:p/>
-    <w:p>
+        <w:rPr>
+          <w:lang w:val="es-PE"/>
+        </w:rPr>
+      </w:pPr>
+      <w:r>
+        <w:rPr>
+          <w:lang w:val="es-PE"/>
+        </w:rPr>
+        <w:t xml:space="preserve">Vaya a </w:t>
+      </w:r>
+      <w:proofErr w:type="spellStart"/>
+      <w:r>
+        <w:rPr>
+          <w:lang w:val="es-PE"/>
+        </w:rPr>
+        <w:t>Configuracion</w:t>
+      </w:r>
+      <w:proofErr w:type="spellEnd"/>
+      <w:r>
+        <w:rPr>
+          <w:lang w:val="es-PE"/>
+        </w:rPr>
+        <w:t xml:space="preserve"> y edite los campos necesarios.</w:t>
+      </w:r>
+    </w:p>
+    <w:p>
+      <w:pPr>
+        <w:rPr>
+          <w:lang w:val="es-PE"/>
+        </w:rPr>
+      </w:pPr>
+    </w:p>
+    <w:p>
+      <w:pPr>
+        <w:rPr>
+          <w:lang w:val="es-PE"/>
+        </w:rPr>
+      </w:pPr>
+      <w:proofErr w:type="gramStart"/>
       <w:r>
         <w:rPr>
           <w:b/>
-        </w:rPr>
-        <w:t>?Que ha</w:t>
-      </w:r>
+          <w:lang w:val="es-PE"/>
+        </w:rPr>
+        <w:t>?Que</w:t>
+      </w:r>
+      <w:proofErr w:type="gramEnd"/>
       <w:r>
         <w:rPr>
           <w:b/>
-        </w:rPr>
-        <w:t>go si olvide mi contrasena de admin?</w:t>
+          <w:lang w:val="es-PE"/>
+        </w:rPr>
+        <w:t xml:space="preserve"> hago si olvide mi </w:t>
+      </w:r>
+      <w:proofErr w:type="spellStart"/>
+      <w:r>
+        <w:rPr>
+          <w:b/>
+          <w:lang w:val="es-PE"/>
+        </w:rPr>
+        <w:t>contrasena</w:t>
+      </w:r>
+      <w:proofErr w:type="spellEnd"/>
+      <w:r>
+        <w:rPr>
+          <w:b/>
+          <w:lang w:val="es-PE"/>
+        </w:rPr>
+        <w:t xml:space="preserve"> de </w:t>
+      </w:r>
+      <w:proofErr w:type="spellStart"/>
+      <w:r>
+        <w:rPr>
+          <w:b/>
+          <w:lang w:val="es-PE"/>
+        </w:rPr>
+        <w:t>admin</w:t>
+      </w:r>
+      <w:proofErr w:type="spellEnd"/>
+      <w:r>
+        <w:rPr>
+          <w:b/>
+          <w:lang w:val="es-PE"/>
+        </w:rPr>
+        <w:t>?</w:t>
       </w:r>
     </w:p>
     <w:p>
       <w:pPr>
         <w:ind w:left="432"/>
-      </w:pPr>
-      <w:r>
-        <w:t>Use "Olvidaste tu contrasena?" en la pantalla de inicio de sesion.</w:t>
-      </w:r>
-    </w:p>
-    <w:p/>
-    <w:p>
+        <w:rPr>
+          <w:lang w:val="es-PE"/>
+        </w:rPr>
+      </w:pPr>
+      <w:proofErr w:type="gramStart"/>
+      <w:r>
+        <w:rPr>
+          <w:lang w:val="es-PE"/>
+        </w:rPr>
+        <w:t xml:space="preserve">Use "Olvidaste tu </w:t>
+      </w:r>
+      <w:proofErr w:type="spellStart"/>
+      <w:r>
+        <w:rPr>
+          <w:lang w:val="es-PE"/>
+        </w:rPr>
+        <w:t>contrasena</w:t>
+      </w:r>
+      <w:proofErr w:type="spellEnd"/>
+      <w:r>
+        <w:rPr>
+          <w:lang w:val="es-PE"/>
+        </w:rPr>
+        <w:t>?</w:t>
+      </w:r>
+      <w:proofErr w:type="gramEnd"/>
+      <w:r>
+        <w:rPr>
+          <w:lang w:val="es-PE"/>
+        </w:rPr>
+        <w:t xml:space="preserve">" en la pantalla de inicio de </w:t>
+      </w:r>
+      <w:proofErr w:type="spellStart"/>
+      <w:r>
+        <w:rPr>
+          <w:lang w:val="es-PE"/>
+        </w:rPr>
+        <w:t>sesion</w:t>
+      </w:r>
+      <w:proofErr w:type="spellEnd"/>
+      <w:r>
+        <w:rPr>
+          <w:lang w:val="es-PE"/>
+        </w:rPr>
+        <w:t>.</w:t>
+      </w:r>
+    </w:p>
+    <w:p>
+      <w:pPr>
+        <w:rPr>
+          <w:lang w:val="es-PE"/>
+        </w:rPr>
+      </w:pPr>
+    </w:p>
+    <w:p>
+      <w:pPr>
+        <w:rPr>
+          <w:lang w:val="es-PE"/>
+        </w:rPr>
+      </w:pPr>
+      <w:proofErr w:type="gramStart"/>
       <w:r>
         <w:rPr>
           <w:b/>
-        </w:rPr>
-        <w:t>?Como veo las ventas del dia?</w:t>
+          <w:lang w:val="es-PE"/>
+        </w:rPr>
+        <w:t>?Como</w:t>
+      </w:r>
+      <w:proofErr w:type="gramEnd"/>
+      <w:r>
+        <w:rPr>
+          <w:b/>
+          <w:lang w:val="es-PE"/>
+        </w:rPr>
+        <w:t xml:space="preserve"> veo las ventas del </w:t>
+      </w:r>
+      <w:proofErr w:type="spellStart"/>
+      <w:r>
+        <w:rPr>
+          <w:b/>
+          <w:lang w:val="es-PE"/>
+        </w:rPr>
+        <w:t>dia</w:t>
+      </w:r>
+      <w:proofErr w:type="spellEnd"/>
+      <w:r>
+        <w:rPr>
+          <w:b/>
+          <w:lang w:val="es-PE"/>
+        </w:rPr>
+        <w:t>?</w:t>
       </w:r>
     </w:p>
     <w:p>
       <w:pPr>
         <w:ind w:left="432"/>
-      </w:pPr>
-      <w:r>
-        <w:t>En el Dashboard, los indicadores superiores muestran ventas y pedidos del dia.</w:t>
-      </w:r>
-    </w:p>
-    <w:p/>
-    <w:p>
+        <w:rPr>
+          <w:lang w:val="es-PE"/>
+        </w:rPr>
+      </w:pPr>
+      <w:r>
+        <w:rPr>
+          <w:lang w:val="es-PE"/>
+        </w:rPr>
+        <w:t xml:space="preserve">En el </w:t>
+      </w:r>
+      <w:proofErr w:type="spellStart"/>
+      <w:r>
+        <w:rPr>
+          <w:lang w:val="es-PE"/>
+        </w:rPr>
+        <w:t>Dashboard</w:t>
+      </w:r>
+      <w:proofErr w:type="spellEnd"/>
+      <w:r>
+        <w:rPr>
+          <w:lang w:val="es-PE"/>
+        </w:rPr>
+        <w:t xml:space="preserve">, los indicadores superiores muestran ventas y pedidos del </w:t>
+      </w:r>
+      <w:proofErr w:type="spellStart"/>
+      <w:r>
+        <w:rPr>
+          <w:lang w:val="es-PE"/>
+        </w:rPr>
+        <w:t>dia</w:t>
+      </w:r>
+      <w:proofErr w:type="spellEnd"/>
+      <w:r>
+        <w:rPr>
+          <w:lang w:val="es-PE"/>
+        </w:rPr>
+        <w:t>.</w:t>
+      </w:r>
+    </w:p>
+    <w:p>
+      <w:pPr>
+        <w:rPr>
+          <w:lang w:val="es-PE"/>
+        </w:rPr>
+      </w:pPr>
+    </w:p>
+    <w:p>
+      <w:pPr>
+        <w:rPr>
+          <w:lang w:val="es-PE"/>
+        </w:rPr>
+      </w:pPr>
+      <w:proofErr w:type="gramStart"/>
       <w:r>
         <w:rPr>
           <w:b/>
-        </w:rPr>
-        <w:t>?Puedo desactivar un cliente?</w:t>
+          <w:lang w:val="es-PE"/>
+        </w:rPr>
+        <w:t>?Puedo</w:t>
+      </w:r>
+      <w:proofErr w:type="gramEnd"/>
+      <w:r>
+        <w:rPr>
+          <w:b/>
+          <w:lang w:val="es-PE"/>
+        </w:rPr>
+        <w:t xml:space="preserve"> desactivar un cliente?</w:t>
       </w:r>
     </w:p>
     <w:p>
       <w:pPr>
         <w:ind w:left="432"/>
-      </w:pPr>
-      <w:r>
+        <w:rPr>
+          <w:lang w:val="es-PE"/>
+        </w:rPr>
+      </w:pPr>
+      <w:r>
+        <w:rPr>
+          <w:lang w:val="es-PE"/>
+        </w:rPr>
         <w:lastRenderedPageBreak/>
-        <w:t>Si, mediant</w:t>
-      </w:r>
-      <w:r>
-        <w:t>e la API o contactando al desarrollador.</w:t>
-      </w:r>
-    </w:p>
-    <w:p/>
-    <w:p>
+        <w:t>Si, mediante la API o contactando al desarrollador.</w:t>
+      </w:r>
+    </w:p>
+    <w:p>
+      <w:pPr>
+        <w:rPr>
+          <w:lang w:val="es-PE"/>
+        </w:rPr>
+      </w:pPr>
+    </w:p>
+    <w:p>
+      <w:pPr>
+        <w:rPr>
+          <w:lang w:val="es-PE"/>
+        </w:rPr>
+      </w:pPr>
+      <w:proofErr w:type="gramStart"/>
       <w:r>
         <w:rPr>
           <w:b/>
-        </w:rPr>
-        <w:t>?Como se actualizan los puntos?</w:t>
+          <w:lang w:val="es-PE"/>
+        </w:rPr>
+        <w:t>?Como</w:t>
+      </w:r>
+      <w:proofErr w:type="gramEnd"/>
+      <w:r>
+        <w:rPr>
+          <w:b/>
+          <w:lang w:val="es-PE"/>
+        </w:rPr>
+        <w:t xml:space="preserve"> se actualizan los puntos?</w:t>
       </w:r>
     </w:p>
     <w:p>
       <w:pPr>
         <w:ind w:left="432"/>
-      </w:pPr>
-      <w:r>
-        <w:t>Automaticamente al cambiar un pedido a ENTREGADO.</w:t>
-      </w:r>
-    </w:p>
-    <w:p/>
-    <w:p>
+        <w:rPr>
+          <w:lang w:val="es-PE"/>
+        </w:rPr>
+      </w:pPr>
+      <w:proofErr w:type="spellStart"/>
+      <w:r>
+        <w:rPr>
+          <w:lang w:val="es-PE"/>
+        </w:rPr>
+        <w:t>Automaticamente</w:t>
+      </w:r>
+      <w:proofErr w:type="spellEnd"/>
+      <w:r>
+        <w:rPr>
+          <w:lang w:val="es-PE"/>
+        </w:rPr>
+        <w:t xml:space="preserve"> al cambiar un pedido a ENTREGADO.</w:t>
+      </w:r>
+    </w:p>
+    <w:p>
+      <w:pPr>
+        <w:rPr>
+          <w:lang w:val="es-PE"/>
+        </w:rPr>
+      </w:pPr>
+    </w:p>
+    <w:p>
+      <w:pPr>
+        <w:rPr>
+          <w:lang w:val="es-PE"/>
+        </w:rPr>
+      </w:pPr>
+      <w:proofErr w:type="gramStart"/>
       <w:r>
         <w:rPr>
           <w:b/>
-        </w:rPr>
-        <w:t>?El panel tiene WebSocket?</w:t>
+          <w:lang w:val="es-PE"/>
+        </w:rPr>
+        <w:t>?El</w:t>
+      </w:r>
+      <w:proofErr w:type="gramEnd"/>
+      <w:r>
+        <w:rPr>
+          <w:b/>
+          <w:lang w:val="es-PE"/>
+        </w:rPr>
+        <w:t xml:space="preserve"> panel tiene </w:t>
+      </w:r>
+      <w:proofErr w:type="spellStart"/>
+      <w:r>
+        <w:rPr>
+          <w:b/>
+          <w:lang w:val="es-PE"/>
+        </w:rPr>
+        <w:t>WebSocket</w:t>
+      </w:r>
+      <w:proofErr w:type="spellEnd"/>
+      <w:r>
+        <w:rPr>
+          <w:b/>
+          <w:lang w:val="es-PE"/>
+        </w:rPr>
+        <w:t>?</w:t>
       </w:r>
     </w:p>
     <w:p>
       <w:pPr>
         <w:ind w:left="432"/>
-      </w:pPr>
-      <w:r>
-        <w:t>Si, la seccion Pedidos usa WebSocket para actualizacion en tiempo real.</w:t>
-      </w:r>
-    </w:p>
-    <w:p/>
-    <w:p>
-      <w:r>
+        <w:rPr>
+          <w:lang w:val="es-PE"/>
+        </w:rPr>
+      </w:pPr>
+      <w:r>
+        <w:rPr>
+          <w:lang w:val="es-PE"/>
+        </w:rPr>
+        <w:t xml:space="preserve">Si, la </w:t>
+      </w:r>
+      <w:proofErr w:type="spellStart"/>
+      <w:r>
+        <w:rPr>
+          <w:lang w:val="es-PE"/>
+        </w:rPr>
+        <w:t>seccion</w:t>
+      </w:r>
+      <w:proofErr w:type="spellEnd"/>
+      <w:r>
+        <w:rPr>
+          <w:lang w:val="es-PE"/>
+        </w:rPr>
+        <w:t xml:space="preserve"> Pedidos usa </w:t>
+      </w:r>
+      <w:proofErr w:type="spellStart"/>
+      <w:r>
+        <w:rPr>
+          <w:lang w:val="es-PE"/>
+        </w:rPr>
+        <w:t>WebSocket</w:t>
+      </w:r>
+      <w:proofErr w:type="spellEnd"/>
+      <w:r>
+        <w:rPr>
+          <w:lang w:val="es-PE"/>
+        </w:rPr>
+        <w:t xml:space="preserve"> para </w:t>
+      </w:r>
+      <w:proofErr w:type="spellStart"/>
+      <w:r>
+        <w:rPr>
+          <w:lang w:val="es-PE"/>
+        </w:rPr>
+        <w:t>actualizacion</w:t>
+      </w:r>
+      <w:proofErr w:type="spellEnd"/>
+      <w:r>
+        <w:rPr>
+          <w:lang w:val="es-PE"/>
+        </w:rPr>
+        <w:t xml:space="preserve"> en tiempo real.</w:t>
+      </w:r>
+    </w:p>
+    <w:p>
+      <w:pPr>
+        <w:rPr>
+          <w:lang w:val="es-PE"/>
+        </w:rPr>
+      </w:pPr>
+    </w:p>
+    <w:p>
+      <w:pPr>
+        <w:rPr>
+          <w:lang w:val="es-PE"/>
+        </w:rPr>
+      </w:pPr>
+      <w:r>
+        <w:rPr>
+          <w:lang w:val="es-PE"/>
+        </w:rPr>
         <w:br w:type="page"/>
       </w:r>
     </w:p>
@@ -8315,6 +11864,7 @@
         <w:pStyle w:val="Ttulo1"/>
       </w:pPr>
       <w:bookmarkStart w:id="60" w:name="_Toc234753008"/>
+      <w:proofErr w:type="spellStart"/>
       <w:r>
         <w:rPr>
           <w:rFonts w:ascii="Calibri" w:hAnsi="Calibri"/>
@@ -8322,9 +11872,28 @@
           <w:sz w:val="32"/>
         </w:rPr>
         <w:lastRenderedPageBreak/>
-        <w:t>Glosario de terminos</w:t>
+        <w:t>Glosario</w:t>
+      </w:r>
+      <w:proofErr w:type="spellEnd"/>
+      <w:r>
+        <w:rPr>
+          <w:rFonts w:ascii="Calibri" w:hAnsi="Calibri"/>
+          <w:color w:val="003366"/>
+          <w:sz w:val="32"/>
+        </w:rPr>
+        <w:t xml:space="preserve"> de </w:t>
+      </w:r>
+      <w:proofErr w:type="spellStart"/>
+      <w:r>
+        <w:rPr>
+          <w:rFonts w:ascii="Calibri" w:hAnsi="Calibri"/>
+          <w:color w:val="003366"/>
+          <w:sz w:val="32"/>
+        </w:rPr>
+        <w:t>terminos</w:t>
       </w:r>
       <w:bookmarkEnd w:id="60"/>
+      <w:proofErr w:type="spellEnd"/>
     </w:p>
     <w:tbl>
       <w:tblPr>
@@ -8360,11 +11929,65 @@
             <w:tcW w:w="4703" w:type="dxa"/>
           </w:tcPr>
           <w:p>
+            <w:pPr>
+              <w:rPr>
+                <w:lang w:val="es-PE"/>
+              </w:rPr>
+            </w:pPr>
             <w:r>
               <w:rPr>
                 <w:sz w:val="20"/>
+                <w:lang w:val="es-PE"/>
               </w:rPr>
-              <w:t>Interfaz de programacion para comunicacion frontend-backend.</w:t>
+              <w:t xml:space="preserve">Interfaz de </w:t>
+            </w:r>
+            <w:proofErr w:type="spellStart"/>
+            <w:r>
+              <w:rPr>
+                <w:sz w:val="20"/>
+                <w:lang w:val="es-PE"/>
+              </w:rPr>
+              <w:t>programacion</w:t>
+            </w:r>
+            <w:proofErr w:type="spellEnd"/>
+            <w:r>
+              <w:rPr>
+                <w:sz w:val="20"/>
+                <w:lang w:val="es-PE"/>
+              </w:rPr>
+              <w:t xml:space="preserve"> para </w:t>
+            </w:r>
+            <w:proofErr w:type="spellStart"/>
+            <w:r>
+              <w:rPr>
+                <w:sz w:val="20"/>
+                <w:lang w:val="es-PE"/>
+              </w:rPr>
+              <w:t>comunicacion</w:t>
+            </w:r>
+            <w:proofErr w:type="spellEnd"/>
+            <w:r>
+              <w:rPr>
+                <w:sz w:val="20"/>
+                <w:lang w:val="es-PE"/>
+              </w:rPr>
+              <w:t xml:space="preserve"> </w:t>
+            </w:r>
+            <w:proofErr w:type="spellStart"/>
+            <w:r>
+              <w:rPr>
+                <w:sz w:val="20"/>
+                <w:lang w:val="es-PE"/>
+              </w:rPr>
+              <w:t>frontend-backend</w:t>
+            </w:r>
+            <w:proofErr w:type="spellEnd"/>
+            <w:r>
+              <w:rPr>
+                <w:sz w:val="20"/>
+                <w:lang w:val="es-PE"/>
+              </w:rPr>
+              <w:t>.</w:t>
             </w:r>
           </w:p>
         </w:tc>
@@ -8392,11 +12015,33 @@
             <w:tcW w:w="4703" w:type="dxa"/>
           </w:tcPr>
           <w:p>
+            <w:pPr>
+              <w:rPr>
+                <w:lang w:val="es-PE"/>
+              </w:rPr>
+            </w:pPr>
             <w:r>
               <w:rPr>
                 <w:sz w:val="20"/>
+                <w:lang w:val="es-PE"/>
               </w:rPr>
-              <w:t>Panel de control con indicadores y estadisticas.</w:t>
+              <w:t xml:space="preserve">Panel de control con indicadores y </w:t>
+            </w:r>
+            <w:proofErr w:type="spellStart"/>
+            <w:r>
+              <w:rPr>
+                <w:sz w:val="20"/>
+                <w:lang w:val="es-PE"/>
+              </w:rPr>
+              <w:t>estadisticas</w:t>
+            </w:r>
+            <w:proofErr w:type="spellEnd"/>
+            <w:r>
+              <w:rPr>
+                <w:sz w:val="20"/>
+                <w:lang w:val="es-PE"/>
+              </w:rPr>
+              <w:t>.</w:t>
             </w:r>
           </w:p>
         </w:tc>
@@ -8424,11 +12069,26 @@
             <w:tcW w:w="4703" w:type="dxa"/>
           </w:tcPr>
           <w:p>
+            <w:pPr>
+              <w:rPr>
+                <w:lang w:val="es-PE"/>
+              </w:rPr>
+            </w:pPr>
+            <w:proofErr w:type="spellStart"/>
             <w:r>
               <w:rPr>
                 <w:sz w:val="20"/>
+                <w:lang w:val="es-PE"/>
               </w:rPr>
-              <w:t>Direccion URL que expone un servicio de la API.</w:t>
+              <w:t>Direccion</w:t>
+            </w:r>
+            <w:proofErr w:type="spellEnd"/>
+            <w:r>
+              <w:rPr>
+                <w:sz w:val="20"/>
+                <w:lang w:val="es-PE"/>
+              </w:rPr>
+              <w:t xml:space="preserve"> URL que expone un servicio de la API.</w:t>
             </w:r>
           </w:p>
         </w:tc>
@@ -8456,11 +12116,33 @@
             <w:tcW w:w="4703" w:type="dxa"/>
           </w:tcPr>
           <w:p>
+            <w:pPr>
+              <w:rPr>
+                <w:lang w:val="es-PE"/>
+              </w:rPr>
+            </w:pPr>
             <w:r>
               <w:rPr>
                 <w:sz w:val="20"/>
+                <w:lang w:val="es-PE"/>
               </w:rPr>
-              <w:t>JSON Web Token utilizado para autenticacion.</w:t>
+              <w:t xml:space="preserve">JSON Web Token utilizado para </w:t>
+            </w:r>
+            <w:proofErr w:type="spellStart"/>
+            <w:r>
+              <w:rPr>
+                <w:sz w:val="20"/>
+                <w:lang w:val="es-PE"/>
+              </w:rPr>
+              <w:t>autenticacion</w:t>
+            </w:r>
+            <w:proofErr w:type="spellEnd"/>
+            <w:r>
+              <w:rPr>
+                <w:sz w:val="20"/>
+                <w:lang w:val="es-PE"/>
+              </w:rPr>
+              <w:t>.</w:t>
             </w:r>
           </w:p>
         </w:tc>
@@ -8488,17 +12170,26 @@
             <w:tcW w:w="4703" w:type="dxa"/>
           </w:tcPr>
           <w:p>
+            <w:pPr>
+              <w:rPr>
+                <w:lang w:val="es-PE"/>
+              </w:rPr>
+            </w:pPr>
+            <w:proofErr w:type="spellStart"/>
             <w:r>
               <w:rPr>
                 <w:sz w:val="20"/>
+                <w:lang w:val="es-PE"/>
               </w:rPr>
-              <w:t>Pagina princi</w:t>
+              <w:t>Pagina</w:t>
             </w:r>
+            <w:proofErr w:type="spellEnd"/>
             <w:r>
               <w:rPr>
                 <w:sz w:val="20"/>
+                <w:lang w:val="es-PE"/>
               </w:rPr>
-              <w:t>pal del sitio web.</w:t>
+              <w:t xml:space="preserve"> principal del sitio web.</w:t>
             </w:r>
           </w:p>
         </w:tc>
@@ -8512,6 +12203,7 @@
             <w:tcW w:w="4703" w:type="dxa"/>
           </w:tcPr>
           <w:p>
+            <w:proofErr w:type="spellStart"/>
             <w:r>
               <w:rPr>
                 <w:b/>
@@ -8519,6 +12211,7 @@
               </w:rPr>
               <w:t>Rol</w:t>
             </w:r>
+            <w:proofErr w:type="spellEnd"/>
           </w:p>
         </w:tc>
         <w:tc>
@@ -8526,9 +12219,15 @@
             <w:tcW w:w="4703" w:type="dxa"/>
           </w:tcPr>
           <w:p>
+            <w:pPr>
+              <w:rPr>
+                <w:lang w:val="es-PE"/>
+              </w:rPr>
+            </w:pPr>
             <w:r>
               <w:rPr>
                 <w:sz w:val="20"/>
+                <w:lang w:val="es-PE"/>
               </w:rPr>
               <w:t>Permiso asignado a un usuario (CLIENTE o ADMIN).</w:t>
             </w:r>
@@ -8558,31 +12257,97 @@
             <w:tcW w:w="4703" w:type="dxa"/>
           </w:tcPr>
           <w:p>
+            <w:pPr>
+              <w:rPr>
+                <w:lang w:val="es-PE"/>
+              </w:rPr>
+            </w:pPr>
             <w:r>
               <w:rPr>
                 <w:sz w:val="20"/>
+                <w:lang w:val="es-PE"/>
               </w:rPr>
-              <w:t>Protocolo de comunicacion en tiempo real.</w:t>
+              <w:t xml:space="preserve">Protocolo de </w:t>
+            </w:r>
+            <w:proofErr w:type="spellStart"/>
+            <w:r>
+              <w:rPr>
+                <w:sz w:val="20"/>
+                <w:lang w:val="es-PE"/>
+              </w:rPr>
+              <w:t>comunicacion</w:t>
+            </w:r>
+            <w:proofErr w:type="spellEnd"/>
+            <w:r>
+              <w:rPr>
+                <w:sz w:val="20"/>
+                <w:lang w:val="es-PE"/>
+              </w:rPr>
+              <w:t xml:space="preserve"> en tiempo real.</w:t>
             </w:r>
           </w:p>
         </w:tc>
       </w:tr>
     </w:tbl>
-    <w:p/>
+    <w:p>
+      <w:pPr>
+        <w:rPr>
+          <w:lang w:val="es-PE"/>
+        </w:rPr>
+      </w:pPr>
+    </w:p>
     <w:p>
       <w:pPr>
         <w:pStyle w:val="Ttulo1"/>
       </w:pPr>
       <w:bookmarkStart w:id="61" w:name="_Toc234753009"/>
+      <w:proofErr w:type="spellStart"/>
       <w:r>
         <w:rPr>
           <w:rFonts w:ascii="Calibri" w:hAnsi="Calibri"/>
           <w:color w:val="003366"/>
           <w:sz w:val="32"/>
         </w:rPr>
-        <w:t>Historial de versiones del documento</w:t>
+        <w:t>Historial</w:t>
+      </w:r>
+      <w:proofErr w:type="spellEnd"/>
+      <w:r>
+        <w:rPr>
+          <w:rFonts w:ascii="Calibri" w:hAnsi="Calibri"/>
+          <w:color w:val="003366"/>
+          <w:sz w:val="32"/>
+        </w:rPr>
+        <w:t xml:space="preserve"> de </w:t>
+      </w:r>
+      <w:proofErr w:type="spellStart"/>
+      <w:r>
+        <w:rPr>
+          <w:rFonts w:ascii="Calibri" w:hAnsi="Calibri"/>
+          <w:color w:val="003366"/>
+          <w:sz w:val="32"/>
+        </w:rPr>
+        <w:t>versiones</w:t>
+      </w:r>
+      <w:proofErr w:type="spellEnd"/>
+      <w:r>
+        <w:rPr>
+          <w:rFonts w:ascii="Calibri" w:hAnsi="Calibri"/>
+          <w:color w:val="003366"/>
+          <w:sz w:val="32"/>
+        </w:rPr>
+        <w:t xml:space="preserve"> del </w:t>
+      </w:r>
+      <w:proofErr w:type="spellStart"/>
+      <w:r>
+        <w:rPr>
+          <w:rFonts w:ascii="Calibri" w:hAnsi="Calibri"/>
+          <w:color w:val="003366"/>
+          <w:sz w:val="32"/>
+        </w:rPr>
+        <w:t>documento</w:t>
       </w:r>
       <w:bookmarkEnd w:id="61"/>
+      <w:proofErr w:type="spellEnd"/>
     </w:p>
     <w:tbl>
       <w:tblPr>
@@ -8628,6 +12393,7 @@
             <w:pPr>
               <w:jc w:val="center"/>
             </w:pPr>
+            <w:proofErr w:type="spellStart"/>
             <w:r>
               <w:rPr>
                 <w:b/>
@@ -8636,6 +12402,7 @@
               </w:rPr>
               <w:t>Fecha</w:t>
             </w:r>
+            <w:proofErr w:type="spellEnd"/>
           </w:p>
         </w:tc>
         <w:tc>
@@ -8647,14 +12414,34 @@
             <w:pPr>
               <w:jc w:val="center"/>
             </w:pPr>
+            <w:proofErr w:type="spellStart"/>
             <w:r>
               <w:rPr>
                 <w:b/>
                 <w:color w:val="FFFFFF"/>
                 <w:sz w:val="20"/>
               </w:rPr>
-              <w:t>Descripcion de cambios</w:t>
+              <w:t>Descripcion</w:t>
             </w:r>
+            <w:proofErr w:type="spellEnd"/>
+            <w:r>
+              <w:rPr>
+                <w:b/>
+                <w:color w:val="FFFFFF"/>
+                <w:sz w:val="20"/>
+              </w:rPr>
+              <w:t xml:space="preserve"> de </w:t>
+            </w:r>
+            <w:proofErr w:type="spellStart"/>
+            <w:r>
+              <w:rPr>
+                <w:b/>
+                <w:color w:val="FFFFFF"/>
+                <w:sz w:val="20"/>
+              </w:rPr>
+              <w:t>cambios</w:t>
+            </w:r>
+            <w:proofErr w:type="spellEnd"/>
           </w:p>
         </w:tc>
       </w:tr>
@@ -8697,13 +12484,35 @@
               <w:rPr>
                 <w:sz w:val="18"/>
               </w:rPr>
-              <w:t xml:space="preserve">Version inicial del </w:t>
+              <w:t xml:space="preserve">Version </w:t>
             </w:r>
+            <w:proofErr w:type="spellStart"/>
             <w:r>
               <w:rPr>
                 <w:sz w:val="18"/>
               </w:rPr>
-              <w:t>documento.</w:t>
+              <w:t>inicial</w:t>
+            </w:r>
+            <w:proofErr w:type="spellEnd"/>
+            <w:r>
+              <w:rPr>
+                <w:sz w:val="18"/>
+              </w:rPr>
+              <w:t xml:space="preserve"> del </w:t>
+            </w:r>
+            <w:proofErr w:type="spellStart"/>
+            <w:r>
+              <w:rPr>
+                <w:sz w:val="18"/>
+              </w:rPr>
+              <w:t>documento</w:t>
+            </w:r>
+            <w:proofErr w:type="spellEnd"/>
+            <w:r>
+              <w:rPr>
+                <w:sz w:val="18"/>
+              </w:rPr>
+              <w:t>.</w:t>
             </w:r>
           </w:p>
         </w:tc>
@@ -8715,6 +12524,7 @@
         <w:pStyle w:val="Ttulo1"/>
       </w:pPr>
       <w:bookmarkStart w:id="62" w:name="_Toc234753010"/>
+      <w:proofErr w:type="spellStart"/>
       <w:r>
         <w:rPr>
           <w:rFonts w:ascii="Calibri" w:hAnsi="Calibri"/>
@@ -8724,18 +12534,130 @@
         <w:t>Conclusiones</w:t>
       </w:r>
       <w:bookmarkEnd w:id="62"/>
-    </w:p>
-    <w:p>
-      <w:r>
-        <w:t>El Manual de Administrador de Heladeria Conejito proporciona una guia completa para la gestion y administracion del sistema. Se han documentado todas las funciones disponibles para el rol administrativo, incluyendo la gestion de p</w:t>
-      </w:r>
-      <w:r>
-        <w:t>roductos, pedidos, clientes, promociones, configuracion del negocio y reportes.</w:t>
-      </w:r>
-    </w:p>
-    <w:p>
-      <w:r>
-        <w:t>Se recomienda seguir las buenas practicas descritas para garantizar la seguridad y el correcto funcionamiento del sistema.</w:t>
+      <w:proofErr w:type="spellEnd"/>
+    </w:p>
+    <w:p>
+      <w:pPr>
+        <w:rPr>
+          <w:lang w:val="es-PE"/>
+        </w:rPr>
+      </w:pPr>
+      <w:r>
+        <w:rPr>
+          <w:lang w:val="es-PE"/>
+        </w:rPr>
+        <w:t xml:space="preserve">El Manual de Administrador de </w:t>
+      </w:r>
+      <w:proofErr w:type="spellStart"/>
+      <w:r>
+        <w:rPr>
+          <w:lang w:val="es-PE"/>
+        </w:rPr>
+        <w:t>Heladeria</w:t>
+      </w:r>
+      <w:proofErr w:type="spellEnd"/>
+      <w:r>
+        <w:rPr>
+          <w:lang w:val="es-PE"/>
+        </w:rPr>
+        <w:t xml:space="preserve"> Conejito proporciona una </w:t>
+      </w:r>
+      <w:proofErr w:type="spellStart"/>
+      <w:r>
+        <w:rPr>
+          <w:lang w:val="es-PE"/>
+        </w:rPr>
+        <w:t>guia</w:t>
+      </w:r>
+      <w:proofErr w:type="spellEnd"/>
+      <w:r>
+        <w:rPr>
+          <w:lang w:val="es-PE"/>
+        </w:rPr>
+        <w:t xml:space="preserve"> completa para la </w:t>
+      </w:r>
+      <w:proofErr w:type="spellStart"/>
+      <w:r>
+        <w:rPr>
+          <w:lang w:val="es-PE"/>
+        </w:rPr>
+        <w:t>gestion</w:t>
+      </w:r>
+      <w:proofErr w:type="spellEnd"/>
+      <w:r>
+        <w:rPr>
+          <w:lang w:val="es-PE"/>
+        </w:rPr>
+        <w:t xml:space="preserve"> y </w:t>
+      </w:r>
+      <w:proofErr w:type="spellStart"/>
+      <w:r>
+        <w:rPr>
+          <w:lang w:val="es-PE"/>
+        </w:rPr>
+        <w:t>administracion</w:t>
+      </w:r>
+      <w:proofErr w:type="spellEnd"/>
+      <w:r>
+        <w:rPr>
+          <w:lang w:val="es-PE"/>
+        </w:rPr>
+        <w:t xml:space="preserve"> del sistema. Se han documentado todas las funciones disponibles para el rol administrativo, incluyendo la </w:t>
+      </w:r>
+      <w:proofErr w:type="spellStart"/>
+      <w:r>
+        <w:rPr>
+          <w:lang w:val="es-PE"/>
+        </w:rPr>
+        <w:t>gestion</w:t>
+      </w:r>
+      <w:proofErr w:type="spellEnd"/>
+      <w:r>
+        <w:rPr>
+          <w:lang w:val="es-PE"/>
+        </w:rPr>
+        <w:t xml:space="preserve"> de productos, pedidos, clientes, promociones, </w:t>
+      </w:r>
+      <w:proofErr w:type="spellStart"/>
+      <w:r>
+        <w:rPr>
+          <w:lang w:val="es-PE"/>
+        </w:rPr>
+        <w:t>configuracion</w:t>
+      </w:r>
+      <w:proofErr w:type="spellEnd"/>
+      <w:r>
+        <w:rPr>
+          <w:lang w:val="es-PE"/>
+        </w:rPr>
+        <w:t xml:space="preserve"> del negocio y reportes.</w:t>
+      </w:r>
+    </w:p>
+    <w:p>
+      <w:pPr>
+        <w:rPr>
+          <w:lang w:val="es-PE"/>
+        </w:rPr>
+      </w:pPr>
+      <w:r>
+        <w:rPr>
+          <w:lang w:val="es-PE"/>
+        </w:rPr>
+        <w:t xml:space="preserve">Se recomienda seguir las buenas </w:t>
+      </w:r>
+      <w:proofErr w:type="spellStart"/>
+      <w:r>
+        <w:rPr>
+          <w:lang w:val="es-PE"/>
+        </w:rPr>
+        <w:t>practicas</w:t>
+      </w:r>
+      <w:proofErr w:type="spellEnd"/>
+      <w:r>
+        <w:rPr>
+          <w:lang w:val="es-PE"/>
+        </w:rPr>
+        <w:t xml:space="preserve"> descritas para garantizar la seguridad y el correcto funcionamiento del sistema.</w:t>
       </w:r>
     </w:p>
     <w:sectPr>
@@ -8789,6 +12711,7 @@
       </w:rPr>
       <w:t xml:space="preserve">Manual de </w:t>
     </w:r>
+    <w:proofErr w:type="spellStart"/>
     <w:r>
       <w:rPr>
         <w:color w:val="808080"/>
@@ -8796,6 +12719,7 @@
       </w:rPr>
       <w:t>Administrador</w:t>
     </w:r>
+    <w:proofErr w:type="spellEnd"/>
     <w:r>
       <w:rPr>
         <w:color w:val="808080"/>
@@ -8857,14 +12781,34 @@
       <w:pStyle w:val="Encabezado"/>
       <w:jc w:val="right"/>
     </w:pPr>
+    <w:proofErr w:type="spellStart"/>
     <w:r>
       <w:rPr>
         <w:b/>
         <w:color w:val="0066CC"/>
         <w:sz w:val="18"/>
       </w:rPr>
-      <w:t>Heladeria Conejito</w:t>
+      <w:t>Heladeria</w:t>
     </w:r>
+    <w:proofErr w:type="spellEnd"/>
+    <w:r>
+      <w:rPr>
+        <w:b/>
+        <w:color w:val="0066CC"/>
+        <w:sz w:val="18"/>
+      </w:rPr>
+      <w:t xml:space="preserve"> </w:t>
+    </w:r>
+    <w:proofErr w:type="spellStart"/>
+    <w:r>
+      <w:rPr>
+        <w:b/>
+        <w:color w:val="0066CC"/>
+        <w:sz w:val="18"/>
+      </w:rPr>
+      <w:t>Conejito</w:t>
+    </w:r>
+    <w:proofErr w:type="spellEnd"/>
   </w:p>
 </w:hdr>
 </file>
@@ -9357,11 +13301,6 @@
     <w:lsdException w:name="Book Title" w:uiPriority="33" w:qFormat="1"/>
     <w:lsdException w:name="Bibliography" w:semiHidden="1" w:uiPriority="37" w:unhideWhenUsed="1"/>
     <w:lsdException w:name="TOC Heading" w:semiHidden="1" w:uiPriority="39" w:unhideWhenUsed="1" w:qFormat="1"/>
-    <w:lsdException w:name="Plain Table 5" w:semiHidden="1" w:unhideWhenUsed="1"/>
-    <w:lsdException w:name="Grid Table Light" w:semiHidden="1" w:unhideWhenUsed="1"/>
-    <w:lsdException w:name="Grid Table 1 Light" w:semiHidden="1" w:unhideWhenUsed="1"/>
-    <w:lsdException w:name="Grid Table 2" w:semiHidden="1" w:unhideWhenUsed="1"/>
-    <w:lsdException w:name="Grid Table 3" w:semiHidden="1" w:unhideWhenUsed="1"/>
     <w:lsdException w:name="Grid Table 4" w:uiPriority="49"/>
     <w:lsdException w:name="Grid Table 5 Dark" w:uiPriority="50"/>
     <w:lsdException w:name="Grid Table 6 Colorful" w:uiPriority="51"/>
